--- a/output/第10期計画_介護高齢者福祉サービスガイド_構成案.docx
+++ b/output/第10期計画_介護高齢者福祉サービスガイド_構成案.docx
@@ -105,13 +105,13 @@
         <w:tblStyle w:val="TableGrid"/>
         <w:tblW w:type="auto" w:w="0"/>
         <w:tblLayout w:type="fixed"/>
-        <w:tblLook w:firstColumn="1" w:firstRow="1" w:lastColumn="0" w:lastRow="0" w:noHBand="0" w:noVBand="1" w:val="04A0"/>
         <w:tblCellMar>
           <w:top w:w="34" w:type="dxa"/>
           <w:left w:w="68" w:type="dxa"/>
           <w:bottom w:w="34" w:type="dxa"/>
           <w:right w:w="68" w:type="dxa"/>
         </w:tblCellMar>
+        <w:tblLook w:firstColumn="1" w:firstRow="1" w:lastColumn="0" w:lastRow="0" w:noHBand="0" w:noVBand="1" w:val="04A0"/>
       </w:tblPr>
       <w:tblGrid>
         <w:gridCol w:w="3251"/>
@@ -125,8 +125,8 @@
         <w:tc>
           <w:tcPr>
             <w:tcW w:type="dxa" w:w="2608"/>
-            <w:vAlign w:val="center"/>
             <w:shd w:val="clear" w:color="auto" w:fill="1F3864"/>
+            <w:vAlign w:val="center"/>
           </w:tcPr>
           <w:p>
             <w:pPr>
@@ -147,8 +147,8 @@
         <w:tc>
           <w:tcPr>
             <w:tcW w:type="dxa" w:w="3969"/>
-            <w:vAlign w:val="center"/>
             <w:shd w:val="clear" w:color="auto" w:fill="1F3864"/>
+            <w:vAlign w:val="center"/>
           </w:tcPr>
           <w:p>
             <w:pPr>
@@ -169,8 +169,8 @@
         <w:tc>
           <w:tcPr>
             <w:tcW w:type="dxa" w:w="3175"/>
-            <w:vAlign w:val="center"/>
             <w:shd w:val="clear" w:color="auto" w:fill="1F3864"/>
+            <w:vAlign w:val="center"/>
           </w:tcPr>
           <w:p>
             <w:pPr>
@@ -258,8 +258,8 @@
         <w:tc>
           <w:tcPr>
             <w:tcW w:type="dxa" w:w="2608"/>
-            <w:vAlign w:val="center"/>
-            <w:shd w:val="clear" w:color="auto" w:fill="F2F5FA"/>
+            <w:shd w:val="clear" w:color="auto" w:fill="F2F5FA"/>
+            <w:vAlign w:val="center"/>
           </w:tcPr>
           <w:p>
             <w:pPr>
@@ -278,8 +278,8 @@
         <w:tc>
           <w:tcPr>
             <w:tcW w:type="dxa" w:w="3969"/>
-            <w:vAlign w:val="center"/>
-            <w:shd w:val="clear" w:color="auto" w:fill="F2F5FA"/>
+            <w:shd w:val="clear" w:color="auto" w:fill="F2F5FA"/>
+            <w:vAlign w:val="center"/>
           </w:tcPr>
           <w:p>
             <w:pPr>
@@ -298,8 +298,8 @@
         <w:tc>
           <w:tcPr>
             <w:tcW w:type="dxa" w:w="3175"/>
-            <w:vAlign w:val="center"/>
-            <w:shd w:val="clear" w:color="auto" w:fill="F2F5FA"/>
+            <w:shd w:val="clear" w:color="auto" w:fill="F2F5FA"/>
+            <w:vAlign w:val="center"/>
           </w:tcPr>
           <w:p>
             <w:pPr>
@@ -385,8 +385,8 @@
         <w:tc>
           <w:tcPr>
             <w:tcW w:type="dxa" w:w="2608"/>
-            <w:vAlign w:val="center"/>
-            <w:shd w:val="clear" w:color="auto" w:fill="F2F5FA"/>
+            <w:shd w:val="clear" w:color="auto" w:fill="F2F5FA"/>
+            <w:vAlign w:val="center"/>
           </w:tcPr>
           <w:p>
             <w:pPr>
@@ -405,8 +405,8 @@
         <w:tc>
           <w:tcPr>
             <w:tcW w:type="dxa" w:w="3969"/>
-            <w:vAlign w:val="center"/>
-            <w:shd w:val="clear" w:color="auto" w:fill="F2F5FA"/>
+            <w:shd w:val="clear" w:color="auto" w:fill="F2F5FA"/>
+            <w:vAlign w:val="center"/>
           </w:tcPr>
           <w:p>
             <w:pPr>
@@ -425,8 +425,8 @@
         <w:tc>
           <w:tcPr>
             <w:tcW w:type="dxa" w:w="3175"/>
-            <w:vAlign w:val="center"/>
-            <w:shd w:val="clear" w:color="auto" w:fill="F2F5FA"/>
+            <w:shd w:val="clear" w:color="auto" w:fill="F2F5FA"/>
+            <w:vAlign w:val="center"/>
           </w:tcPr>
           <w:p>
             <w:pPr>
@@ -557,13 +557,13 @@
         <w:tblStyle w:val="TableGrid"/>
         <w:tblW w:type="auto" w:w="0"/>
         <w:tblLayout w:type="fixed"/>
-        <w:tblLook w:firstColumn="1" w:firstRow="1" w:lastColumn="0" w:lastRow="0" w:noHBand="0" w:noVBand="1" w:val="04A0"/>
         <w:tblCellMar>
           <w:top w:w="34" w:type="dxa"/>
           <w:left w:w="68" w:type="dxa"/>
           <w:bottom w:w="34" w:type="dxa"/>
           <w:right w:w="68" w:type="dxa"/>
         </w:tblCellMar>
+        <w:tblLook w:firstColumn="1" w:firstRow="1" w:lastColumn="0" w:lastRow="0" w:noHBand="0" w:noVBand="1" w:val="04A0"/>
       </w:tblPr>
       <w:tblGrid>
         <w:gridCol w:w="3251"/>
@@ -577,8 +577,8 @@
         <w:tc>
           <w:tcPr>
             <w:tcW w:type="dxa" w:w="907"/>
-            <w:vAlign w:val="center"/>
             <w:shd w:val="clear" w:color="auto" w:fill="1F3864"/>
+            <w:vAlign w:val="center"/>
           </w:tcPr>
           <w:p>
             <w:pPr>
@@ -599,8 +599,8 @@
         <w:tc>
           <w:tcPr>
             <w:tcW w:type="dxa" w:w="5669"/>
-            <w:vAlign w:val="center"/>
             <w:shd w:val="clear" w:color="auto" w:fill="1F3864"/>
+            <w:vAlign w:val="center"/>
           </w:tcPr>
           <w:p>
             <w:pPr>
@@ -621,8 +621,8 @@
         <w:tc>
           <w:tcPr>
             <w:tcW w:type="dxa" w:w="3175"/>
-            <w:vAlign w:val="center"/>
             <w:shd w:val="clear" w:color="auto" w:fill="1F3864"/>
+            <w:vAlign w:val="center"/>
           </w:tcPr>
           <w:p>
             <w:pPr>
@@ -711,8 +711,8 @@
         <w:tc>
           <w:tcPr>
             <w:tcW w:type="dxa" w:w="907"/>
-            <w:vAlign w:val="center"/>
-            <w:shd w:val="clear" w:color="auto" w:fill="F2F5FA"/>
+            <w:shd w:val="clear" w:color="auto" w:fill="F2F5FA"/>
+            <w:vAlign w:val="center"/>
           </w:tcPr>
           <w:p>
             <w:pPr>
@@ -732,8 +732,8 @@
         <w:tc>
           <w:tcPr>
             <w:tcW w:type="dxa" w:w="5669"/>
-            <w:vAlign w:val="center"/>
-            <w:shd w:val="clear" w:color="auto" w:fill="F2F5FA"/>
+            <w:shd w:val="clear" w:color="auto" w:fill="F2F5FA"/>
+            <w:vAlign w:val="center"/>
           </w:tcPr>
           <w:p>
             <w:pPr>
@@ -752,8 +752,8 @@
         <w:tc>
           <w:tcPr>
             <w:tcW w:type="dxa" w:w="3175"/>
-            <w:vAlign w:val="center"/>
-            <w:shd w:val="clear" w:color="auto" w:fill="F2F5FA"/>
+            <w:shd w:val="clear" w:color="auto" w:fill="F2F5FA"/>
+            <w:vAlign w:val="center"/>
           </w:tcPr>
           <w:p>
             <w:pPr>
@@ -840,8 +840,8 @@
         <w:tc>
           <w:tcPr>
             <w:tcW w:type="dxa" w:w="907"/>
-            <w:vAlign w:val="center"/>
-            <w:shd w:val="clear" w:color="auto" w:fill="F2F5FA"/>
+            <w:shd w:val="clear" w:color="auto" w:fill="F2F5FA"/>
+            <w:vAlign w:val="center"/>
           </w:tcPr>
           <w:p>
             <w:pPr>
@@ -861,8 +861,8 @@
         <w:tc>
           <w:tcPr>
             <w:tcW w:type="dxa" w:w="5669"/>
-            <w:vAlign w:val="center"/>
-            <w:shd w:val="clear" w:color="auto" w:fill="F2F5FA"/>
+            <w:shd w:val="clear" w:color="auto" w:fill="F2F5FA"/>
+            <w:vAlign w:val="center"/>
           </w:tcPr>
           <w:p>
             <w:pPr>
@@ -881,8 +881,8 @@
         <w:tc>
           <w:tcPr>
             <w:tcW w:type="dxa" w:w="3175"/>
-            <w:vAlign w:val="center"/>
-            <w:shd w:val="clear" w:color="auto" w:fill="F2F5FA"/>
+            <w:shd w:val="clear" w:color="auto" w:fill="F2F5FA"/>
+            <w:vAlign w:val="center"/>
           </w:tcPr>
           <w:p>
             <w:pPr>
@@ -969,8 +969,8 @@
         <w:tc>
           <w:tcPr>
             <w:tcW w:type="dxa" w:w="907"/>
-            <w:vAlign w:val="center"/>
-            <w:shd w:val="clear" w:color="auto" w:fill="F2F5FA"/>
+            <w:shd w:val="clear" w:color="auto" w:fill="F2F5FA"/>
+            <w:vAlign w:val="center"/>
           </w:tcPr>
           <w:p>
             <w:pPr>
@@ -990,8 +990,8 @@
         <w:tc>
           <w:tcPr>
             <w:tcW w:type="dxa" w:w="5669"/>
-            <w:vAlign w:val="center"/>
-            <w:shd w:val="clear" w:color="auto" w:fill="F2F5FA"/>
+            <w:shd w:val="clear" w:color="auto" w:fill="F2F5FA"/>
+            <w:vAlign w:val="center"/>
           </w:tcPr>
           <w:p>
             <w:pPr>
@@ -1010,8 +1010,8 @@
         <w:tc>
           <w:tcPr>
             <w:tcW w:type="dxa" w:w="3175"/>
-            <w:vAlign w:val="center"/>
-            <w:shd w:val="clear" w:color="auto" w:fill="F2F5FA"/>
+            <w:shd w:val="clear" w:color="auto" w:fill="F2F5FA"/>
+            <w:vAlign w:val="center"/>
           </w:tcPr>
           <w:p>
             <w:pPr>
@@ -1098,8 +1098,8 @@
         <w:tc>
           <w:tcPr>
             <w:tcW w:type="dxa" w:w="907"/>
-            <w:vAlign w:val="center"/>
-            <w:shd w:val="clear" w:color="auto" w:fill="F2F5FA"/>
+            <w:shd w:val="clear" w:color="auto" w:fill="F2F5FA"/>
+            <w:vAlign w:val="center"/>
           </w:tcPr>
           <w:p>
             <w:pPr>
@@ -1119,8 +1119,8 @@
         <w:tc>
           <w:tcPr>
             <w:tcW w:type="dxa" w:w="5669"/>
-            <w:vAlign w:val="center"/>
-            <w:shd w:val="clear" w:color="auto" w:fill="F2F5FA"/>
+            <w:shd w:val="clear" w:color="auto" w:fill="F2F5FA"/>
+            <w:vAlign w:val="center"/>
           </w:tcPr>
           <w:p>
             <w:pPr>
@@ -1139,8 +1139,8 @@
         <w:tc>
           <w:tcPr>
             <w:tcW w:type="dxa" w:w="3175"/>
-            <w:vAlign w:val="center"/>
-            <w:shd w:val="clear" w:color="auto" w:fill="F2F5FA"/>
+            <w:shd w:val="clear" w:color="auto" w:fill="F2F5FA"/>
+            <w:vAlign w:val="center"/>
           </w:tcPr>
           <w:p>
             <w:pPr>
@@ -1227,8 +1227,8 @@
         <w:tc>
           <w:tcPr>
             <w:tcW w:type="dxa" w:w="907"/>
-            <w:vAlign w:val="center"/>
-            <w:shd w:val="clear" w:color="auto" w:fill="F2F5FA"/>
+            <w:shd w:val="clear" w:color="auto" w:fill="F2F5FA"/>
+            <w:vAlign w:val="center"/>
           </w:tcPr>
           <w:p>
             <w:pPr>
@@ -1248,8 +1248,8 @@
         <w:tc>
           <w:tcPr>
             <w:tcW w:type="dxa" w:w="5669"/>
-            <w:vAlign w:val="center"/>
-            <w:shd w:val="clear" w:color="auto" w:fill="F2F5FA"/>
+            <w:shd w:val="clear" w:color="auto" w:fill="F2F5FA"/>
+            <w:vAlign w:val="center"/>
           </w:tcPr>
           <w:p>
             <w:pPr>
@@ -1268,8 +1268,8 @@
         <w:tc>
           <w:tcPr>
             <w:tcW w:type="dxa" w:w="3175"/>
-            <w:vAlign w:val="center"/>
-            <w:shd w:val="clear" w:color="auto" w:fill="F2F5FA"/>
+            <w:shd w:val="clear" w:color="auto" w:fill="F2F5FA"/>
+            <w:vAlign w:val="center"/>
           </w:tcPr>
           <w:p>
             <w:pPr>
@@ -1356,8 +1356,8 @@
         <w:tc>
           <w:tcPr>
             <w:tcW w:type="dxa" w:w="907"/>
-            <w:vAlign w:val="center"/>
-            <w:shd w:val="clear" w:color="auto" w:fill="F2F5FA"/>
+            <w:shd w:val="clear" w:color="auto" w:fill="F2F5FA"/>
+            <w:vAlign w:val="center"/>
           </w:tcPr>
           <w:p>
             <w:pPr>
@@ -1377,8 +1377,8 @@
         <w:tc>
           <w:tcPr>
             <w:tcW w:type="dxa" w:w="5669"/>
-            <w:vAlign w:val="center"/>
-            <w:shd w:val="clear" w:color="auto" w:fill="F2F5FA"/>
+            <w:shd w:val="clear" w:color="auto" w:fill="F2F5FA"/>
+            <w:vAlign w:val="center"/>
           </w:tcPr>
           <w:p>
             <w:pPr>
@@ -1397,8 +1397,8 @@
         <w:tc>
           <w:tcPr>
             <w:tcW w:type="dxa" w:w="3175"/>
-            <w:vAlign w:val="center"/>
-            <w:shd w:val="clear" w:color="auto" w:fill="F2F5FA"/>
+            <w:shd w:val="clear" w:color="auto" w:fill="F2F5FA"/>
+            <w:vAlign w:val="center"/>
           </w:tcPr>
           <w:p>
             <w:pPr>
@@ -1485,8 +1485,8 @@
         <w:tc>
           <w:tcPr>
             <w:tcW w:type="dxa" w:w="907"/>
-            <w:vAlign w:val="center"/>
-            <w:shd w:val="clear" w:color="auto" w:fill="F2F5FA"/>
+            <w:shd w:val="clear" w:color="auto" w:fill="F2F5FA"/>
+            <w:vAlign w:val="center"/>
           </w:tcPr>
           <w:p>
             <w:pPr>
@@ -1506,8 +1506,8 @@
         <w:tc>
           <w:tcPr>
             <w:tcW w:type="dxa" w:w="5669"/>
-            <w:vAlign w:val="center"/>
-            <w:shd w:val="clear" w:color="auto" w:fill="F2F5FA"/>
+            <w:shd w:val="clear" w:color="auto" w:fill="F2F5FA"/>
+            <w:vAlign w:val="center"/>
           </w:tcPr>
           <w:p>
             <w:pPr>
@@ -1526,8 +1526,8 @@
         <w:tc>
           <w:tcPr>
             <w:tcW w:type="dxa" w:w="3175"/>
-            <w:vAlign w:val="center"/>
-            <w:shd w:val="clear" w:color="auto" w:fill="F2F5FA"/>
+            <w:shd w:val="clear" w:color="auto" w:fill="F2F5FA"/>
+            <w:vAlign w:val="center"/>
           </w:tcPr>
           <w:p>
             <w:pPr>
@@ -1614,8 +1614,8 @@
         <w:tc>
           <w:tcPr>
             <w:tcW w:type="dxa" w:w="907"/>
-            <w:vAlign w:val="center"/>
-            <w:shd w:val="clear" w:color="auto" w:fill="F2F5FA"/>
+            <w:shd w:val="clear" w:color="auto" w:fill="F2F5FA"/>
+            <w:vAlign w:val="center"/>
           </w:tcPr>
           <w:p>
             <w:pPr>
@@ -1635,8 +1635,8 @@
         <w:tc>
           <w:tcPr>
             <w:tcW w:type="dxa" w:w="5669"/>
-            <w:vAlign w:val="center"/>
-            <w:shd w:val="clear" w:color="auto" w:fill="F2F5FA"/>
+            <w:shd w:val="clear" w:color="auto" w:fill="F2F5FA"/>
+            <w:vAlign w:val="center"/>
           </w:tcPr>
           <w:p>
             <w:pPr>
@@ -1655,8 +1655,8 @@
         <w:tc>
           <w:tcPr>
             <w:tcW w:type="dxa" w:w="3175"/>
-            <w:vAlign w:val="center"/>
-            <w:shd w:val="clear" w:color="auto" w:fill="F2F5FA"/>
+            <w:shd w:val="clear" w:color="auto" w:fill="F2F5FA"/>
+            <w:vAlign w:val="center"/>
           </w:tcPr>
           <w:p>
             <w:pPr>
@@ -1786,13 +1786,13 @@
         <w:tblStyle w:val="TableGrid"/>
         <w:tblW w:type="auto" w:w="0"/>
         <w:tblLayout w:type="fixed"/>
-        <w:tblLook w:firstColumn="1" w:firstRow="1" w:lastColumn="0" w:lastRow="0" w:noHBand="0" w:noVBand="1" w:val="04A0"/>
         <w:tblCellMar>
           <w:top w:w="34" w:type="dxa"/>
           <w:left w:w="68" w:type="dxa"/>
           <w:bottom w:w="34" w:type="dxa"/>
           <w:right w:w="68" w:type="dxa"/>
         </w:tblCellMar>
+        <w:tblLook w:firstColumn="1" w:firstRow="1" w:lastColumn="0" w:lastRow="0" w:noHBand="0" w:noVBand="1" w:val="04A0"/>
       </w:tblPr>
       <w:tblGrid>
         <w:gridCol w:w="3251"/>
@@ -1806,8 +1806,8 @@
         <w:tc>
           <w:tcPr>
             <w:tcW w:type="dxa" w:w="1928"/>
-            <w:vAlign w:val="center"/>
             <w:shd w:val="clear" w:color="auto" w:fill="1F3864"/>
+            <w:vAlign w:val="center"/>
           </w:tcPr>
           <w:p>
             <w:pPr>
@@ -1828,8 +1828,8 @@
         <w:tc>
           <w:tcPr>
             <w:tcW w:type="dxa" w:w="3061"/>
-            <w:vAlign w:val="center"/>
             <w:shd w:val="clear" w:color="auto" w:fill="1F3864"/>
+            <w:vAlign w:val="center"/>
           </w:tcPr>
           <w:p>
             <w:pPr>
@@ -1850,8 +1850,8 @@
         <w:tc>
           <w:tcPr>
             <w:tcW w:type="dxa" w:w="4762"/>
-            <w:vAlign w:val="center"/>
             <w:shd w:val="clear" w:color="auto" w:fill="1F3864"/>
+            <w:vAlign w:val="center"/>
           </w:tcPr>
           <w:p>
             <w:pPr>
@@ -1939,8 +1939,8 @@
         <w:tc>
           <w:tcPr>
             <w:tcW w:type="dxa" w:w="1928"/>
-            <w:vAlign w:val="center"/>
-            <w:shd w:val="clear" w:color="auto" w:fill="F2F5FA"/>
+            <w:shd w:val="clear" w:color="auto" w:fill="F2F5FA"/>
+            <w:vAlign w:val="center"/>
           </w:tcPr>
           <w:p>
             <w:pPr>
@@ -1959,8 +1959,8 @@
         <w:tc>
           <w:tcPr>
             <w:tcW w:type="dxa" w:w="3061"/>
-            <w:vAlign w:val="center"/>
-            <w:shd w:val="clear" w:color="auto" w:fill="F2F5FA"/>
+            <w:shd w:val="clear" w:color="auto" w:fill="F2F5FA"/>
+            <w:vAlign w:val="center"/>
           </w:tcPr>
           <w:p>
             <w:pPr>
@@ -1979,8 +1979,8 @@
         <w:tc>
           <w:tcPr>
             <w:tcW w:type="dxa" w:w="4762"/>
-            <w:vAlign w:val="center"/>
-            <w:shd w:val="clear" w:color="auto" w:fill="F2F5FA"/>
+            <w:shd w:val="clear" w:color="auto" w:fill="F2F5FA"/>
+            <w:vAlign w:val="center"/>
           </w:tcPr>
           <w:p>
             <w:pPr>
@@ -2017,13 +2017,13 @@
         <w:tblStyle w:val="TableGrid"/>
         <w:tblW w:type="auto" w:w="0"/>
         <w:tblLayout w:type="fixed"/>
-        <w:tblLook w:firstColumn="1" w:firstRow="1" w:lastColumn="0" w:lastRow="0" w:noHBand="0" w:noVBand="1" w:val="04A0"/>
         <w:tblCellMar>
           <w:top w:w="34" w:type="dxa"/>
           <w:left w:w="68" w:type="dxa"/>
           <w:bottom w:w="34" w:type="dxa"/>
           <w:right w:w="68" w:type="dxa"/>
         </w:tblCellMar>
+        <w:tblLook w:firstColumn="1" w:firstRow="1" w:lastColumn="0" w:lastRow="0" w:noHBand="0" w:noVBand="1" w:val="04A0"/>
       </w:tblPr>
       <w:tblGrid>
         <w:gridCol w:w="4876"/>
@@ -2036,8 +2036,8 @@
         <w:tc>
           <w:tcPr>
             <w:tcW w:type="dxa" w:w="1361"/>
-            <w:vAlign w:val="center"/>
             <w:shd w:val="clear" w:color="auto" w:fill="1F3864"/>
+            <w:vAlign w:val="center"/>
           </w:tcPr>
           <w:p>
             <w:pPr>
@@ -2058,8 +2058,8 @@
         <w:tc>
           <w:tcPr>
             <w:tcW w:type="dxa" w:w="8391"/>
-            <w:vAlign w:val="center"/>
             <w:shd w:val="clear" w:color="auto" w:fill="1F3864"/>
+            <w:vAlign w:val="center"/>
           </w:tcPr>
           <w:p>
             <w:pPr>
@@ -2129,8 +2129,8 @@
         <w:tc>
           <w:tcPr>
             <w:tcW w:type="dxa" w:w="1361"/>
-            <w:vAlign w:val="center"/>
-            <w:shd w:val="clear" w:color="auto" w:fill="F2F5FA"/>
+            <w:shd w:val="clear" w:color="auto" w:fill="F2F5FA"/>
+            <w:vAlign w:val="center"/>
           </w:tcPr>
           <w:p>
             <w:pPr>
@@ -2150,8 +2150,8 @@
         <w:tc>
           <w:tcPr>
             <w:tcW w:type="dxa" w:w="8391"/>
-            <w:vAlign w:val="center"/>
-            <w:shd w:val="clear" w:color="auto" w:fill="F2F5FA"/>
+            <w:shd w:val="clear" w:color="auto" w:fill="F2F5FA"/>
+            <w:vAlign w:val="center"/>
           </w:tcPr>
           <w:p>
             <w:pPr>
@@ -2219,8 +2219,8 @@
         <w:tc>
           <w:tcPr>
             <w:tcW w:type="dxa" w:w="1361"/>
-            <w:vAlign w:val="center"/>
-            <w:shd w:val="clear" w:color="auto" w:fill="F2F5FA"/>
+            <w:shd w:val="clear" w:color="auto" w:fill="F2F5FA"/>
+            <w:vAlign w:val="center"/>
           </w:tcPr>
           <w:p>
             <w:pPr>
@@ -2240,8 +2240,8 @@
         <w:tc>
           <w:tcPr>
             <w:tcW w:type="dxa" w:w="8391"/>
-            <w:vAlign w:val="center"/>
-            <w:shd w:val="clear" w:color="auto" w:fill="F2F5FA"/>
+            <w:shd w:val="clear" w:color="auto" w:fill="F2F5FA"/>
+            <w:vAlign w:val="center"/>
           </w:tcPr>
           <w:p>
             <w:pPr>
@@ -2309,8 +2309,8 @@
         <w:tc>
           <w:tcPr>
             <w:tcW w:type="dxa" w:w="1361"/>
-            <w:vAlign w:val="center"/>
-            <w:shd w:val="clear" w:color="auto" w:fill="F2F5FA"/>
+            <w:shd w:val="clear" w:color="auto" w:fill="F2F5FA"/>
+            <w:vAlign w:val="center"/>
           </w:tcPr>
           <w:p>
             <w:pPr>
@@ -2330,8 +2330,8 @@
         <w:tc>
           <w:tcPr>
             <w:tcW w:type="dxa" w:w="8391"/>
-            <w:vAlign w:val="center"/>
-            <w:shd w:val="clear" w:color="auto" w:fill="F2F5FA"/>
+            <w:shd w:val="clear" w:color="auto" w:fill="F2F5FA"/>
+            <w:vAlign w:val="center"/>
           </w:tcPr>
           <w:p>
             <w:pPr>
@@ -2489,13 +2489,13 @@
         <w:tblStyle w:val="TableGrid"/>
         <w:tblW w:type="auto" w:w="0"/>
         <w:tblLayout w:type="fixed"/>
-        <w:tblLook w:firstColumn="1" w:firstRow="1" w:lastColumn="0" w:lastRow="0" w:noHBand="0" w:noVBand="1" w:val="04A0"/>
         <w:tblCellMar>
           <w:top w:w="34" w:type="dxa"/>
           <w:left w:w="68" w:type="dxa"/>
           <w:bottom w:w="34" w:type="dxa"/>
           <w:right w:w="68" w:type="dxa"/>
         </w:tblCellMar>
+        <w:tblLook w:firstColumn="1" w:firstRow="1" w:lastColumn="0" w:lastRow="0" w:noHBand="0" w:noVBand="1" w:val="04A0"/>
       </w:tblPr>
       <w:tblGrid>
         <w:gridCol w:w="2438"/>
@@ -2510,8 +2510,8 @@
         <w:tc>
           <w:tcPr>
             <w:tcW w:type="dxa" w:w="680"/>
-            <w:vAlign w:val="center"/>
             <w:shd w:val="clear" w:color="auto" w:fill="1F3864"/>
+            <w:vAlign w:val="center"/>
           </w:tcPr>
           <w:p>
             <w:pPr>
@@ -2532,8 +2532,8 @@
         <w:tc>
           <w:tcPr>
             <w:tcW w:type="dxa" w:w="1474"/>
-            <w:vAlign w:val="center"/>
             <w:shd w:val="clear" w:color="auto" w:fill="1F3864"/>
+            <w:vAlign w:val="center"/>
           </w:tcPr>
           <w:p>
             <w:pPr>
@@ -2554,8 +2554,8 @@
         <w:tc>
           <w:tcPr>
             <w:tcW w:type="dxa" w:w="4989"/>
-            <w:vAlign w:val="center"/>
             <w:shd w:val="clear" w:color="auto" w:fill="1F3864"/>
+            <w:vAlign w:val="center"/>
           </w:tcPr>
           <w:p>
             <w:pPr>
@@ -2576,8 +2576,8 @@
         <w:tc>
           <w:tcPr>
             <w:tcW w:type="dxa" w:w="2608"/>
-            <w:vAlign w:val="center"/>
             <w:shd w:val="clear" w:color="auto" w:fill="1F3864"/>
+            <w:vAlign w:val="center"/>
           </w:tcPr>
           <w:p>
             <w:pPr>
@@ -2685,8 +2685,8 @@
         <w:tc>
           <w:tcPr>
             <w:tcW w:type="dxa" w:w="680"/>
-            <w:vAlign w:val="center"/>
-            <w:shd w:val="clear" w:color="auto" w:fill="F2F5FA"/>
+            <w:shd w:val="clear" w:color="auto" w:fill="F2F5FA"/>
+            <w:vAlign w:val="center"/>
           </w:tcPr>
           <w:p>
             <w:pPr>
@@ -2706,8 +2706,8 @@
         <w:tc>
           <w:tcPr>
             <w:tcW w:type="dxa" w:w="1474"/>
-            <w:vAlign w:val="center"/>
-            <w:shd w:val="clear" w:color="auto" w:fill="F2F5FA"/>
+            <w:shd w:val="clear" w:color="auto" w:fill="F2F5FA"/>
+            <w:vAlign w:val="center"/>
           </w:tcPr>
           <w:p>
             <w:pPr>
@@ -2726,8 +2726,8 @@
         <w:tc>
           <w:tcPr>
             <w:tcW w:type="dxa" w:w="4989"/>
-            <w:vAlign w:val="center"/>
-            <w:shd w:val="clear" w:color="auto" w:fill="F2F5FA"/>
+            <w:shd w:val="clear" w:color="auto" w:fill="F2F5FA"/>
+            <w:vAlign w:val="center"/>
           </w:tcPr>
           <w:p>
             <w:pPr>
@@ -2746,8 +2746,8 @@
         <w:tc>
           <w:tcPr>
             <w:tcW w:type="dxa" w:w="2608"/>
-            <w:vAlign w:val="center"/>
-            <w:shd w:val="clear" w:color="auto" w:fill="F2F5FA"/>
+            <w:shd w:val="clear" w:color="auto" w:fill="F2F5FA"/>
+            <w:vAlign w:val="center"/>
           </w:tcPr>
           <w:p>
             <w:pPr>
@@ -2853,8 +2853,8 @@
         <w:tc>
           <w:tcPr>
             <w:tcW w:type="dxa" w:w="680"/>
-            <w:vAlign w:val="center"/>
-            <w:shd w:val="clear" w:color="auto" w:fill="F2F5FA"/>
+            <w:shd w:val="clear" w:color="auto" w:fill="F2F5FA"/>
+            <w:vAlign w:val="center"/>
           </w:tcPr>
           <w:p>
             <w:pPr>
@@ -2874,8 +2874,8 @@
         <w:tc>
           <w:tcPr>
             <w:tcW w:type="dxa" w:w="1474"/>
-            <w:vAlign w:val="center"/>
-            <w:shd w:val="clear" w:color="auto" w:fill="F2F5FA"/>
+            <w:shd w:val="clear" w:color="auto" w:fill="F2F5FA"/>
+            <w:vAlign w:val="center"/>
           </w:tcPr>
           <w:p>
             <w:pPr>
@@ -2894,8 +2894,8 @@
         <w:tc>
           <w:tcPr>
             <w:tcW w:type="dxa" w:w="4989"/>
-            <w:vAlign w:val="center"/>
-            <w:shd w:val="clear" w:color="auto" w:fill="F2F5FA"/>
+            <w:shd w:val="clear" w:color="auto" w:fill="F2F5FA"/>
+            <w:vAlign w:val="center"/>
           </w:tcPr>
           <w:p>
             <w:pPr>
@@ -2914,8 +2914,8 @@
         <w:tc>
           <w:tcPr>
             <w:tcW w:type="dxa" w:w="2608"/>
-            <w:vAlign w:val="center"/>
-            <w:shd w:val="clear" w:color="auto" w:fill="F2F5FA"/>
+            <w:shd w:val="clear" w:color="auto" w:fill="F2F5FA"/>
+            <w:vAlign w:val="center"/>
           </w:tcPr>
           <w:p>
             <w:pPr>
@@ -3097,13 +3097,13 @@
         <w:tblStyle w:val="TableGrid"/>
         <w:tblW w:type="auto" w:w="0"/>
         <w:tblLayout w:type="fixed"/>
-        <w:tblLook w:firstColumn="1" w:firstRow="1" w:lastColumn="0" w:lastRow="0" w:noHBand="0" w:noVBand="1" w:val="04A0"/>
         <w:tblCellMar>
           <w:top w:w="34" w:type="dxa"/>
           <w:left w:w="68" w:type="dxa"/>
           <w:bottom w:w="34" w:type="dxa"/>
           <w:right w:w="68" w:type="dxa"/>
         </w:tblCellMar>
+        <w:tblLook w:firstColumn="1" w:firstRow="1" w:lastColumn="0" w:lastRow="0" w:noHBand="0" w:noVBand="1" w:val="04A0"/>
       </w:tblPr>
       <w:tblGrid>
         <w:gridCol w:w="4876"/>
@@ -3116,8 +3116,8 @@
         <w:tc>
           <w:tcPr>
             <w:tcW w:type="dxa" w:w="2835"/>
-            <w:vAlign w:val="center"/>
             <w:shd w:val="clear" w:color="auto" w:fill="1F3864"/>
+            <w:vAlign w:val="center"/>
           </w:tcPr>
           <w:p>
             <w:pPr>
@@ -3138,8 +3138,8 @@
         <w:tc>
           <w:tcPr>
             <w:tcW w:type="dxa" w:w="6917"/>
-            <w:vAlign w:val="center"/>
             <w:shd w:val="clear" w:color="auto" w:fill="1F3864"/>
+            <w:vAlign w:val="center"/>
           </w:tcPr>
           <w:p>
             <w:pPr>
@@ -3208,8 +3208,8 @@
         <w:tc>
           <w:tcPr>
             <w:tcW w:type="dxa" w:w="2835"/>
-            <w:vAlign w:val="center"/>
-            <w:shd w:val="clear" w:color="auto" w:fill="F2F5FA"/>
+            <w:shd w:val="clear" w:color="auto" w:fill="F2F5FA"/>
+            <w:vAlign w:val="center"/>
           </w:tcPr>
           <w:p>
             <w:pPr>
@@ -3228,8 +3228,8 @@
         <w:tc>
           <w:tcPr>
             <w:tcW w:type="dxa" w:w="6917"/>
-            <w:vAlign w:val="center"/>
-            <w:shd w:val="clear" w:color="auto" w:fill="F2F5FA"/>
+            <w:shd w:val="clear" w:color="auto" w:fill="F2F5FA"/>
+            <w:vAlign w:val="center"/>
           </w:tcPr>
           <w:p>
             <w:pPr>
@@ -3296,8 +3296,8 @@
         <w:tc>
           <w:tcPr>
             <w:tcW w:type="dxa" w:w="2835"/>
-            <w:vAlign w:val="center"/>
-            <w:shd w:val="clear" w:color="auto" w:fill="F2F5FA"/>
+            <w:shd w:val="clear" w:color="auto" w:fill="F2F5FA"/>
+            <w:vAlign w:val="center"/>
           </w:tcPr>
           <w:p>
             <w:pPr>
@@ -3316,8 +3316,8 @@
         <w:tc>
           <w:tcPr>
             <w:tcW w:type="dxa" w:w="6917"/>
-            <w:vAlign w:val="center"/>
-            <w:shd w:val="clear" w:color="auto" w:fill="F2F5FA"/>
+            <w:shd w:val="clear" w:color="auto" w:fill="F2F5FA"/>
+            <w:vAlign w:val="center"/>
           </w:tcPr>
           <w:p>
             <w:pPr>
@@ -3426,13 +3426,13 @@
         <w:tblStyle w:val="TableGrid"/>
         <w:tblW w:type="auto" w:w="0"/>
         <w:tblLayout w:type="fixed"/>
-        <w:tblLook w:firstColumn="1" w:firstRow="1" w:lastColumn="0" w:lastRow="0" w:noHBand="0" w:noVBand="1" w:val="04A0"/>
         <w:tblCellMar>
           <w:top w:w="34" w:type="dxa"/>
           <w:left w:w="68" w:type="dxa"/>
           <w:bottom w:w="34" w:type="dxa"/>
           <w:right w:w="68" w:type="dxa"/>
         </w:tblCellMar>
+        <w:tblLook w:firstColumn="1" w:firstRow="1" w:lastColumn="0" w:lastRow="0" w:noHBand="0" w:noVBand="1" w:val="04A0"/>
       </w:tblPr>
       <w:tblGrid>
         <w:gridCol w:w="4876"/>
@@ -3445,8 +3445,8 @@
         <w:tc>
           <w:tcPr>
             <w:tcW w:type="dxa" w:w="2381"/>
-            <w:vAlign w:val="center"/>
             <w:shd w:val="clear" w:color="auto" w:fill="1F3864"/>
+            <w:vAlign w:val="center"/>
           </w:tcPr>
           <w:p>
             <w:pPr>
@@ -3467,8 +3467,8 @@
         <w:tc>
           <w:tcPr>
             <w:tcW w:type="dxa" w:w="7370"/>
-            <w:vAlign w:val="center"/>
             <w:shd w:val="clear" w:color="auto" w:fill="1F3864"/>
+            <w:vAlign w:val="center"/>
           </w:tcPr>
           <w:p>
             <w:pPr>
@@ -3537,8 +3537,8 @@
         <w:tc>
           <w:tcPr>
             <w:tcW w:type="dxa" w:w="2381"/>
-            <w:vAlign w:val="center"/>
-            <w:shd w:val="clear" w:color="auto" w:fill="F2F5FA"/>
+            <w:shd w:val="clear" w:color="auto" w:fill="F2F5FA"/>
+            <w:vAlign w:val="center"/>
           </w:tcPr>
           <w:p>
             <w:pPr>
@@ -3557,8 +3557,8 @@
         <w:tc>
           <w:tcPr>
             <w:tcW w:type="dxa" w:w="7370"/>
-            <w:vAlign w:val="center"/>
-            <w:shd w:val="clear" w:color="auto" w:fill="F2F5FA"/>
+            <w:shd w:val="clear" w:color="auto" w:fill="F2F5FA"/>
+            <w:vAlign w:val="center"/>
           </w:tcPr>
           <w:p>
             <w:pPr>
@@ -3625,8 +3625,8 @@
         <w:tc>
           <w:tcPr>
             <w:tcW w:type="dxa" w:w="2381"/>
-            <w:vAlign w:val="center"/>
-            <w:shd w:val="clear" w:color="auto" w:fill="F2F5FA"/>
+            <w:shd w:val="clear" w:color="auto" w:fill="F2F5FA"/>
+            <w:vAlign w:val="center"/>
           </w:tcPr>
           <w:p>
             <w:pPr>
@@ -3645,8 +3645,8 @@
         <w:tc>
           <w:tcPr>
             <w:tcW w:type="dxa" w:w="7370"/>
-            <w:vAlign w:val="center"/>
-            <w:shd w:val="clear" w:color="auto" w:fill="F2F5FA"/>
+            <w:shd w:val="clear" w:color="auto" w:fill="F2F5FA"/>
+            <w:vAlign w:val="center"/>
           </w:tcPr>
           <w:p>
             <w:pPr>
@@ -3713,8 +3713,8 @@
         <w:tc>
           <w:tcPr>
             <w:tcW w:type="dxa" w:w="2381"/>
-            <w:vAlign w:val="center"/>
-            <w:shd w:val="clear" w:color="auto" w:fill="F2F5FA"/>
+            <w:shd w:val="clear" w:color="auto" w:fill="F2F5FA"/>
+            <w:vAlign w:val="center"/>
           </w:tcPr>
           <w:p>
             <w:pPr>
@@ -3733,8 +3733,8 @@
         <w:tc>
           <w:tcPr>
             <w:tcW w:type="dxa" w:w="7370"/>
-            <w:vAlign w:val="center"/>
-            <w:shd w:val="clear" w:color="auto" w:fill="F2F5FA"/>
+            <w:shd w:val="clear" w:color="auto" w:fill="F2F5FA"/>
+            <w:vAlign w:val="center"/>
           </w:tcPr>
           <w:p>
             <w:pPr>
@@ -3771,13 +3771,13 @@
         <w:tblStyle w:val="TableGrid"/>
         <w:tblW w:type="auto" w:w="0"/>
         <w:tblLayout w:type="fixed"/>
-        <w:tblLook w:firstColumn="1" w:firstRow="1" w:lastColumn="0" w:lastRow="0" w:noHBand="0" w:noVBand="1" w:val="04A0"/>
         <w:tblCellMar>
           <w:top w:w="34" w:type="dxa"/>
           <w:left w:w="68" w:type="dxa"/>
           <w:bottom w:w="34" w:type="dxa"/>
           <w:right w:w="68" w:type="dxa"/>
         </w:tblCellMar>
+        <w:tblLook w:firstColumn="1" w:firstRow="1" w:lastColumn="0" w:lastRow="0" w:noHBand="0" w:noVBand="1" w:val="04A0"/>
       </w:tblPr>
       <w:tblGrid>
         <w:gridCol w:w="1625"/>
@@ -3794,8 +3794,8 @@
         <w:tc>
           <w:tcPr>
             <w:tcW w:type="dxa" w:w="1573"/>
-            <w:vAlign w:val="center"/>
             <w:shd w:val="clear" w:color="auto" w:fill="1F3864"/>
+            <w:vAlign w:val="center"/>
           </w:tcPr>
           <w:p>
             <w:pPr>
@@ -3816,8 +3816,8 @@
         <w:tc>
           <w:tcPr>
             <w:tcW w:type="dxa" w:w="734"/>
-            <w:vAlign w:val="center"/>
             <w:shd w:val="clear" w:color="auto" w:fill="1F3864"/>
+            <w:vAlign w:val="center"/>
           </w:tcPr>
           <w:p>
             <w:pPr>
@@ -3838,8 +3838,8 @@
         <w:tc>
           <w:tcPr>
             <w:tcW w:type="dxa" w:w="2412"/>
-            <w:vAlign w:val="center"/>
             <w:shd w:val="clear" w:color="auto" w:fill="1F3864"/>
+            <w:vAlign w:val="center"/>
           </w:tcPr>
           <w:p>
             <w:pPr>
@@ -3860,8 +3860,8 @@
         <w:tc>
           <w:tcPr>
             <w:tcW w:type="dxa" w:w="1887"/>
-            <w:vAlign w:val="center"/>
             <w:shd w:val="clear" w:color="auto" w:fill="1F3864"/>
+            <w:vAlign w:val="center"/>
           </w:tcPr>
           <w:p>
             <w:pPr>
@@ -3882,8 +3882,8 @@
         <w:tc>
           <w:tcPr>
             <w:tcW w:type="dxa" w:w="2307"/>
-            <w:vAlign w:val="center"/>
             <w:shd w:val="clear" w:color="auto" w:fill="1F3864"/>
+            <w:vAlign w:val="center"/>
           </w:tcPr>
           <w:p>
             <w:pPr>
@@ -3904,8 +3904,8 @@
         <w:tc>
           <w:tcPr>
             <w:tcW w:type="dxa" w:w="839"/>
-            <w:vAlign w:val="center"/>
             <w:shd w:val="clear" w:color="auto" w:fill="1F3864"/>
+            <w:vAlign w:val="center"/>
           </w:tcPr>
           <w:p>
             <w:pPr>
@@ -4052,8 +4052,8 @@
         <w:tc>
           <w:tcPr>
             <w:tcW w:type="dxa" w:w="1573"/>
-            <w:vAlign w:val="center"/>
-            <w:shd w:val="clear" w:color="auto" w:fill="F2F5FA"/>
+            <w:shd w:val="clear" w:color="auto" w:fill="F2F5FA"/>
+            <w:vAlign w:val="center"/>
           </w:tcPr>
           <w:p>
             <w:pPr>
@@ -4072,8 +4072,8 @@
         <w:tc>
           <w:tcPr>
             <w:tcW w:type="dxa" w:w="734"/>
-            <w:vAlign w:val="center"/>
-            <w:shd w:val="clear" w:color="auto" w:fill="F2F5FA"/>
+            <w:shd w:val="clear" w:color="auto" w:fill="F2F5FA"/>
+            <w:vAlign w:val="center"/>
           </w:tcPr>
           <w:p>
             <w:pPr>
@@ -4093,8 +4093,8 @@
         <w:tc>
           <w:tcPr>
             <w:tcW w:type="dxa" w:w="2412"/>
-            <w:vAlign w:val="center"/>
-            <w:shd w:val="clear" w:color="auto" w:fill="F2F5FA"/>
+            <w:shd w:val="clear" w:color="auto" w:fill="F2F5FA"/>
+            <w:vAlign w:val="center"/>
           </w:tcPr>
           <w:p>
             <w:pPr>
@@ -4113,8 +4113,8 @@
         <w:tc>
           <w:tcPr>
             <w:tcW w:type="dxa" w:w="1887"/>
-            <w:vAlign w:val="center"/>
-            <w:shd w:val="clear" w:color="auto" w:fill="F2F5FA"/>
+            <w:shd w:val="clear" w:color="auto" w:fill="F2F5FA"/>
+            <w:vAlign w:val="center"/>
           </w:tcPr>
           <w:p>
             <w:pPr>
@@ -4133,8 +4133,8 @@
         <w:tc>
           <w:tcPr>
             <w:tcW w:type="dxa" w:w="2307"/>
-            <w:vAlign w:val="center"/>
-            <w:shd w:val="clear" w:color="auto" w:fill="F2F5FA"/>
+            <w:shd w:val="clear" w:color="auto" w:fill="F2F5FA"/>
+            <w:vAlign w:val="center"/>
           </w:tcPr>
           <w:p>
             <w:pPr>
@@ -4153,8 +4153,8 @@
         <w:tc>
           <w:tcPr>
             <w:tcW w:type="dxa" w:w="839"/>
-            <w:vAlign w:val="center"/>
-            <w:shd w:val="clear" w:color="auto" w:fill="F2F5FA"/>
+            <w:shd w:val="clear" w:color="auto" w:fill="F2F5FA"/>
+            <w:vAlign w:val="center"/>
           </w:tcPr>
           <w:p>
             <w:pPr>
@@ -4300,8 +4300,8 @@
         <w:tc>
           <w:tcPr>
             <w:tcW w:type="dxa" w:w="1573"/>
-            <w:vAlign w:val="center"/>
-            <w:shd w:val="clear" w:color="auto" w:fill="F2F5FA"/>
+            <w:shd w:val="clear" w:color="auto" w:fill="F2F5FA"/>
+            <w:vAlign w:val="center"/>
           </w:tcPr>
           <w:p>
             <w:pPr>
@@ -4320,8 +4320,8 @@
         <w:tc>
           <w:tcPr>
             <w:tcW w:type="dxa" w:w="734"/>
-            <w:vAlign w:val="center"/>
-            <w:shd w:val="clear" w:color="auto" w:fill="F2F5FA"/>
+            <w:shd w:val="clear" w:color="auto" w:fill="F2F5FA"/>
+            <w:vAlign w:val="center"/>
           </w:tcPr>
           <w:p>
             <w:pPr>
@@ -4341,8 +4341,8 @@
         <w:tc>
           <w:tcPr>
             <w:tcW w:type="dxa" w:w="2412"/>
-            <w:vAlign w:val="center"/>
-            <w:shd w:val="clear" w:color="auto" w:fill="F2F5FA"/>
+            <w:shd w:val="clear" w:color="auto" w:fill="F2F5FA"/>
+            <w:vAlign w:val="center"/>
           </w:tcPr>
           <w:p>
             <w:pPr>
@@ -4361,8 +4361,8 @@
         <w:tc>
           <w:tcPr>
             <w:tcW w:type="dxa" w:w="1887"/>
-            <w:vAlign w:val="center"/>
-            <w:shd w:val="clear" w:color="auto" w:fill="F2F5FA"/>
+            <w:shd w:val="clear" w:color="auto" w:fill="F2F5FA"/>
+            <w:vAlign w:val="center"/>
           </w:tcPr>
           <w:p>
             <w:pPr>
@@ -4381,8 +4381,8 @@
         <w:tc>
           <w:tcPr>
             <w:tcW w:type="dxa" w:w="2307"/>
-            <w:vAlign w:val="center"/>
-            <w:shd w:val="clear" w:color="auto" w:fill="F2F5FA"/>
+            <w:shd w:val="clear" w:color="auto" w:fill="F2F5FA"/>
+            <w:vAlign w:val="center"/>
           </w:tcPr>
           <w:p>
             <w:pPr>
@@ -4401,8 +4401,8 @@
         <w:tc>
           <w:tcPr>
             <w:tcW w:type="dxa" w:w="839"/>
-            <w:vAlign w:val="center"/>
-            <w:shd w:val="clear" w:color="auto" w:fill="F2F5FA"/>
+            <w:shd w:val="clear" w:color="auto" w:fill="F2F5FA"/>
+            <w:vAlign w:val="center"/>
           </w:tcPr>
           <w:p>
             <w:pPr>
@@ -4548,8 +4548,8 @@
         <w:tc>
           <w:tcPr>
             <w:tcW w:type="dxa" w:w="1573"/>
-            <w:vAlign w:val="center"/>
-            <w:shd w:val="clear" w:color="auto" w:fill="F2F5FA"/>
+            <w:shd w:val="clear" w:color="auto" w:fill="F2F5FA"/>
+            <w:vAlign w:val="center"/>
           </w:tcPr>
           <w:p>
             <w:pPr>
@@ -4568,8 +4568,8 @@
         <w:tc>
           <w:tcPr>
             <w:tcW w:type="dxa" w:w="734"/>
-            <w:vAlign w:val="center"/>
-            <w:shd w:val="clear" w:color="auto" w:fill="F2F5FA"/>
+            <w:shd w:val="clear" w:color="auto" w:fill="F2F5FA"/>
+            <w:vAlign w:val="center"/>
           </w:tcPr>
           <w:p>
             <w:pPr>
@@ -4589,8 +4589,8 @@
         <w:tc>
           <w:tcPr>
             <w:tcW w:type="dxa" w:w="2412"/>
-            <w:vAlign w:val="center"/>
-            <w:shd w:val="clear" w:color="auto" w:fill="F2F5FA"/>
+            <w:shd w:val="clear" w:color="auto" w:fill="F2F5FA"/>
+            <w:vAlign w:val="center"/>
           </w:tcPr>
           <w:p>
             <w:pPr>
@@ -4609,8 +4609,8 @@
         <w:tc>
           <w:tcPr>
             <w:tcW w:type="dxa" w:w="1887"/>
-            <w:vAlign w:val="center"/>
-            <w:shd w:val="clear" w:color="auto" w:fill="F2F5FA"/>
+            <w:shd w:val="clear" w:color="auto" w:fill="F2F5FA"/>
+            <w:vAlign w:val="center"/>
           </w:tcPr>
           <w:p>
             <w:pPr>
@@ -4629,8 +4629,8 @@
         <w:tc>
           <w:tcPr>
             <w:tcW w:type="dxa" w:w="2307"/>
-            <w:vAlign w:val="center"/>
-            <w:shd w:val="clear" w:color="auto" w:fill="F2F5FA"/>
+            <w:shd w:val="clear" w:color="auto" w:fill="F2F5FA"/>
+            <w:vAlign w:val="center"/>
           </w:tcPr>
           <w:p>
             <w:pPr>
@@ -4649,8 +4649,8 @@
         <w:tc>
           <w:tcPr>
             <w:tcW w:type="dxa" w:w="839"/>
-            <w:vAlign w:val="center"/>
-            <w:shd w:val="clear" w:color="auto" w:fill="F2F5FA"/>
+            <w:shd w:val="clear" w:color="auto" w:fill="F2F5FA"/>
+            <w:vAlign w:val="center"/>
           </w:tcPr>
           <w:p>
             <w:pPr>
@@ -4796,8 +4796,8 @@
         <w:tc>
           <w:tcPr>
             <w:tcW w:type="dxa" w:w="1573"/>
-            <w:vAlign w:val="center"/>
-            <w:shd w:val="clear" w:color="auto" w:fill="F2F5FA"/>
+            <w:shd w:val="clear" w:color="auto" w:fill="F2F5FA"/>
+            <w:vAlign w:val="center"/>
           </w:tcPr>
           <w:p>
             <w:pPr>
@@ -4816,8 +4816,8 @@
         <w:tc>
           <w:tcPr>
             <w:tcW w:type="dxa" w:w="734"/>
-            <w:vAlign w:val="center"/>
-            <w:shd w:val="clear" w:color="auto" w:fill="F2F5FA"/>
+            <w:shd w:val="clear" w:color="auto" w:fill="F2F5FA"/>
+            <w:vAlign w:val="center"/>
           </w:tcPr>
           <w:p>
             <w:pPr>
@@ -4837,8 +4837,8 @@
         <w:tc>
           <w:tcPr>
             <w:tcW w:type="dxa" w:w="2412"/>
-            <w:vAlign w:val="center"/>
-            <w:shd w:val="clear" w:color="auto" w:fill="F2F5FA"/>
+            <w:shd w:val="clear" w:color="auto" w:fill="F2F5FA"/>
+            <w:vAlign w:val="center"/>
           </w:tcPr>
           <w:p>
             <w:pPr>
@@ -4857,8 +4857,8 @@
         <w:tc>
           <w:tcPr>
             <w:tcW w:type="dxa" w:w="1887"/>
-            <w:vAlign w:val="center"/>
-            <w:shd w:val="clear" w:color="auto" w:fill="F2F5FA"/>
+            <w:shd w:val="clear" w:color="auto" w:fill="F2F5FA"/>
+            <w:vAlign w:val="center"/>
           </w:tcPr>
           <w:p>
             <w:pPr>
@@ -4877,8 +4877,8 @@
         <w:tc>
           <w:tcPr>
             <w:tcW w:type="dxa" w:w="2307"/>
-            <w:vAlign w:val="center"/>
-            <w:shd w:val="clear" w:color="auto" w:fill="F2F5FA"/>
+            <w:shd w:val="clear" w:color="auto" w:fill="F2F5FA"/>
+            <w:vAlign w:val="center"/>
           </w:tcPr>
           <w:p>
             <w:pPr>
@@ -4897,8 +4897,8 @@
         <w:tc>
           <w:tcPr>
             <w:tcW w:type="dxa" w:w="839"/>
-            <w:vAlign w:val="center"/>
-            <w:shd w:val="clear" w:color="auto" w:fill="F2F5FA"/>
+            <w:shd w:val="clear" w:color="auto" w:fill="F2F5FA"/>
+            <w:vAlign w:val="center"/>
           </w:tcPr>
           <w:p>
             <w:pPr>
@@ -5044,8 +5044,8 @@
         <w:tc>
           <w:tcPr>
             <w:tcW w:type="dxa" w:w="1573"/>
-            <w:vAlign w:val="center"/>
-            <w:shd w:val="clear" w:color="auto" w:fill="F2F5FA"/>
+            <w:shd w:val="clear" w:color="auto" w:fill="F2F5FA"/>
+            <w:vAlign w:val="center"/>
           </w:tcPr>
           <w:p>
             <w:pPr>
@@ -5064,8 +5064,8 @@
         <w:tc>
           <w:tcPr>
             <w:tcW w:type="dxa" w:w="734"/>
-            <w:vAlign w:val="center"/>
-            <w:shd w:val="clear" w:color="auto" w:fill="F2F5FA"/>
+            <w:shd w:val="clear" w:color="auto" w:fill="F2F5FA"/>
+            <w:vAlign w:val="center"/>
           </w:tcPr>
           <w:p>
             <w:pPr>
@@ -5085,8 +5085,8 @@
         <w:tc>
           <w:tcPr>
             <w:tcW w:type="dxa" w:w="2412"/>
-            <w:vAlign w:val="center"/>
-            <w:shd w:val="clear" w:color="auto" w:fill="F2F5FA"/>
+            <w:shd w:val="clear" w:color="auto" w:fill="F2F5FA"/>
+            <w:vAlign w:val="center"/>
           </w:tcPr>
           <w:p>
             <w:pPr>
@@ -5105,8 +5105,8 @@
         <w:tc>
           <w:tcPr>
             <w:tcW w:type="dxa" w:w="1887"/>
-            <w:vAlign w:val="center"/>
-            <w:shd w:val="clear" w:color="auto" w:fill="F2F5FA"/>
+            <w:shd w:val="clear" w:color="auto" w:fill="F2F5FA"/>
+            <w:vAlign w:val="center"/>
           </w:tcPr>
           <w:p>
             <w:pPr>
@@ -5125,8 +5125,8 @@
         <w:tc>
           <w:tcPr>
             <w:tcW w:type="dxa" w:w="2307"/>
-            <w:vAlign w:val="center"/>
-            <w:shd w:val="clear" w:color="auto" w:fill="F2F5FA"/>
+            <w:shd w:val="clear" w:color="auto" w:fill="F2F5FA"/>
+            <w:vAlign w:val="center"/>
           </w:tcPr>
           <w:p>
             <w:pPr>
@@ -5145,8 +5145,8 @@
         <w:tc>
           <w:tcPr>
             <w:tcW w:type="dxa" w:w="839"/>
-            <w:vAlign w:val="center"/>
-            <w:shd w:val="clear" w:color="auto" w:fill="F2F5FA"/>
+            <w:shd w:val="clear" w:color="auto" w:fill="F2F5FA"/>
+            <w:vAlign w:val="center"/>
           </w:tcPr>
           <w:p>
             <w:pPr>
@@ -5292,8 +5292,8 @@
         <w:tc>
           <w:tcPr>
             <w:tcW w:type="dxa" w:w="1573"/>
-            <w:vAlign w:val="center"/>
-            <w:shd w:val="clear" w:color="auto" w:fill="F2F5FA"/>
+            <w:shd w:val="clear" w:color="auto" w:fill="F2F5FA"/>
+            <w:vAlign w:val="center"/>
           </w:tcPr>
           <w:p>
             <w:pPr>
@@ -5312,8 +5312,8 @@
         <w:tc>
           <w:tcPr>
             <w:tcW w:type="dxa" w:w="734"/>
-            <w:vAlign w:val="center"/>
-            <w:shd w:val="clear" w:color="auto" w:fill="F2F5FA"/>
+            <w:shd w:val="clear" w:color="auto" w:fill="F2F5FA"/>
+            <w:vAlign w:val="center"/>
           </w:tcPr>
           <w:p>
             <w:pPr>
@@ -5333,8 +5333,8 @@
         <w:tc>
           <w:tcPr>
             <w:tcW w:type="dxa" w:w="2412"/>
-            <w:vAlign w:val="center"/>
-            <w:shd w:val="clear" w:color="auto" w:fill="F2F5FA"/>
+            <w:shd w:val="clear" w:color="auto" w:fill="F2F5FA"/>
+            <w:vAlign w:val="center"/>
           </w:tcPr>
           <w:p>
             <w:pPr>
@@ -5353,8 +5353,8 @@
         <w:tc>
           <w:tcPr>
             <w:tcW w:type="dxa" w:w="1887"/>
-            <w:vAlign w:val="center"/>
-            <w:shd w:val="clear" w:color="auto" w:fill="F2F5FA"/>
+            <w:shd w:val="clear" w:color="auto" w:fill="F2F5FA"/>
+            <w:vAlign w:val="center"/>
           </w:tcPr>
           <w:p>
             <w:pPr>
@@ -5373,8 +5373,8 @@
         <w:tc>
           <w:tcPr>
             <w:tcW w:type="dxa" w:w="2307"/>
-            <w:vAlign w:val="center"/>
-            <w:shd w:val="clear" w:color="auto" w:fill="F2F5FA"/>
+            <w:shd w:val="clear" w:color="auto" w:fill="F2F5FA"/>
+            <w:vAlign w:val="center"/>
           </w:tcPr>
           <w:p>
             <w:pPr>
@@ -5393,8 +5393,8 @@
         <w:tc>
           <w:tcPr>
             <w:tcW w:type="dxa" w:w="839"/>
-            <w:vAlign w:val="center"/>
-            <w:shd w:val="clear" w:color="auto" w:fill="F2F5FA"/>
+            <w:shd w:val="clear" w:color="auto" w:fill="F2F5FA"/>
+            <w:vAlign w:val="center"/>
           </w:tcPr>
           <w:p>
             <w:pPr>
@@ -5540,8 +5540,8 @@
         <w:tc>
           <w:tcPr>
             <w:tcW w:type="dxa" w:w="1573"/>
-            <w:vAlign w:val="center"/>
-            <w:shd w:val="clear" w:color="auto" w:fill="F2F5FA"/>
+            <w:shd w:val="clear" w:color="auto" w:fill="F2F5FA"/>
+            <w:vAlign w:val="center"/>
           </w:tcPr>
           <w:p>
             <w:pPr>
@@ -5560,8 +5560,8 @@
         <w:tc>
           <w:tcPr>
             <w:tcW w:type="dxa" w:w="734"/>
-            <w:vAlign w:val="center"/>
-            <w:shd w:val="clear" w:color="auto" w:fill="F2F5FA"/>
+            <w:shd w:val="clear" w:color="auto" w:fill="F2F5FA"/>
+            <w:vAlign w:val="center"/>
           </w:tcPr>
           <w:p>
             <w:pPr>
@@ -5581,8 +5581,8 @@
         <w:tc>
           <w:tcPr>
             <w:tcW w:type="dxa" w:w="2412"/>
-            <w:vAlign w:val="center"/>
-            <w:shd w:val="clear" w:color="auto" w:fill="F2F5FA"/>
+            <w:shd w:val="clear" w:color="auto" w:fill="F2F5FA"/>
+            <w:vAlign w:val="center"/>
           </w:tcPr>
           <w:p>
             <w:pPr>
@@ -5601,8 +5601,8 @@
         <w:tc>
           <w:tcPr>
             <w:tcW w:type="dxa" w:w="1887"/>
-            <w:vAlign w:val="center"/>
-            <w:shd w:val="clear" w:color="auto" w:fill="F2F5FA"/>
+            <w:shd w:val="clear" w:color="auto" w:fill="F2F5FA"/>
+            <w:vAlign w:val="center"/>
           </w:tcPr>
           <w:p>
             <w:pPr>
@@ -5621,8 +5621,8 @@
         <w:tc>
           <w:tcPr>
             <w:tcW w:type="dxa" w:w="2307"/>
-            <w:vAlign w:val="center"/>
-            <w:shd w:val="clear" w:color="auto" w:fill="F2F5FA"/>
+            <w:shd w:val="clear" w:color="auto" w:fill="F2F5FA"/>
+            <w:vAlign w:val="center"/>
           </w:tcPr>
           <w:p>
             <w:pPr>
@@ -5641,8 +5641,8 @@
         <w:tc>
           <w:tcPr>
             <w:tcW w:type="dxa" w:w="839"/>
-            <w:vAlign w:val="center"/>
-            <w:shd w:val="clear" w:color="auto" w:fill="F2F5FA"/>
+            <w:shd w:val="clear" w:color="auto" w:fill="F2F5FA"/>
+            <w:vAlign w:val="center"/>
           </w:tcPr>
           <w:p>
             <w:pPr>
@@ -5788,8 +5788,8 @@
         <w:tc>
           <w:tcPr>
             <w:tcW w:type="dxa" w:w="1573"/>
-            <w:vAlign w:val="center"/>
-            <w:shd w:val="clear" w:color="auto" w:fill="F2F5FA"/>
+            <w:shd w:val="clear" w:color="auto" w:fill="F2F5FA"/>
+            <w:vAlign w:val="center"/>
           </w:tcPr>
           <w:p>
             <w:pPr>
@@ -5808,8 +5808,8 @@
         <w:tc>
           <w:tcPr>
             <w:tcW w:type="dxa" w:w="734"/>
-            <w:vAlign w:val="center"/>
-            <w:shd w:val="clear" w:color="auto" w:fill="F2F5FA"/>
+            <w:shd w:val="clear" w:color="auto" w:fill="F2F5FA"/>
+            <w:vAlign w:val="center"/>
           </w:tcPr>
           <w:p>
             <w:pPr>
@@ -5829,8 +5829,8 @@
         <w:tc>
           <w:tcPr>
             <w:tcW w:type="dxa" w:w="2412"/>
-            <w:vAlign w:val="center"/>
-            <w:shd w:val="clear" w:color="auto" w:fill="F2F5FA"/>
+            <w:shd w:val="clear" w:color="auto" w:fill="F2F5FA"/>
+            <w:vAlign w:val="center"/>
           </w:tcPr>
           <w:p>
             <w:pPr>
@@ -5849,8 +5849,8 @@
         <w:tc>
           <w:tcPr>
             <w:tcW w:type="dxa" w:w="1887"/>
-            <w:vAlign w:val="center"/>
-            <w:shd w:val="clear" w:color="auto" w:fill="F2F5FA"/>
+            <w:shd w:val="clear" w:color="auto" w:fill="F2F5FA"/>
+            <w:vAlign w:val="center"/>
           </w:tcPr>
           <w:p>
             <w:pPr>
@@ -5869,8 +5869,8 @@
         <w:tc>
           <w:tcPr>
             <w:tcW w:type="dxa" w:w="2307"/>
-            <w:vAlign w:val="center"/>
-            <w:shd w:val="clear" w:color="auto" w:fill="F2F5FA"/>
+            <w:shd w:val="clear" w:color="auto" w:fill="F2F5FA"/>
+            <w:vAlign w:val="center"/>
           </w:tcPr>
           <w:p>
             <w:pPr>
@@ -5889,8 +5889,8 @@
         <w:tc>
           <w:tcPr>
             <w:tcW w:type="dxa" w:w="839"/>
-            <w:vAlign w:val="center"/>
-            <w:shd w:val="clear" w:color="auto" w:fill="F2F5FA"/>
+            <w:shd w:val="clear" w:color="auto" w:fill="F2F5FA"/>
+            <w:vAlign w:val="center"/>
           </w:tcPr>
           <w:p>
             <w:pPr>
@@ -6036,8 +6036,8 @@
         <w:tc>
           <w:tcPr>
             <w:tcW w:type="dxa" w:w="1573"/>
-            <w:vAlign w:val="center"/>
-            <w:shd w:val="clear" w:color="auto" w:fill="F2F5FA"/>
+            <w:shd w:val="clear" w:color="auto" w:fill="F2F5FA"/>
+            <w:vAlign w:val="center"/>
           </w:tcPr>
           <w:p>
             <w:pPr>
@@ -6056,8 +6056,8 @@
         <w:tc>
           <w:tcPr>
             <w:tcW w:type="dxa" w:w="734"/>
-            <w:vAlign w:val="center"/>
-            <w:shd w:val="clear" w:color="auto" w:fill="F2F5FA"/>
+            <w:shd w:val="clear" w:color="auto" w:fill="F2F5FA"/>
+            <w:vAlign w:val="center"/>
           </w:tcPr>
           <w:p>
             <w:pPr>
@@ -6077,8 +6077,8 @@
         <w:tc>
           <w:tcPr>
             <w:tcW w:type="dxa" w:w="2412"/>
-            <w:vAlign w:val="center"/>
-            <w:shd w:val="clear" w:color="auto" w:fill="F2F5FA"/>
+            <w:shd w:val="clear" w:color="auto" w:fill="F2F5FA"/>
+            <w:vAlign w:val="center"/>
           </w:tcPr>
           <w:p>
             <w:pPr>
@@ -6097,8 +6097,8 @@
         <w:tc>
           <w:tcPr>
             <w:tcW w:type="dxa" w:w="1887"/>
-            <w:vAlign w:val="center"/>
-            <w:shd w:val="clear" w:color="auto" w:fill="F2F5FA"/>
+            <w:shd w:val="clear" w:color="auto" w:fill="F2F5FA"/>
+            <w:vAlign w:val="center"/>
           </w:tcPr>
           <w:p>
             <w:pPr>
@@ -6117,8 +6117,8 @@
         <w:tc>
           <w:tcPr>
             <w:tcW w:type="dxa" w:w="2307"/>
-            <w:vAlign w:val="center"/>
-            <w:shd w:val="clear" w:color="auto" w:fill="F2F5FA"/>
+            <w:shd w:val="clear" w:color="auto" w:fill="F2F5FA"/>
+            <w:vAlign w:val="center"/>
           </w:tcPr>
           <w:p>
             <w:pPr>
@@ -6137,8 +6137,8 @@
         <w:tc>
           <w:tcPr>
             <w:tcW w:type="dxa" w:w="839"/>
-            <w:vAlign w:val="center"/>
-            <w:shd w:val="clear" w:color="auto" w:fill="F2F5FA"/>
+            <w:shd w:val="clear" w:color="auto" w:fill="F2F5FA"/>
+            <w:vAlign w:val="center"/>
           </w:tcPr>
           <w:p>
             <w:pPr>
@@ -6284,8 +6284,8 @@
         <w:tc>
           <w:tcPr>
             <w:tcW w:type="dxa" w:w="1573"/>
-            <w:vAlign w:val="center"/>
-            <w:shd w:val="clear" w:color="auto" w:fill="F2F5FA"/>
+            <w:shd w:val="clear" w:color="auto" w:fill="F2F5FA"/>
+            <w:vAlign w:val="center"/>
           </w:tcPr>
           <w:p>
             <w:pPr>
@@ -6304,8 +6304,8 @@
         <w:tc>
           <w:tcPr>
             <w:tcW w:type="dxa" w:w="734"/>
-            <w:vAlign w:val="center"/>
-            <w:shd w:val="clear" w:color="auto" w:fill="F2F5FA"/>
+            <w:shd w:val="clear" w:color="auto" w:fill="F2F5FA"/>
+            <w:vAlign w:val="center"/>
           </w:tcPr>
           <w:p>
             <w:pPr>
@@ -6325,8 +6325,8 @@
         <w:tc>
           <w:tcPr>
             <w:tcW w:type="dxa" w:w="2412"/>
-            <w:vAlign w:val="center"/>
-            <w:shd w:val="clear" w:color="auto" w:fill="F2F5FA"/>
+            <w:shd w:val="clear" w:color="auto" w:fill="F2F5FA"/>
+            <w:vAlign w:val="center"/>
           </w:tcPr>
           <w:p>
             <w:pPr>
@@ -6345,8 +6345,8 @@
         <w:tc>
           <w:tcPr>
             <w:tcW w:type="dxa" w:w="1887"/>
-            <w:vAlign w:val="center"/>
-            <w:shd w:val="clear" w:color="auto" w:fill="F2F5FA"/>
+            <w:shd w:val="clear" w:color="auto" w:fill="F2F5FA"/>
+            <w:vAlign w:val="center"/>
           </w:tcPr>
           <w:p>
             <w:pPr>
@@ -6365,8 +6365,8 @@
         <w:tc>
           <w:tcPr>
             <w:tcW w:type="dxa" w:w="2307"/>
-            <w:vAlign w:val="center"/>
-            <w:shd w:val="clear" w:color="auto" w:fill="F2F5FA"/>
+            <w:shd w:val="clear" w:color="auto" w:fill="F2F5FA"/>
+            <w:vAlign w:val="center"/>
           </w:tcPr>
           <w:p>
             <w:pPr>
@@ -6385,8 +6385,8 @@
         <w:tc>
           <w:tcPr>
             <w:tcW w:type="dxa" w:w="839"/>
-            <w:vAlign w:val="center"/>
-            <w:shd w:val="clear" w:color="auto" w:fill="F2F5FA"/>
+            <w:shd w:val="clear" w:color="auto" w:fill="F2F5FA"/>
+            <w:vAlign w:val="center"/>
           </w:tcPr>
           <w:p>
             <w:pPr>
@@ -6532,8 +6532,8 @@
         <w:tc>
           <w:tcPr>
             <w:tcW w:type="dxa" w:w="1573"/>
-            <w:vAlign w:val="center"/>
-            <w:shd w:val="clear" w:color="auto" w:fill="F2F5FA"/>
+            <w:shd w:val="clear" w:color="auto" w:fill="F2F5FA"/>
+            <w:vAlign w:val="center"/>
           </w:tcPr>
           <w:p>
             <w:pPr>
@@ -6552,8 +6552,8 @@
         <w:tc>
           <w:tcPr>
             <w:tcW w:type="dxa" w:w="734"/>
-            <w:vAlign w:val="center"/>
-            <w:shd w:val="clear" w:color="auto" w:fill="F2F5FA"/>
+            <w:shd w:val="clear" w:color="auto" w:fill="F2F5FA"/>
+            <w:vAlign w:val="center"/>
           </w:tcPr>
           <w:p>
             <w:pPr>
@@ -6573,8 +6573,8 @@
         <w:tc>
           <w:tcPr>
             <w:tcW w:type="dxa" w:w="2412"/>
-            <w:vAlign w:val="center"/>
-            <w:shd w:val="clear" w:color="auto" w:fill="F2F5FA"/>
+            <w:shd w:val="clear" w:color="auto" w:fill="F2F5FA"/>
+            <w:vAlign w:val="center"/>
           </w:tcPr>
           <w:p>
             <w:pPr>
@@ -6593,8 +6593,8 @@
         <w:tc>
           <w:tcPr>
             <w:tcW w:type="dxa" w:w="1887"/>
-            <w:vAlign w:val="center"/>
-            <w:shd w:val="clear" w:color="auto" w:fill="F2F5FA"/>
+            <w:shd w:val="clear" w:color="auto" w:fill="F2F5FA"/>
+            <w:vAlign w:val="center"/>
           </w:tcPr>
           <w:p>
             <w:pPr>
@@ -6613,8 +6613,8 @@
         <w:tc>
           <w:tcPr>
             <w:tcW w:type="dxa" w:w="2307"/>
-            <w:vAlign w:val="center"/>
-            <w:shd w:val="clear" w:color="auto" w:fill="F2F5FA"/>
+            <w:shd w:val="clear" w:color="auto" w:fill="F2F5FA"/>
+            <w:vAlign w:val="center"/>
           </w:tcPr>
           <w:p>
             <w:pPr>
@@ -6633,8 +6633,8 @@
         <w:tc>
           <w:tcPr>
             <w:tcW w:type="dxa" w:w="839"/>
-            <w:vAlign w:val="center"/>
-            <w:shd w:val="clear" w:color="auto" w:fill="F2F5FA"/>
+            <w:shd w:val="clear" w:color="auto" w:fill="F2F5FA"/>
+            <w:vAlign w:val="center"/>
           </w:tcPr>
           <w:p>
             <w:pPr>
@@ -6780,8 +6780,8 @@
         <w:tc>
           <w:tcPr>
             <w:tcW w:type="dxa" w:w="1573"/>
-            <w:vAlign w:val="center"/>
-            <w:shd w:val="clear" w:color="auto" w:fill="F2F5FA"/>
+            <w:shd w:val="clear" w:color="auto" w:fill="F2F5FA"/>
+            <w:vAlign w:val="center"/>
           </w:tcPr>
           <w:p>
             <w:pPr>
@@ -6800,8 +6800,8 @@
         <w:tc>
           <w:tcPr>
             <w:tcW w:type="dxa" w:w="734"/>
-            <w:vAlign w:val="center"/>
-            <w:shd w:val="clear" w:color="auto" w:fill="F2F5FA"/>
+            <w:shd w:val="clear" w:color="auto" w:fill="F2F5FA"/>
+            <w:vAlign w:val="center"/>
           </w:tcPr>
           <w:p>
             <w:pPr>
@@ -6821,8 +6821,8 @@
         <w:tc>
           <w:tcPr>
             <w:tcW w:type="dxa" w:w="2412"/>
-            <w:vAlign w:val="center"/>
-            <w:shd w:val="clear" w:color="auto" w:fill="F2F5FA"/>
+            <w:shd w:val="clear" w:color="auto" w:fill="F2F5FA"/>
+            <w:vAlign w:val="center"/>
           </w:tcPr>
           <w:p>
             <w:pPr>
@@ -6841,8 +6841,8 @@
         <w:tc>
           <w:tcPr>
             <w:tcW w:type="dxa" w:w="1887"/>
-            <w:vAlign w:val="center"/>
-            <w:shd w:val="clear" w:color="auto" w:fill="F2F5FA"/>
+            <w:shd w:val="clear" w:color="auto" w:fill="F2F5FA"/>
+            <w:vAlign w:val="center"/>
           </w:tcPr>
           <w:p>
             <w:pPr>
@@ -6861,8 +6861,8 @@
         <w:tc>
           <w:tcPr>
             <w:tcW w:type="dxa" w:w="2307"/>
-            <w:vAlign w:val="center"/>
-            <w:shd w:val="clear" w:color="auto" w:fill="F2F5FA"/>
+            <w:shd w:val="clear" w:color="auto" w:fill="F2F5FA"/>
+            <w:vAlign w:val="center"/>
           </w:tcPr>
           <w:p>
             <w:pPr>
@@ -6881,8 +6881,8 @@
         <w:tc>
           <w:tcPr>
             <w:tcW w:type="dxa" w:w="839"/>
-            <w:vAlign w:val="center"/>
-            <w:shd w:val="clear" w:color="auto" w:fill="F2F5FA"/>
+            <w:shd w:val="clear" w:color="auto" w:fill="F2F5FA"/>
+            <w:vAlign w:val="center"/>
           </w:tcPr>
           <w:p>
             <w:pPr>
@@ -7028,8 +7028,8 @@
         <w:tc>
           <w:tcPr>
             <w:tcW w:type="dxa" w:w="1573"/>
-            <w:vAlign w:val="center"/>
-            <w:shd w:val="clear" w:color="auto" w:fill="F2F5FA"/>
+            <w:shd w:val="clear" w:color="auto" w:fill="F2F5FA"/>
+            <w:vAlign w:val="center"/>
           </w:tcPr>
           <w:p>
             <w:pPr>
@@ -7048,8 +7048,8 @@
         <w:tc>
           <w:tcPr>
             <w:tcW w:type="dxa" w:w="734"/>
-            <w:vAlign w:val="center"/>
-            <w:shd w:val="clear" w:color="auto" w:fill="F2F5FA"/>
+            <w:shd w:val="clear" w:color="auto" w:fill="F2F5FA"/>
+            <w:vAlign w:val="center"/>
           </w:tcPr>
           <w:p>
             <w:pPr>
@@ -7069,8 +7069,8 @@
         <w:tc>
           <w:tcPr>
             <w:tcW w:type="dxa" w:w="2412"/>
-            <w:vAlign w:val="center"/>
-            <w:shd w:val="clear" w:color="auto" w:fill="F2F5FA"/>
+            <w:shd w:val="clear" w:color="auto" w:fill="F2F5FA"/>
+            <w:vAlign w:val="center"/>
           </w:tcPr>
           <w:p>
             <w:pPr>
@@ -7089,8 +7089,8 @@
         <w:tc>
           <w:tcPr>
             <w:tcW w:type="dxa" w:w="1887"/>
-            <w:vAlign w:val="center"/>
-            <w:shd w:val="clear" w:color="auto" w:fill="F2F5FA"/>
+            <w:shd w:val="clear" w:color="auto" w:fill="F2F5FA"/>
+            <w:vAlign w:val="center"/>
           </w:tcPr>
           <w:p>
             <w:pPr>
@@ -7109,8 +7109,8 @@
         <w:tc>
           <w:tcPr>
             <w:tcW w:type="dxa" w:w="2307"/>
-            <w:vAlign w:val="center"/>
-            <w:shd w:val="clear" w:color="auto" w:fill="F2F5FA"/>
+            <w:shd w:val="clear" w:color="auto" w:fill="F2F5FA"/>
+            <w:vAlign w:val="center"/>
           </w:tcPr>
           <w:p>
             <w:pPr>
@@ -7129,8 +7129,8 @@
         <w:tc>
           <w:tcPr>
             <w:tcW w:type="dxa" w:w="839"/>
-            <w:vAlign w:val="center"/>
-            <w:shd w:val="clear" w:color="auto" w:fill="F2F5FA"/>
+            <w:shd w:val="clear" w:color="auto" w:fill="F2F5FA"/>
+            <w:vAlign w:val="center"/>
           </w:tcPr>
           <w:p>
             <w:pPr>
@@ -7276,8 +7276,8 @@
         <w:tc>
           <w:tcPr>
             <w:tcW w:type="dxa" w:w="1573"/>
-            <w:vAlign w:val="center"/>
-            <w:shd w:val="clear" w:color="auto" w:fill="F2F5FA"/>
+            <w:shd w:val="clear" w:color="auto" w:fill="F2F5FA"/>
+            <w:vAlign w:val="center"/>
           </w:tcPr>
           <w:p>
             <w:pPr>
@@ -7296,8 +7296,8 @@
         <w:tc>
           <w:tcPr>
             <w:tcW w:type="dxa" w:w="734"/>
-            <w:vAlign w:val="center"/>
-            <w:shd w:val="clear" w:color="auto" w:fill="F2F5FA"/>
+            <w:shd w:val="clear" w:color="auto" w:fill="F2F5FA"/>
+            <w:vAlign w:val="center"/>
           </w:tcPr>
           <w:p>
             <w:pPr>
@@ -7317,8 +7317,8 @@
         <w:tc>
           <w:tcPr>
             <w:tcW w:type="dxa" w:w="2412"/>
-            <w:vAlign w:val="center"/>
-            <w:shd w:val="clear" w:color="auto" w:fill="F2F5FA"/>
+            <w:shd w:val="clear" w:color="auto" w:fill="F2F5FA"/>
+            <w:vAlign w:val="center"/>
           </w:tcPr>
           <w:p>
             <w:pPr>
@@ -7337,8 +7337,8 @@
         <w:tc>
           <w:tcPr>
             <w:tcW w:type="dxa" w:w="1887"/>
-            <w:vAlign w:val="center"/>
-            <w:shd w:val="clear" w:color="auto" w:fill="F2F5FA"/>
+            <w:shd w:val="clear" w:color="auto" w:fill="F2F5FA"/>
+            <w:vAlign w:val="center"/>
           </w:tcPr>
           <w:p>
             <w:pPr>
@@ -7357,8 +7357,8 @@
         <w:tc>
           <w:tcPr>
             <w:tcW w:type="dxa" w:w="2307"/>
-            <w:vAlign w:val="center"/>
-            <w:shd w:val="clear" w:color="auto" w:fill="F2F5FA"/>
+            <w:shd w:val="clear" w:color="auto" w:fill="F2F5FA"/>
+            <w:vAlign w:val="center"/>
           </w:tcPr>
           <w:p>
             <w:pPr>
@@ -7377,8 +7377,8 @@
         <w:tc>
           <w:tcPr>
             <w:tcW w:type="dxa" w:w="839"/>
-            <w:vAlign w:val="center"/>
-            <w:shd w:val="clear" w:color="auto" w:fill="F2F5FA"/>
+            <w:shd w:val="clear" w:color="auto" w:fill="F2F5FA"/>
+            <w:vAlign w:val="center"/>
           </w:tcPr>
           <w:p>
             <w:pPr>
@@ -7524,8 +7524,8 @@
         <w:tc>
           <w:tcPr>
             <w:tcW w:type="dxa" w:w="1573"/>
-            <w:vAlign w:val="center"/>
-            <w:shd w:val="clear" w:color="auto" w:fill="F2F5FA"/>
+            <w:shd w:val="clear" w:color="auto" w:fill="F2F5FA"/>
+            <w:vAlign w:val="center"/>
           </w:tcPr>
           <w:p>
             <w:pPr>
@@ -7544,8 +7544,8 @@
         <w:tc>
           <w:tcPr>
             <w:tcW w:type="dxa" w:w="734"/>
-            <w:vAlign w:val="center"/>
-            <w:shd w:val="clear" w:color="auto" w:fill="F2F5FA"/>
+            <w:shd w:val="clear" w:color="auto" w:fill="F2F5FA"/>
+            <w:vAlign w:val="center"/>
           </w:tcPr>
           <w:p>
             <w:pPr>
@@ -7565,8 +7565,8 @@
         <w:tc>
           <w:tcPr>
             <w:tcW w:type="dxa" w:w="2412"/>
-            <w:vAlign w:val="center"/>
-            <w:shd w:val="clear" w:color="auto" w:fill="F2F5FA"/>
+            <w:shd w:val="clear" w:color="auto" w:fill="F2F5FA"/>
+            <w:vAlign w:val="center"/>
           </w:tcPr>
           <w:p>
             <w:pPr>
@@ -7585,8 +7585,8 @@
         <w:tc>
           <w:tcPr>
             <w:tcW w:type="dxa" w:w="1887"/>
-            <w:vAlign w:val="center"/>
-            <w:shd w:val="clear" w:color="auto" w:fill="F2F5FA"/>
+            <w:shd w:val="clear" w:color="auto" w:fill="F2F5FA"/>
+            <w:vAlign w:val="center"/>
           </w:tcPr>
           <w:p>
             <w:pPr>
@@ -7605,8 +7605,8 @@
         <w:tc>
           <w:tcPr>
             <w:tcW w:type="dxa" w:w="2307"/>
-            <w:vAlign w:val="center"/>
-            <w:shd w:val="clear" w:color="auto" w:fill="F2F5FA"/>
+            <w:shd w:val="clear" w:color="auto" w:fill="F2F5FA"/>
+            <w:vAlign w:val="center"/>
           </w:tcPr>
           <w:p>
             <w:pPr>
@@ -7625,8 +7625,8 @@
         <w:tc>
           <w:tcPr>
             <w:tcW w:type="dxa" w:w="839"/>
-            <w:vAlign w:val="center"/>
-            <w:shd w:val="clear" w:color="auto" w:fill="F2F5FA"/>
+            <w:shd w:val="clear" w:color="auto" w:fill="F2F5FA"/>
+            <w:vAlign w:val="center"/>
           </w:tcPr>
           <w:p>
             <w:pPr>
@@ -7772,8 +7772,8 @@
         <w:tc>
           <w:tcPr>
             <w:tcW w:type="dxa" w:w="1573"/>
-            <w:vAlign w:val="center"/>
-            <w:shd w:val="clear" w:color="auto" w:fill="F2F5FA"/>
+            <w:shd w:val="clear" w:color="auto" w:fill="F2F5FA"/>
+            <w:vAlign w:val="center"/>
           </w:tcPr>
           <w:p>
             <w:pPr>
@@ -7792,8 +7792,8 @@
         <w:tc>
           <w:tcPr>
             <w:tcW w:type="dxa" w:w="734"/>
-            <w:vAlign w:val="center"/>
-            <w:shd w:val="clear" w:color="auto" w:fill="F2F5FA"/>
+            <w:shd w:val="clear" w:color="auto" w:fill="F2F5FA"/>
+            <w:vAlign w:val="center"/>
           </w:tcPr>
           <w:p>
             <w:pPr>
@@ -7813,8 +7813,8 @@
         <w:tc>
           <w:tcPr>
             <w:tcW w:type="dxa" w:w="2412"/>
-            <w:vAlign w:val="center"/>
-            <w:shd w:val="clear" w:color="auto" w:fill="F2F5FA"/>
+            <w:shd w:val="clear" w:color="auto" w:fill="F2F5FA"/>
+            <w:vAlign w:val="center"/>
           </w:tcPr>
           <w:p>
             <w:pPr>
@@ -7833,8 +7833,8 @@
         <w:tc>
           <w:tcPr>
             <w:tcW w:type="dxa" w:w="1887"/>
-            <w:vAlign w:val="center"/>
-            <w:shd w:val="clear" w:color="auto" w:fill="F2F5FA"/>
+            <w:shd w:val="clear" w:color="auto" w:fill="F2F5FA"/>
+            <w:vAlign w:val="center"/>
           </w:tcPr>
           <w:p>
             <w:pPr>
@@ -7853,8 +7853,8 @@
         <w:tc>
           <w:tcPr>
             <w:tcW w:type="dxa" w:w="2307"/>
-            <w:vAlign w:val="center"/>
-            <w:shd w:val="clear" w:color="auto" w:fill="F2F5FA"/>
+            <w:shd w:val="clear" w:color="auto" w:fill="F2F5FA"/>
+            <w:vAlign w:val="center"/>
           </w:tcPr>
           <w:p>
             <w:pPr>
@@ -7873,8 +7873,8 @@
         <w:tc>
           <w:tcPr>
             <w:tcW w:type="dxa" w:w="839"/>
-            <w:vAlign w:val="center"/>
-            <w:shd w:val="clear" w:color="auto" w:fill="F2F5FA"/>
+            <w:shd w:val="clear" w:color="auto" w:fill="F2F5FA"/>
+            <w:vAlign w:val="center"/>
           </w:tcPr>
           <w:p>
             <w:pPr>
@@ -8020,8 +8020,8 @@
         <w:tc>
           <w:tcPr>
             <w:tcW w:type="dxa" w:w="1573"/>
-            <w:vAlign w:val="center"/>
-            <w:shd w:val="clear" w:color="auto" w:fill="F2F5FA"/>
+            <w:shd w:val="clear" w:color="auto" w:fill="F2F5FA"/>
+            <w:vAlign w:val="center"/>
           </w:tcPr>
           <w:p>
             <w:pPr>
@@ -8040,8 +8040,8 @@
         <w:tc>
           <w:tcPr>
             <w:tcW w:type="dxa" w:w="734"/>
-            <w:vAlign w:val="center"/>
-            <w:shd w:val="clear" w:color="auto" w:fill="F2F5FA"/>
+            <w:shd w:val="clear" w:color="auto" w:fill="F2F5FA"/>
+            <w:vAlign w:val="center"/>
           </w:tcPr>
           <w:p>
             <w:pPr>
@@ -8061,8 +8061,8 @@
         <w:tc>
           <w:tcPr>
             <w:tcW w:type="dxa" w:w="2412"/>
-            <w:vAlign w:val="center"/>
-            <w:shd w:val="clear" w:color="auto" w:fill="F2F5FA"/>
+            <w:shd w:val="clear" w:color="auto" w:fill="F2F5FA"/>
+            <w:vAlign w:val="center"/>
           </w:tcPr>
           <w:p>
             <w:pPr>
@@ -8081,8 +8081,8 @@
         <w:tc>
           <w:tcPr>
             <w:tcW w:type="dxa" w:w="1887"/>
-            <w:vAlign w:val="center"/>
-            <w:shd w:val="clear" w:color="auto" w:fill="F2F5FA"/>
+            <w:shd w:val="clear" w:color="auto" w:fill="F2F5FA"/>
+            <w:vAlign w:val="center"/>
           </w:tcPr>
           <w:p>
             <w:pPr>
@@ -8101,8 +8101,8 @@
         <w:tc>
           <w:tcPr>
             <w:tcW w:type="dxa" w:w="2307"/>
-            <w:vAlign w:val="center"/>
-            <w:shd w:val="clear" w:color="auto" w:fill="F2F5FA"/>
+            <w:shd w:val="clear" w:color="auto" w:fill="F2F5FA"/>
+            <w:vAlign w:val="center"/>
           </w:tcPr>
           <w:p>
             <w:pPr>
@@ -8121,8 +8121,8 @@
         <w:tc>
           <w:tcPr>
             <w:tcW w:type="dxa" w:w="839"/>
-            <w:vAlign w:val="center"/>
-            <w:shd w:val="clear" w:color="auto" w:fill="F2F5FA"/>
+            <w:shd w:val="clear" w:color="auto" w:fill="F2F5FA"/>
+            <w:vAlign w:val="center"/>
           </w:tcPr>
           <w:p>
             <w:pPr>
@@ -8192,13 +8192,13 @@
         <w:tblStyle w:val="TableGrid"/>
         <w:tblW w:type="auto" w:w="0"/>
         <w:tblLayout w:type="fixed"/>
-        <w:tblLook w:firstColumn="1" w:firstRow="1" w:lastColumn="0" w:lastRow="0" w:noHBand="0" w:noVBand="1" w:val="04A0"/>
         <w:tblCellMar>
           <w:top w:w="34" w:type="dxa"/>
           <w:left w:w="68" w:type="dxa"/>
           <w:bottom w:w="34" w:type="dxa"/>
           <w:right w:w="68" w:type="dxa"/>
         </w:tblCellMar>
+        <w:tblLook w:firstColumn="1" w:firstRow="1" w:lastColumn="0" w:lastRow="0" w:noHBand="0" w:noVBand="1" w:val="04A0"/>
       </w:tblPr>
       <w:tblGrid>
         <w:gridCol w:w="4876"/>
@@ -8211,8 +8211,8 @@
         <w:tc>
           <w:tcPr>
             <w:tcW w:type="dxa" w:w="2608"/>
-            <w:vAlign w:val="center"/>
             <w:shd w:val="clear" w:color="auto" w:fill="1F3864"/>
+            <w:vAlign w:val="center"/>
           </w:tcPr>
           <w:p>
             <w:pPr>
@@ -8233,8 +8233,8 @@
         <w:tc>
           <w:tcPr>
             <w:tcW w:type="dxa" w:w="7143"/>
-            <w:vAlign w:val="center"/>
             <w:shd w:val="clear" w:color="auto" w:fill="1F3864"/>
+            <w:vAlign w:val="center"/>
           </w:tcPr>
           <w:p>
             <w:pPr>
@@ -8303,8 +8303,8 @@
         <w:tc>
           <w:tcPr>
             <w:tcW w:type="dxa" w:w="2608"/>
-            <w:vAlign w:val="center"/>
-            <w:shd w:val="clear" w:color="auto" w:fill="F2F5FA"/>
+            <w:shd w:val="clear" w:color="auto" w:fill="F2F5FA"/>
+            <w:vAlign w:val="center"/>
           </w:tcPr>
           <w:p>
             <w:pPr>
@@ -8323,8 +8323,8 @@
         <w:tc>
           <w:tcPr>
             <w:tcW w:type="dxa" w:w="7143"/>
-            <w:vAlign w:val="center"/>
-            <w:shd w:val="clear" w:color="auto" w:fill="F2F5FA"/>
+            <w:shd w:val="clear" w:color="auto" w:fill="F2F5FA"/>
+            <w:vAlign w:val="center"/>
           </w:tcPr>
           <w:p>
             <w:pPr>
@@ -8391,8 +8391,8 @@
         <w:tc>
           <w:tcPr>
             <w:tcW w:type="dxa" w:w="2608"/>
-            <w:vAlign w:val="center"/>
-            <w:shd w:val="clear" w:color="auto" w:fill="F2F5FA"/>
+            <w:shd w:val="clear" w:color="auto" w:fill="F2F5FA"/>
+            <w:vAlign w:val="center"/>
           </w:tcPr>
           <w:p>
             <w:pPr>
@@ -8411,8 +8411,8 @@
         <w:tc>
           <w:tcPr>
             <w:tcW w:type="dxa" w:w="7143"/>
-            <w:vAlign w:val="center"/>
-            <w:shd w:val="clear" w:color="auto" w:fill="F2F5FA"/>
+            <w:shd w:val="clear" w:color="auto" w:fill="F2F5FA"/>
+            <w:vAlign w:val="center"/>
           </w:tcPr>
           <w:p>
             <w:pPr>
@@ -8492,13 +8492,13 @@
         <w:tblStyle w:val="TableGrid"/>
         <w:tblW w:type="auto" w:w="0"/>
         <w:tblLayout w:type="fixed"/>
-        <w:tblLook w:firstColumn="1" w:firstRow="1" w:lastColumn="0" w:lastRow="0" w:noHBand="0" w:noVBand="1" w:val="04A0"/>
         <w:tblCellMar>
           <w:top w:w="34" w:type="dxa"/>
           <w:left w:w="68" w:type="dxa"/>
           <w:bottom w:w="34" w:type="dxa"/>
           <w:right w:w="68" w:type="dxa"/>
         </w:tblCellMar>
+        <w:tblLook w:firstColumn="1" w:firstRow="1" w:lastColumn="0" w:lastRow="0" w:noHBand="0" w:noVBand="1" w:val="04A0"/>
       </w:tblPr>
       <w:tblGrid>
         <w:gridCol w:w="1625"/>
@@ -8515,8 +8515,8 @@
         <w:tc>
           <w:tcPr>
             <w:tcW w:type="dxa" w:w="1573"/>
-            <w:vAlign w:val="center"/>
             <w:shd w:val="clear" w:color="auto" w:fill="1F3864"/>
+            <w:vAlign w:val="center"/>
           </w:tcPr>
           <w:p>
             <w:pPr>
@@ -8537,8 +8537,8 @@
         <w:tc>
           <w:tcPr>
             <w:tcW w:type="dxa" w:w="734"/>
-            <w:vAlign w:val="center"/>
             <w:shd w:val="clear" w:color="auto" w:fill="1F3864"/>
+            <w:vAlign w:val="center"/>
           </w:tcPr>
           <w:p>
             <w:pPr>
@@ -8559,8 +8559,8 @@
         <w:tc>
           <w:tcPr>
             <w:tcW w:type="dxa" w:w="2412"/>
-            <w:vAlign w:val="center"/>
             <w:shd w:val="clear" w:color="auto" w:fill="1F3864"/>
+            <w:vAlign w:val="center"/>
           </w:tcPr>
           <w:p>
             <w:pPr>
@@ -8581,8 +8581,8 @@
         <w:tc>
           <w:tcPr>
             <w:tcW w:type="dxa" w:w="1887"/>
-            <w:vAlign w:val="center"/>
             <w:shd w:val="clear" w:color="auto" w:fill="1F3864"/>
+            <w:vAlign w:val="center"/>
           </w:tcPr>
           <w:p>
             <w:pPr>
@@ -8603,8 +8603,8 @@
         <w:tc>
           <w:tcPr>
             <w:tcW w:type="dxa" w:w="2307"/>
-            <w:vAlign w:val="center"/>
             <w:shd w:val="clear" w:color="auto" w:fill="1F3864"/>
+            <w:vAlign w:val="center"/>
           </w:tcPr>
           <w:p>
             <w:pPr>
@@ -8625,8 +8625,8 @@
         <w:tc>
           <w:tcPr>
             <w:tcW w:type="dxa" w:w="839"/>
-            <w:vAlign w:val="center"/>
             <w:shd w:val="clear" w:color="auto" w:fill="1F3864"/>
+            <w:vAlign w:val="center"/>
           </w:tcPr>
           <w:p>
             <w:pPr>
@@ -8773,8 +8773,8 @@
         <w:tc>
           <w:tcPr>
             <w:tcW w:type="dxa" w:w="1573"/>
-            <w:vAlign w:val="center"/>
-            <w:shd w:val="clear" w:color="auto" w:fill="F2F5FA"/>
+            <w:shd w:val="clear" w:color="auto" w:fill="F2F5FA"/>
+            <w:vAlign w:val="center"/>
           </w:tcPr>
           <w:p>
             <w:pPr>
@@ -8793,8 +8793,8 @@
         <w:tc>
           <w:tcPr>
             <w:tcW w:type="dxa" w:w="734"/>
-            <w:vAlign w:val="center"/>
-            <w:shd w:val="clear" w:color="auto" w:fill="F2F5FA"/>
+            <w:shd w:val="clear" w:color="auto" w:fill="F2F5FA"/>
+            <w:vAlign w:val="center"/>
           </w:tcPr>
           <w:p>
             <w:pPr>
@@ -8814,8 +8814,8 @@
         <w:tc>
           <w:tcPr>
             <w:tcW w:type="dxa" w:w="2412"/>
-            <w:vAlign w:val="center"/>
-            <w:shd w:val="clear" w:color="auto" w:fill="F2F5FA"/>
+            <w:shd w:val="clear" w:color="auto" w:fill="F2F5FA"/>
+            <w:vAlign w:val="center"/>
           </w:tcPr>
           <w:p>
             <w:pPr>
@@ -8834,8 +8834,8 @@
         <w:tc>
           <w:tcPr>
             <w:tcW w:type="dxa" w:w="1887"/>
-            <w:vAlign w:val="center"/>
-            <w:shd w:val="clear" w:color="auto" w:fill="F2F5FA"/>
+            <w:shd w:val="clear" w:color="auto" w:fill="F2F5FA"/>
+            <w:vAlign w:val="center"/>
           </w:tcPr>
           <w:p>
             <w:pPr>
@@ -8854,8 +8854,8 @@
         <w:tc>
           <w:tcPr>
             <w:tcW w:type="dxa" w:w="2307"/>
-            <w:vAlign w:val="center"/>
-            <w:shd w:val="clear" w:color="auto" w:fill="F2F5FA"/>
+            <w:shd w:val="clear" w:color="auto" w:fill="F2F5FA"/>
+            <w:vAlign w:val="center"/>
           </w:tcPr>
           <w:p>
             <w:pPr>
@@ -8874,8 +8874,8 @@
         <w:tc>
           <w:tcPr>
             <w:tcW w:type="dxa" w:w="839"/>
-            <w:vAlign w:val="center"/>
-            <w:shd w:val="clear" w:color="auto" w:fill="F2F5FA"/>
+            <w:shd w:val="clear" w:color="auto" w:fill="F2F5FA"/>
+            <w:vAlign w:val="center"/>
           </w:tcPr>
           <w:p>
             <w:pPr>
@@ -9021,8 +9021,8 @@
         <w:tc>
           <w:tcPr>
             <w:tcW w:type="dxa" w:w="1573"/>
-            <w:vAlign w:val="center"/>
-            <w:shd w:val="clear" w:color="auto" w:fill="F2F5FA"/>
+            <w:shd w:val="clear" w:color="auto" w:fill="F2F5FA"/>
+            <w:vAlign w:val="center"/>
           </w:tcPr>
           <w:p>
             <w:pPr>
@@ -9041,8 +9041,8 @@
         <w:tc>
           <w:tcPr>
             <w:tcW w:type="dxa" w:w="734"/>
-            <w:vAlign w:val="center"/>
-            <w:shd w:val="clear" w:color="auto" w:fill="F2F5FA"/>
+            <w:shd w:val="clear" w:color="auto" w:fill="F2F5FA"/>
+            <w:vAlign w:val="center"/>
           </w:tcPr>
           <w:p>
             <w:pPr>
@@ -9062,8 +9062,8 @@
         <w:tc>
           <w:tcPr>
             <w:tcW w:type="dxa" w:w="2412"/>
-            <w:vAlign w:val="center"/>
-            <w:shd w:val="clear" w:color="auto" w:fill="F2F5FA"/>
+            <w:shd w:val="clear" w:color="auto" w:fill="F2F5FA"/>
+            <w:vAlign w:val="center"/>
           </w:tcPr>
           <w:p>
             <w:pPr>
@@ -9082,8 +9082,8 @@
         <w:tc>
           <w:tcPr>
             <w:tcW w:type="dxa" w:w="1887"/>
-            <w:vAlign w:val="center"/>
-            <w:shd w:val="clear" w:color="auto" w:fill="F2F5FA"/>
+            <w:shd w:val="clear" w:color="auto" w:fill="F2F5FA"/>
+            <w:vAlign w:val="center"/>
           </w:tcPr>
           <w:p>
             <w:pPr>
@@ -9102,8 +9102,8 @@
         <w:tc>
           <w:tcPr>
             <w:tcW w:type="dxa" w:w="2307"/>
-            <w:vAlign w:val="center"/>
-            <w:shd w:val="clear" w:color="auto" w:fill="F2F5FA"/>
+            <w:shd w:val="clear" w:color="auto" w:fill="F2F5FA"/>
+            <w:vAlign w:val="center"/>
           </w:tcPr>
           <w:p>
             <w:pPr>
@@ -9122,8 +9122,8 @@
         <w:tc>
           <w:tcPr>
             <w:tcW w:type="dxa" w:w="839"/>
-            <w:vAlign w:val="center"/>
-            <w:shd w:val="clear" w:color="auto" w:fill="F2F5FA"/>
+            <w:shd w:val="clear" w:color="auto" w:fill="F2F5FA"/>
+            <w:vAlign w:val="center"/>
           </w:tcPr>
           <w:p>
             <w:pPr>
@@ -9269,8 +9269,8 @@
         <w:tc>
           <w:tcPr>
             <w:tcW w:type="dxa" w:w="1573"/>
-            <w:vAlign w:val="center"/>
-            <w:shd w:val="clear" w:color="auto" w:fill="F2F5FA"/>
+            <w:shd w:val="clear" w:color="auto" w:fill="F2F5FA"/>
+            <w:vAlign w:val="center"/>
           </w:tcPr>
           <w:p>
             <w:pPr>
@@ -9289,8 +9289,8 @@
         <w:tc>
           <w:tcPr>
             <w:tcW w:type="dxa" w:w="734"/>
-            <w:vAlign w:val="center"/>
-            <w:shd w:val="clear" w:color="auto" w:fill="F2F5FA"/>
+            <w:shd w:val="clear" w:color="auto" w:fill="F2F5FA"/>
+            <w:vAlign w:val="center"/>
           </w:tcPr>
           <w:p>
             <w:pPr>
@@ -9310,8 +9310,8 @@
         <w:tc>
           <w:tcPr>
             <w:tcW w:type="dxa" w:w="2412"/>
-            <w:vAlign w:val="center"/>
-            <w:shd w:val="clear" w:color="auto" w:fill="F2F5FA"/>
+            <w:shd w:val="clear" w:color="auto" w:fill="F2F5FA"/>
+            <w:vAlign w:val="center"/>
           </w:tcPr>
           <w:p>
             <w:pPr>
@@ -9330,8 +9330,8 @@
         <w:tc>
           <w:tcPr>
             <w:tcW w:type="dxa" w:w="1887"/>
-            <w:vAlign w:val="center"/>
-            <w:shd w:val="clear" w:color="auto" w:fill="F2F5FA"/>
+            <w:shd w:val="clear" w:color="auto" w:fill="F2F5FA"/>
+            <w:vAlign w:val="center"/>
           </w:tcPr>
           <w:p>
             <w:pPr>
@@ -9350,8 +9350,8 @@
         <w:tc>
           <w:tcPr>
             <w:tcW w:type="dxa" w:w="2307"/>
-            <w:vAlign w:val="center"/>
-            <w:shd w:val="clear" w:color="auto" w:fill="F2F5FA"/>
+            <w:shd w:val="clear" w:color="auto" w:fill="F2F5FA"/>
+            <w:vAlign w:val="center"/>
           </w:tcPr>
           <w:p>
             <w:pPr>
@@ -9370,8 +9370,8 @@
         <w:tc>
           <w:tcPr>
             <w:tcW w:type="dxa" w:w="839"/>
-            <w:vAlign w:val="center"/>
-            <w:shd w:val="clear" w:color="auto" w:fill="F2F5FA"/>
+            <w:shd w:val="clear" w:color="auto" w:fill="F2F5FA"/>
+            <w:vAlign w:val="center"/>
           </w:tcPr>
           <w:p>
             <w:pPr>
@@ -9517,8 +9517,8 @@
         <w:tc>
           <w:tcPr>
             <w:tcW w:type="dxa" w:w="1573"/>
-            <w:vAlign w:val="center"/>
-            <w:shd w:val="clear" w:color="auto" w:fill="F2F5FA"/>
+            <w:shd w:val="clear" w:color="auto" w:fill="F2F5FA"/>
+            <w:vAlign w:val="center"/>
           </w:tcPr>
           <w:p>
             <w:pPr>
@@ -9537,8 +9537,8 @@
         <w:tc>
           <w:tcPr>
             <w:tcW w:type="dxa" w:w="734"/>
-            <w:vAlign w:val="center"/>
-            <w:shd w:val="clear" w:color="auto" w:fill="F2F5FA"/>
+            <w:shd w:val="clear" w:color="auto" w:fill="F2F5FA"/>
+            <w:vAlign w:val="center"/>
           </w:tcPr>
           <w:p>
             <w:pPr>
@@ -9558,8 +9558,8 @@
         <w:tc>
           <w:tcPr>
             <w:tcW w:type="dxa" w:w="2412"/>
-            <w:vAlign w:val="center"/>
-            <w:shd w:val="clear" w:color="auto" w:fill="F2F5FA"/>
+            <w:shd w:val="clear" w:color="auto" w:fill="F2F5FA"/>
+            <w:vAlign w:val="center"/>
           </w:tcPr>
           <w:p>
             <w:pPr>
@@ -9578,8 +9578,8 @@
         <w:tc>
           <w:tcPr>
             <w:tcW w:type="dxa" w:w="1887"/>
-            <w:vAlign w:val="center"/>
-            <w:shd w:val="clear" w:color="auto" w:fill="F2F5FA"/>
+            <w:shd w:val="clear" w:color="auto" w:fill="F2F5FA"/>
+            <w:vAlign w:val="center"/>
           </w:tcPr>
           <w:p>
             <w:pPr>
@@ -9598,8 +9598,8 @@
         <w:tc>
           <w:tcPr>
             <w:tcW w:type="dxa" w:w="2307"/>
-            <w:vAlign w:val="center"/>
-            <w:shd w:val="clear" w:color="auto" w:fill="F2F5FA"/>
+            <w:shd w:val="clear" w:color="auto" w:fill="F2F5FA"/>
+            <w:vAlign w:val="center"/>
           </w:tcPr>
           <w:p>
             <w:pPr>
@@ -9618,8 +9618,8 @@
         <w:tc>
           <w:tcPr>
             <w:tcW w:type="dxa" w:w="839"/>
-            <w:vAlign w:val="center"/>
-            <w:shd w:val="clear" w:color="auto" w:fill="F2F5FA"/>
+            <w:shd w:val="clear" w:color="auto" w:fill="F2F5FA"/>
+            <w:vAlign w:val="center"/>
           </w:tcPr>
           <w:p>
             <w:pPr>
@@ -9765,8 +9765,8 @@
         <w:tc>
           <w:tcPr>
             <w:tcW w:type="dxa" w:w="1573"/>
-            <w:vAlign w:val="center"/>
-            <w:shd w:val="clear" w:color="auto" w:fill="F2F5FA"/>
+            <w:shd w:val="clear" w:color="auto" w:fill="F2F5FA"/>
+            <w:vAlign w:val="center"/>
           </w:tcPr>
           <w:p>
             <w:pPr>
@@ -9785,8 +9785,8 @@
         <w:tc>
           <w:tcPr>
             <w:tcW w:type="dxa" w:w="734"/>
-            <w:vAlign w:val="center"/>
-            <w:shd w:val="clear" w:color="auto" w:fill="F2F5FA"/>
+            <w:shd w:val="clear" w:color="auto" w:fill="F2F5FA"/>
+            <w:vAlign w:val="center"/>
           </w:tcPr>
           <w:p>
             <w:pPr>
@@ -9806,8 +9806,8 @@
         <w:tc>
           <w:tcPr>
             <w:tcW w:type="dxa" w:w="2412"/>
-            <w:vAlign w:val="center"/>
-            <w:shd w:val="clear" w:color="auto" w:fill="F2F5FA"/>
+            <w:shd w:val="clear" w:color="auto" w:fill="F2F5FA"/>
+            <w:vAlign w:val="center"/>
           </w:tcPr>
           <w:p>
             <w:pPr>
@@ -9826,8 +9826,8 @@
         <w:tc>
           <w:tcPr>
             <w:tcW w:type="dxa" w:w="1887"/>
-            <w:vAlign w:val="center"/>
-            <w:shd w:val="clear" w:color="auto" w:fill="F2F5FA"/>
+            <w:shd w:val="clear" w:color="auto" w:fill="F2F5FA"/>
+            <w:vAlign w:val="center"/>
           </w:tcPr>
           <w:p>
             <w:pPr>
@@ -9846,8 +9846,8 @@
         <w:tc>
           <w:tcPr>
             <w:tcW w:type="dxa" w:w="2307"/>
-            <w:vAlign w:val="center"/>
-            <w:shd w:val="clear" w:color="auto" w:fill="F2F5FA"/>
+            <w:shd w:val="clear" w:color="auto" w:fill="F2F5FA"/>
+            <w:vAlign w:val="center"/>
           </w:tcPr>
           <w:p>
             <w:pPr>
@@ -9866,8 +9866,8 @@
         <w:tc>
           <w:tcPr>
             <w:tcW w:type="dxa" w:w="839"/>
-            <w:vAlign w:val="center"/>
-            <w:shd w:val="clear" w:color="auto" w:fill="F2F5FA"/>
+            <w:shd w:val="clear" w:color="auto" w:fill="F2F5FA"/>
+            <w:vAlign w:val="center"/>
           </w:tcPr>
           <w:p>
             <w:pPr>
@@ -10013,8 +10013,8 @@
         <w:tc>
           <w:tcPr>
             <w:tcW w:type="dxa" w:w="1573"/>
-            <w:vAlign w:val="center"/>
-            <w:shd w:val="clear" w:color="auto" w:fill="F2F5FA"/>
+            <w:shd w:val="clear" w:color="auto" w:fill="F2F5FA"/>
+            <w:vAlign w:val="center"/>
           </w:tcPr>
           <w:p>
             <w:pPr>
@@ -10033,8 +10033,8 @@
         <w:tc>
           <w:tcPr>
             <w:tcW w:type="dxa" w:w="734"/>
-            <w:vAlign w:val="center"/>
-            <w:shd w:val="clear" w:color="auto" w:fill="F2F5FA"/>
+            <w:shd w:val="clear" w:color="auto" w:fill="F2F5FA"/>
+            <w:vAlign w:val="center"/>
           </w:tcPr>
           <w:p>
             <w:pPr>
@@ -10054,8 +10054,8 @@
         <w:tc>
           <w:tcPr>
             <w:tcW w:type="dxa" w:w="2412"/>
-            <w:vAlign w:val="center"/>
-            <w:shd w:val="clear" w:color="auto" w:fill="F2F5FA"/>
+            <w:shd w:val="clear" w:color="auto" w:fill="F2F5FA"/>
+            <w:vAlign w:val="center"/>
           </w:tcPr>
           <w:p>
             <w:pPr>
@@ -10074,8 +10074,8 @@
         <w:tc>
           <w:tcPr>
             <w:tcW w:type="dxa" w:w="1887"/>
-            <w:vAlign w:val="center"/>
-            <w:shd w:val="clear" w:color="auto" w:fill="F2F5FA"/>
+            <w:shd w:val="clear" w:color="auto" w:fill="F2F5FA"/>
+            <w:vAlign w:val="center"/>
           </w:tcPr>
           <w:p>
             <w:pPr>
@@ -10094,8 +10094,8 @@
         <w:tc>
           <w:tcPr>
             <w:tcW w:type="dxa" w:w="2307"/>
-            <w:vAlign w:val="center"/>
-            <w:shd w:val="clear" w:color="auto" w:fill="F2F5FA"/>
+            <w:shd w:val="clear" w:color="auto" w:fill="F2F5FA"/>
+            <w:vAlign w:val="center"/>
           </w:tcPr>
           <w:p>
             <w:pPr>
@@ -10114,8 +10114,8 @@
         <w:tc>
           <w:tcPr>
             <w:tcW w:type="dxa" w:w="839"/>
-            <w:vAlign w:val="center"/>
-            <w:shd w:val="clear" w:color="auto" w:fill="F2F5FA"/>
+            <w:shd w:val="clear" w:color="auto" w:fill="F2F5FA"/>
+            <w:vAlign w:val="center"/>
           </w:tcPr>
           <w:p>
             <w:pPr>
@@ -10261,8 +10261,8 @@
         <w:tc>
           <w:tcPr>
             <w:tcW w:type="dxa" w:w="1573"/>
-            <w:vAlign w:val="center"/>
-            <w:shd w:val="clear" w:color="auto" w:fill="F2F5FA"/>
+            <w:shd w:val="clear" w:color="auto" w:fill="F2F5FA"/>
+            <w:vAlign w:val="center"/>
           </w:tcPr>
           <w:p>
             <w:pPr>
@@ -10281,8 +10281,8 @@
         <w:tc>
           <w:tcPr>
             <w:tcW w:type="dxa" w:w="734"/>
-            <w:vAlign w:val="center"/>
-            <w:shd w:val="clear" w:color="auto" w:fill="F2F5FA"/>
+            <w:shd w:val="clear" w:color="auto" w:fill="F2F5FA"/>
+            <w:vAlign w:val="center"/>
           </w:tcPr>
           <w:p>
             <w:pPr>
@@ -10302,8 +10302,8 @@
         <w:tc>
           <w:tcPr>
             <w:tcW w:type="dxa" w:w="2412"/>
-            <w:vAlign w:val="center"/>
-            <w:shd w:val="clear" w:color="auto" w:fill="F2F5FA"/>
+            <w:shd w:val="clear" w:color="auto" w:fill="F2F5FA"/>
+            <w:vAlign w:val="center"/>
           </w:tcPr>
           <w:p>
             <w:pPr>
@@ -10322,8 +10322,8 @@
         <w:tc>
           <w:tcPr>
             <w:tcW w:type="dxa" w:w="1887"/>
-            <w:vAlign w:val="center"/>
-            <w:shd w:val="clear" w:color="auto" w:fill="F2F5FA"/>
+            <w:shd w:val="clear" w:color="auto" w:fill="F2F5FA"/>
+            <w:vAlign w:val="center"/>
           </w:tcPr>
           <w:p>
             <w:pPr>
@@ -10342,8 +10342,8 @@
         <w:tc>
           <w:tcPr>
             <w:tcW w:type="dxa" w:w="2307"/>
-            <w:vAlign w:val="center"/>
-            <w:shd w:val="clear" w:color="auto" w:fill="F2F5FA"/>
+            <w:shd w:val="clear" w:color="auto" w:fill="F2F5FA"/>
+            <w:vAlign w:val="center"/>
           </w:tcPr>
           <w:p>
             <w:pPr>
@@ -10362,8 +10362,8 @@
         <w:tc>
           <w:tcPr>
             <w:tcW w:type="dxa" w:w="839"/>
-            <w:vAlign w:val="center"/>
-            <w:shd w:val="clear" w:color="auto" w:fill="F2F5FA"/>
+            <w:shd w:val="clear" w:color="auto" w:fill="F2F5FA"/>
+            <w:vAlign w:val="center"/>
           </w:tcPr>
           <w:p>
             <w:pPr>
@@ -10425,13 +10425,13 @@
         <w:tblStyle w:val="TableGrid"/>
         <w:tblW w:type="auto" w:w="0"/>
         <w:tblLayout w:type="fixed"/>
-        <w:tblLook w:firstColumn="1" w:firstRow="1" w:lastColumn="0" w:lastRow="0" w:noHBand="0" w:noVBand="1" w:val="04A0"/>
         <w:tblCellMar>
           <w:top w:w="34" w:type="dxa"/>
           <w:left w:w="68" w:type="dxa"/>
           <w:bottom w:w="34" w:type="dxa"/>
           <w:right w:w="68" w:type="dxa"/>
         </w:tblCellMar>
+        <w:tblLook w:firstColumn="1" w:firstRow="1" w:lastColumn="0" w:lastRow="0" w:noHBand="0" w:noVBand="1" w:val="04A0"/>
       </w:tblPr>
       <w:tblGrid>
         <w:gridCol w:w="4876"/>
@@ -10444,8 +10444,8 @@
         <w:tc>
           <w:tcPr>
             <w:tcW w:type="dxa" w:w="3061"/>
-            <w:vAlign w:val="center"/>
             <w:shd w:val="clear" w:color="auto" w:fill="1F3864"/>
+            <w:vAlign w:val="center"/>
           </w:tcPr>
           <w:p>
             <w:pPr>
@@ -10466,8 +10466,8 @@
         <w:tc>
           <w:tcPr>
             <w:tcW w:type="dxa" w:w="6690"/>
-            <w:vAlign w:val="center"/>
             <w:shd w:val="clear" w:color="auto" w:fill="1F3864"/>
+            <w:vAlign w:val="center"/>
           </w:tcPr>
           <w:p>
             <w:pPr>
@@ -10536,8 +10536,8 @@
         <w:tc>
           <w:tcPr>
             <w:tcW w:type="dxa" w:w="3061"/>
-            <w:vAlign w:val="center"/>
-            <w:shd w:val="clear" w:color="auto" w:fill="F2F5FA"/>
+            <w:shd w:val="clear" w:color="auto" w:fill="F2F5FA"/>
+            <w:vAlign w:val="center"/>
           </w:tcPr>
           <w:p>
             <w:pPr>
@@ -10556,8 +10556,8 @@
         <w:tc>
           <w:tcPr>
             <w:tcW w:type="dxa" w:w="6690"/>
-            <w:vAlign w:val="center"/>
-            <w:shd w:val="clear" w:color="auto" w:fill="F2F5FA"/>
+            <w:shd w:val="clear" w:color="auto" w:fill="F2F5FA"/>
+            <w:vAlign w:val="center"/>
           </w:tcPr>
           <w:p>
             <w:pPr>
@@ -10651,13 +10651,13 @@
         <w:tblStyle w:val="TableGrid"/>
         <w:tblW w:type="auto" w:w="0"/>
         <w:tblLayout w:type="fixed"/>
-        <w:tblLook w:firstColumn="1" w:firstRow="1" w:lastColumn="0" w:lastRow="0" w:noHBand="0" w:noVBand="1" w:val="04A0"/>
         <w:tblCellMar>
           <w:top w:w="34" w:type="dxa"/>
           <w:left w:w="68" w:type="dxa"/>
           <w:bottom w:w="34" w:type="dxa"/>
           <w:right w:w="68" w:type="dxa"/>
         </w:tblCellMar>
+        <w:tblLook w:firstColumn="1" w:firstRow="1" w:lastColumn="0" w:lastRow="0" w:noHBand="0" w:noVBand="1" w:val="04A0"/>
       </w:tblPr>
       <w:tblGrid>
         <w:gridCol w:w="4876"/>
@@ -10670,8 +10670,8 @@
         <w:tc>
           <w:tcPr>
             <w:tcW w:type="dxa" w:w="2608"/>
-            <w:vAlign w:val="center"/>
             <w:shd w:val="clear" w:color="auto" w:fill="1F3864"/>
+            <w:vAlign w:val="center"/>
           </w:tcPr>
           <w:p>
             <w:pPr>
@@ -10692,8 +10692,8 @@
         <w:tc>
           <w:tcPr>
             <w:tcW w:type="dxa" w:w="7143"/>
-            <w:vAlign w:val="center"/>
             <w:shd w:val="clear" w:color="auto" w:fill="1F3864"/>
+            <w:vAlign w:val="center"/>
           </w:tcPr>
           <w:p>
             <w:pPr>
@@ -10762,8 +10762,8 @@
         <w:tc>
           <w:tcPr>
             <w:tcW w:type="dxa" w:w="2608"/>
-            <w:vAlign w:val="center"/>
-            <w:shd w:val="clear" w:color="auto" w:fill="F2F5FA"/>
+            <w:shd w:val="clear" w:color="auto" w:fill="F2F5FA"/>
+            <w:vAlign w:val="center"/>
           </w:tcPr>
           <w:p>
             <w:pPr>
@@ -10782,8 +10782,8 @@
         <w:tc>
           <w:tcPr>
             <w:tcW w:type="dxa" w:w="7143"/>
-            <w:vAlign w:val="center"/>
-            <w:shd w:val="clear" w:color="auto" w:fill="F2F5FA"/>
+            <w:shd w:val="clear" w:color="auto" w:fill="F2F5FA"/>
+            <w:vAlign w:val="center"/>
           </w:tcPr>
           <w:p>
             <w:pPr>
@@ -10820,13 +10820,13 @@
         <w:tblStyle w:val="TableGrid"/>
         <w:tblW w:type="auto" w:w="0"/>
         <w:tblLayout w:type="fixed"/>
-        <w:tblLook w:firstColumn="1" w:firstRow="1" w:lastColumn="0" w:lastRow="0" w:noHBand="0" w:noVBand="1" w:val="04A0"/>
         <w:tblCellMar>
           <w:top w:w="34" w:type="dxa"/>
           <w:left w:w="68" w:type="dxa"/>
           <w:bottom w:w="34" w:type="dxa"/>
           <w:right w:w="68" w:type="dxa"/>
         </w:tblCellMar>
+        <w:tblLook w:firstColumn="1" w:firstRow="1" w:lastColumn="0" w:lastRow="0" w:noHBand="0" w:noVBand="1" w:val="04A0"/>
       </w:tblPr>
       <w:tblGrid>
         <w:gridCol w:w="1625"/>
@@ -10843,8 +10843,8 @@
         <w:tc>
           <w:tcPr>
             <w:tcW w:type="dxa" w:w="1573"/>
-            <w:vAlign w:val="center"/>
             <w:shd w:val="clear" w:color="auto" w:fill="1F3864"/>
+            <w:vAlign w:val="center"/>
           </w:tcPr>
           <w:p>
             <w:pPr>
@@ -10865,8 +10865,8 @@
         <w:tc>
           <w:tcPr>
             <w:tcW w:type="dxa" w:w="734"/>
-            <w:vAlign w:val="center"/>
             <w:shd w:val="clear" w:color="auto" w:fill="1F3864"/>
+            <w:vAlign w:val="center"/>
           </w:tcPr>
           <w:p>
             <w:pPr>
@@ -10887,8 +10887,8 @@
         <w:tc>
           <w:tcPr>
             <w:tcW w:type="dxa" w:w="2412"/>
-            <w:vAlign w:val="center"/>
             <w:shd w:val="clear" w:color="auto" w:fill="1F3864"/>
+            <w:vAlign w:val="center"/>
           </w:tcPr>
           <w:p>
             <w:pPr>
@@ -10909,8 +10909,8 @@
         <w:tc>
           <w:tcPr>
             <w:tcW w:type="dxa" w:w="1887"/>
-            <w:vAlign w:val="center"/>
             <w:shd w:val="clear" w:color="auto" w:fill="1F3864"/>
+            <w:vAlign w:val="center"/>
           </w:tcPr>
           <w:p>
             <w:pPr>
@@ -10931,8 +10931,8 @@
         <w:tc>
           <w:tcPr>
             <w:tcW w:type="dxa" w:w="2307"/>
-            <w:vAlign w:val="center"/>
             <w:shd w:val="clear" w:color="auto" w:fill="1F3864"/>
+            <w:vAlign w:val="center"/>
           </w:tcPr>
           <w:p>
             <w:pPr>
@@ -10953,8 +10953,8 @@
         <w:tc>
           <w:tcPr>
             <w:tcW w:type="dxa" w:w="839"/>
-            <w:vAlign w:val="center"/>
             <w:shd w:val="clear" w:color="auto" w:fill="1F3864"/>
+            <w:vAlign w:val="center"/>
           </w:tcPr>
           <w:p>
             <w:pPr>
@@ -11101,8 +11101,8 @@
         <w:tc>
           <w:tcPr>
             <w:tcW w:type="dxa" w:w="1573"/>
-            <w:vAlign w:val="center"/>
-            <w:shd w:val="clear" w:color="auto" w:fill="F2F5FA"/>
+            <w:shd w:val="clear" w:color="auto" w:fill="F2F5FA"/>
+            <w:vAlign w:val="center"/>
           </w:tcPr>
           <w:p>
             <w:pPr>
@@ -11121,8 +11121,8 @@
         <w:tc>
           <w:tcPr>
             <w:tcW w:type="dxa" w:w="734"/>
-            <w:vAlign w:val="center"/>
-            <w:shd w:val="clear" w:color="auto" w:fill="F2F5FA"/>
+            <w:shd w:val="clear" w:color="auto" w:fill="F2F5FA"/>
+            <w:vAlign w:val="center"/>
           </w:tcPr>
           <w:p>
             <w:pPr>
@@ -11142,8 +11142,8 @@
         <w:tc>
           <w:tcPr>
             <w:tcW w:type="dxa" w:w="2412"/>
-            <w:vAlign w:val="center"/>
-            <w:shd w:val="clear" w:color="auto" w:fill="F2F5FA"/>
+            <w:shd w:val="clear" w:color="auto" w:fill="F2F5FA"/>
+            <w:vAlign w:val="center"/>
           </w:tcPr>
           <w:p>
             <w:pPr>
@@ -11162,8 +11162,8 @@
         <w:tc>
           <w:tcPr>
             <w:tcW w:type="dxa" w:w="1887"/>
-            <w:vAlign w:val="center"/>
-            <w:shd w:val="clear" w:color="auto" w:fill="F2F5FA"/>
+            <w:shd w:val="clear" w:color="auto" w:fill="F2F5FA"/>
+            <w:vAlign w:val="center"/>
           </w:tcPr>
           <w:p>
             <w:pPr>
@@ -11182,8 +11182,8 @@
         <w:tc>
           <w:tcPr>
             <w:tcW w:type="dxa" w:w="2307"/>
-            <w:vAlign w:val="center"/>
-            <w:shd w:val="clear" w:color="auto" w:fill="F2F5FA"/>
+            <w:shd w:val="clear" w:color="auto" w:fill="F2F5FA"/>
+            <w:vAlign w:val="center"/>
           </w:tcPr>
           <w:p>
             <w:pPr>
@@ -11202,8 +11202,8 @@
         <w:tc>
           <w:tcPr>
             <w:tcW w:type="dxa" w:w="839"/>
-            <w:vAlign w:val="center"/>
-            <w:shd w:val="clear" w:color="auto" w:fill="F2F5FA"/>
+            <w:shd w:val="clear" w:color="auto" w:fill="F2F5FA"/>
+            <w:vAlign w:val="center"/>
           </w:tcPr>
           <w:p>
             <w:pPr>
@@ -11349,8 +11349,8 @@
         <w:tc>
           <w:tcPr>
             <w:tcW w:type="dxa" w:w="1573"/>
-            <w:vAlign w:val="center"/>
-            <w:shd w:val="clear" w:color="auto" w:fill="F2F5FA"/>
+            <w:shd w:val="clear" w:color="auto" w:fill="F2F5FA"/>
+            <w:vAlign w:val="center"/>
           </w:tcPr>
           <w:p>
             <w:pPr>
@@ -11369,8 +11369,8 @@
         <w:tc>
           <w:tcPr>
             <w:tcW w:type="dxa" w:w="734"/>
-            <w:vAlign w:val="center"/>
-            <w:shd w:val="clear" w:color="auto" w:fill="F2F5FA"/>
+            <w:shd w:val="clear" w:color="auto" w:fill="F2F5FA"/>
+            <w:vAlign w:val="center"/>
           </w:tcPr>
           <w:p>
             <w:pPr>
@@ -11390,8 +11390,8 @@
         <w:tc>
           <w:tcPr>
             <w:tcW w:type="dxa" w:w="2412"/>
-            <w:vAlign w:val="center"/>
-            <w:shd w:val="clear" w:color="auto" w:fill="F2F5FA"/>
+            <w:shd w:val="clear" w:color="auto" w:fill="F2F5FA"/>
+            <w:vAlign w:val="center"/>
           </w:tcPr>
           <w:p>
             <w:pPr>
@@ -11410,8 +11410,8 @@
         <w:tc>
           <w:tcPr>
             <w:tcW w:type="dxa" w:w="1887"/>
-            <w:vAlign w:val="center"/>
-            <w:shd w:val="clear" w:color="auto" w:fill="F2F5FA"/>
+            <w:shd w:val="clear" w:color="auto" w:fill="F2F5FA"/>
+            <w:vAlign w:val="center"/>
           </w:tcPr>
           <w:p>
             <w:pPr>
@@ -11430,8 +11430,8 @@
         <w:tc>
           <w:tcPr>
             <w:tcW w:type="dxa" w:w="2307"/>
-            <w:vAlign w:val="center"/>
-            <w:shd w:val="clear" w:color="auto" w:fill="F2F5FA"/>
+            <w:shd w:val="clear" w:color="auto" w:fill="F2F5FA"/>
+            <w:vAlign w:val="center"/>
           </w:tcPr>
           <w:p>
             <w:pPr>
@@ -11450,8 +11450,8 @@
         <w:tc>
           <w:tcPr>
             <w:tcW w:type="dxa" w:w="839"/>
-            <w:vAlign w:val="center"/>
-            <w:shd w:val="clear" w:color="auto" w:fill="F2F5FA"/>
+            <w:shd w:val="clear" w:color="auto" w:fill="F2F5FA"/>
+            <w:vAlign w:val="center"/>
           </w:tcPr>
           <w:p>
             <w:pPr>
@@ -11597,8 +11597,8 @@
         <w:tc>
           <w:tcPr>
             <w:tcW w:type="dxa" w:w="1573"/>
-            <w:vAlign w:val="center"/>
-            <w:shd w:val="clear" w:color="auto" w:fill="F2F5FA"/>
+            <w:shd w:val="clear" w:color="auto" w:fill="F2F5FA"/>
+            <w:vAlign w:val="center"/>
           </w:tcPr>
           <w:p>
             <w:pPr>
@@ -11617,8 +11617,8 @@
         <w:tc>
           <w:tcPr>
             <w:tcW w:type="dxa" w:w="734"/>
-            <w:vAlign w:val="center"/>
-            <w:shd w:val="clear" w:color="auto" w:fill="F2F5FA"/>
+            <w:shd w:val="clear" w:color="auto" w:fill="F2F5FA"/>
+            <w:vAlign w:val="center"/>
           </w:tcPr>
           <w:p>
             <w:pPr>
@@ -11638,8 +11638,8 @@
         <w:tc>
           <w:tcPr>
             <w:tcW w:type="dxa" w:w="2412"/>
-            <w:vAlign w:val="center"/>
-            <w:shd w:val="clear" w:color="auto" w:fill="F2F5FA"/>
+            <w:shd w:val="clear" w:color="auto" w:fill="F2F5FA"/>
+            <w:vAlign w:val="center"/>
           </w:tcPr>
           <w:p>
             <w:pPr>
@@ -11658,8 +11658,8 @@
         <w:tc>
           <w:tcPr>
             <w:tcW w:type="dxa" w:w="1887"/>
-            <w:vAlign w:val="center"/>
-            <w:shd w:val="clear" w:color="auto" w:fill="F2F5FA"/>
+            <w:shd w:val="clear" w:color="auto" w:fill="F2F5FA"/>
+            <w:vAlign w:val="center"/>
           </w:tcPr>
           <w:p>
             <w:pPr>
@@ -11678,8 +11678,8 @@
         <w:tc>
           <w:tcPr>
             <w:tcW w:type="dxa" w:w="2307"/>
-            <w:vAlign w:val="center"/>
-            <w:shd w:val="clear" w:color="auto" w:fill="F2F5FA"/>
+            <w:shd w:val="clear" w:color="auto" w:fill="F2F5FA"/>
+            <w:vAlign w:val="center"/>
           </w:tcPr>
           <w:p>
             <w:pPr>
@@ -11698,8 +11698,8 @@
         <w:tc>
           <w:tcPr>
             <w:tcW w:type="dxa" w:w="839"/>
-            <w:vAlign w:val="center"/>
-            <w:shd w:val="clear" w:color="auto" w:fill="F2F5FA"/>
+            <w:shd w:val="clear" w:color="auto" w:fill="F2F5FA"/>
+            <w:vAlign w:val="center"/>
           </w:tcPr>
           <w:p>
             <w:pPr>
@@ -11845,8 +11845,8 @@
         <w:tc>
           <w:tcPr>
             <w:tcW w:type="dxa" w:w="1573"/>
-            <w:vAlign w:val="center"/>
-            <w:shd w:val="clear" w:color="auto" w:fill="F2F5FA"/>
+            <w:shd w:val="clear" w:color="auto" w:fill="F2F5FA"/>
+            <w:vAlign w:val="center"/>
           </w:tcPr>
           <w:p>
             <w:pPr>
@@ -11865,8 +11865,8 @@
         <w:tc>
           <w:tcPr>
             <w:tcW w:type="dxa" w:w="734"/>
-            <w:vAlign w:val="center"/>
-            <w:shd w:val="clear" w:color="auto" w:fill="F2F5FA"/>
+            <w:shd w:val="clear" w:color="auto" w:fill="F2F5FA"/>
+            <w:vAlign w:val="center"/>
           </w:tcPr>
           <w:p>
             <w:pPr>
@@ -11886,8 +11886,8 @@
         <w:tc>
           <w:tcPr>
             <w:tcW w:type="dxa" w:w="2412"/>
-            <w:vAlign w:val="center"/>
-            <w:shd w:val="clear" w:color="auto" w:fill="F2F5FA"/>
+            <w:shd w:val="clear" w:color="auto" w:fill="F2F5FA"/>
+            <w:vAlign w:val="center"/>
           </w:tcPr>
           <w:p>
             <w:pPr>
@@ -11906,8 +11906,8 @@
         <w:tc>
           <w:tcPr>
             <w:tcW w:type="dxa" w:w="1887"/>
-            <w:vAlign w:val="center"/>
-            <w:shd w:val="clear" w:color="auto" w:fill="F2F5FA"/>
+            <w:shd w:val="clear" w:color="auto" w:fill="F2F5FA"/>
+            <w:vAlign w:val="center"/>
           </w:tcPr>
           <w:p>
             <w:pPr>
@@ -11926,8 +11926,8 @@
         <w:tc>
           <w:tcPr>
             <w:tcW w:type="dxa" w:w="2307"/>
-            <w:vAlign w:val="center"/>
-            <w:shd w:val="clear" w:color="auto" w:fill="F2F5FA"/>
+            <w:shd w:val="clear" w:color="auto" w:fill="F2F5FA"/>
+            <w:vAlign w:val="center"/>
           </w:tcPr>
           <w:p>
             <w:pPr>
@@ -11946,8 +11946,8 @@
         <w:tc>
           <w:tcPr>
             <w:tcW w:type="dxa" w:w="839"/>
-            <w:vAlign w:val="center"/>
-            <w:shd w:val="clear" w:color="auto" w:fill="F2F5FA"/>
+            <w:shd w:val="clear" w:color="auto" w:fill="F2F5FA"/>
+            <w:vAlign w:val="center"/>
           </w:tcPr>
           <w:p>
             <w:pPr>
@@ -11991,13 +11991,13 @@
         <w:tblStyle w:val="TableGrid"/>
         <w:tblW w:type="auto" w:w="0"/>
         <w:tblLayout w:type="fixed"/>
-        <w:tblLook w:firstColumn="1" w:firstRow="1" w:lastColumn="0" w:lastRow="0" w:noHBand="0" w:noVBand="1" w:val="04A0"/>
         <w:tblCellMar>
           <w:top w:w="34" w:type="dxa"/>
           <w:left w:w="68" w:type="dxa"/>
           <w:bottom w:w="34" w:type="dxa"/>
           <w:right w:w="68" w:type="dxa"/>
         </w:tblCellMar>
+        <w:tblLook w:firstColumn="1" w:firstRow="1" w:lastColumn="0" w:lastRow="0" w:noHBand="0" w:noVBand="1" w:val="04A0"/>
       </w:tblPr>
       <w:tblGrid>
         <w:gridCol w:w="4876"/>
@@ -12010,8 +12010,8 @@
         <w:tc>
           <w:tcPr>
             <w:tcW w:type="dxa" w:w="3061"/>
-            <w:vAlign w:val="center"/>
             <w:shd w:val="clear" w:color="auto" w:fill="1F3864"/>
+            <w:vAlign w:val="center"/>
           </w:tcPr>
           <w:p>
             <w:pPr>
@@ -12032,8 +12032,8 @@
         <w:tc>
           <w:tcPr>
             <w:tcW w:type="dxa" w:w="6690"/>
-            <w:vAlign w:val="center"/>
             <w:shd w:val="clear" w:color="auto" w:fill="1F3864"/>
+            <w:vAlign w:val="center"/>
           </w:tcPr>
           <w:p>
             <w:pPr>
@@ -12102,8 +12102,8 @@
         <w:tc>
           <w:tcPr>
             <w:tcW w:type="dxa" w:w="3061"/>
-            <w:vAlign w:val="center"/>
-            <w:shd w:val="clear" w:color="auto" w:fill="F2F5FA"/>
+            <w:shd w:val="clear" w:color="auto" w:fill="F2F5FA"/>
+            <w:vAlign w:val="center"/>
           </w:tcPr>
           <w:p>
             <w:pPr>
@@ -12122,8 +12122,8 @@
         <w:tc>
           <w:tcPr>
             <w:tcW w:type="dxa" w:w="6690"/>
-            <w:vAlign w:val="center"/>
-            <w:shd w:val="clear" w:color="auto" w:fill="F2F5FA"/>
+            <w:shd w:val="clear" w:color="auto" w:fill="F2F5FA"/>
+            <w:vAlign w:val="center"/>
           </w:tcPr>
           <w:p>
             <w:pPr>
@@ -12203,13 +12203,13 @@
         <w:tblStyle w:val="TableGrid"/>
         <w:tblW w:type="auto" w:w="0"/>
         <w:tblLayout w:type="fixed"/>
-        <w:tblLook w:firstColumn="1" w:firstRow="1" w:lastColumn="0" w:lastRow="0" w:noHBand="0" w:noVBand="1" w:val="04A0"/>
         <w:tblCellMar>
           <w:top w:w="34" w:type="dxa"/>
           <w:left w:w="68" w:type="dxa"/>
           <w:bottom w:w="34" w:type="dxa"/>
           <w:right w:w="68" w:type="dxa"/>
         </w:tblCellMar>
+        <w:tblLook w:firstColumn="1" w:firstRow="1" w:lastColumn="0" w:lastRow="0" w:noHBand="0" w:noVBand="1" w:val="04A0"/>
       </w:tblPr>
       <w:tblGrid>
         <w:gridCol w:w="1625"/>
@@ -12226,8 +12226,8 @@
         <w:tc>
           <w:tcPr>
             <w:tcW w:type="dxa" w:w="1573"/>
-            <w:vAlign w:val="center"/>
             <w:shd w:val="clear" w:color="auto" w:fill="1F3864"/>
+            <w:vAlign w:val="center"/>
           </w:tcPr>
           <w:p>
             <w:pPr>
@@ -12248,8 +12248,8 @@
         <w:tc>
           <w:tcPr>
             <w:tcW w:type="dxa" w:w="734"/>
-            <w:vAlign w:val="center"/>
             <w:shd w:val="clear" w:color="auto" w:fill="1F3864"/>
+            <w:vAlign w:val="center"/>
           </w:tcPr>
           <w:p>
             <w:pPr>
@@ -12270,8 +12270,8 @@
         <w:tc>
           <w:tcPr>
             <w:tcW w:type="dxa" w:w="2412"/>
-            <w:vAlign w:val="center"/>
             <w:shd w:val="clear" w:color="auto" w:fill="1F3864"/>
+            <w:vAlign w:val="center"/>
           </w:tcPr>
           <w:p>
             <w:pPr>
@@ -12292,8 +12292,8 @@
         <w:tc>
           <w:tcPr>
             <w:tcW w:type="dxa" w:w="1887"/>
-            <w:vAlign w:val="center"/>
             <w:shd w:val="clear" w:color="auto" w:fill="1F3864"/>
+            <w:vAlign w:val="center"/>
           </w:tcPr>
           <w:p>
             <w:pPr>
@@ -12314,8 +12314,8 @@
         <w:tc>
           <w:tcPr>
             <w:tcW w:type="dxa" w:w="2307"/>
-            <w:vAlign w:val="center"/>
             <w:shd w:val="clear" w:color="auto" w:fill="1F3864"/>
+            <w:vAlign w:val="center"/>
           </w:tcPr>
           <w:p>
             <w:pPr>
@@ -12336,8 +12336,8 @@
         <w:tc>
           <w:tcPr>
             <w:tcW w:type="dxa" w:w="839"/>
-            <w:vAlign w:val="center"/>
             <w:shd w:val="clear" w:color="auto" w:fill="1F3864"/>
+            <w:vAlign w:val="center"/>
           </w:tcPr>
           <w:p>
             <w:pPr>
@@ -12484,8 +12484,8 @@
         <w:tc>
           <w:tcPr>
             <w:tcW w:type="dxa" w:w="1573"/>
-            <w:vAlign w:val="center"/>
-            <w:shd w:val="clear" w:color="auto" w:fill="F2F5FA"/>
+            <w:shd w:val="clear" w:color="auto" w:fill="F2F5FA"/>
+            <w:vAlign w:val="center"/>
           </w:tcPr>
           <w:p>
             <w:pPr>
@@ -12504,8 +12504,8 @@
         <w:tc>
           <w:tcPr>
             <w:tcW w:type="dxa" w:w="734"/>
-            <w:vAlign w:val="center"/>
-            <w:shd w:val="clear" w:color="auto" w:fill="F2F5FA"/>
+            <w:shd w:val="clear" w:color="auto" w:fill="F2F5FA"/>
+            <w:vAlign w:val="center"/>
           </w:tcPr>
           <w:p>
             <w:pPr>
@@ -12525,8 +12525,8 @@
         <w:tc>
           <w:tcPr>
             <w:tcW w:type="dxa" w:w="2412"/>
-            <w:vAlign w:val="center"/>
-            <w:shd w:val="clear" w:color="auto" w:fill="F2F5FA"/>
+            <w:shd w:val="clear" w:color="auto" w:fill="F2F5FA"/>
+            <w:vAlign w:val="center"/>
           </w:tcPr>
           <w:p>
             <w:pPr>
@@ -12545,8 +12545,8 @@
         <w:tc>
           <w:tcPr>
             <w:tcW w:type="dxa" w:w="1887"/>
-            <w:vAlign w:val="center"/>
-            <w:shd w:val="clear" w:color="auto" w:fill="F2F5FA"/>
+            <w:shd w:val="clear" w:color="auto" w:fill="F2F5FA"/>
+            <w:vAlign w:val="center"/>
           </w:tcPr>
           <w:p>
             <w:pPr>
@@ -12565,8 +12565,8 @@
         <w:tc>
           <w:tcPr>
             <w:tcW w:type="dxa" w:w="2307"/>
-            <w:vAlign w:val="center"/>
-            <w:shd w:val="clear" w:color="auto" w:fill="F2F5FA"/>
+            <w:shd w:val="clear" w:color="auto" w:fill="F2F5FA"/>
+            <w:vAlign w:val="center"/>
           </w:tcPr>
           <w:p>
             <w:pPr>
@@ -12585,8 +12585,8 @@
         <w:tc>
           <w:tcPr>
             <w:tcW w:type="dxa" w:w="839"/>
-            <w:vAlign w:val="center"/>
-            <w:shd w:val="clear" w:color="auto" w:fill="F2F5FA"/>
+            <w:shd w:val="clear" w:color="auto" w:fill="F2F5FA"/>
+            <w:vAlign w:val="center"/>
           </w:tcPr>
           <w:p>
             <w:pPr>
@@ -12732,8 +12732,8 @@
         <w:tc>
           <w:tcPr>
             <w:tcW w:type="dxa" w:w="1573"/>
-            <w:vAlign w:val="center"/>
-            <w:shd w:val="clear" w:color="auto" w:fill="F2F5FA"/>
+            <w:shd w:val="clear" w:color="auto" w:fill="F2F5FA"/>
+            <w:vAlign w:val="center"/>
           </w:tcPr>
           <w:p>
             <w:pPr>
@@ -12752,8 +12752,8 @@
         <w:tc>
           <w:tcPr>
             <w:tcW w:type="dxa" w:w="734"/>
-            <w:vAlign w:val="center"/>
-            <w:shd w:val="clear" w:color="auto" w:fill="F2F5FA"/>
+            <w:shd w:val="clear" w:color="auto" w:fill="F2F5FA"/>
+            <w:vAlign w:val="center"/>
           </w:tcPr>
           <w:p>
             <w:pPr>
@@ -12773,8 +12773,8 @@
         <w:tc>
           <w:tcPr>
             <w:tcW w:type="dxa" w:w="2412"/>
-            <w:vAlign w:val="center"/>
-            <w:shd w:val="clear" w:color="auto" w:fill="F2F5FA"/>
+            <w:shd w:val="clear" w:color="auto" w:fill="F2F5FA"/>
+            <w:vAlign w:val="center"/>
           </w:tcPr>
           <w:p>
             <w:pPr>
@@ -12793,8 +12793,8 @@
         <w:tc>
           <w:tcPr>
             <w:tcW w:type="dxa" w:w="1887"/>
-            <w:vAlign w:val="center"/>
-            <w:shd w:val="clear" w:color="auto" w:fill="F2F5FA"/>
+            <w:shd w:val="clear" w:color="auto" w:fill="F2F5FA"/>
+            <w:vAlign w:val="center"/>
           </w:tcPr>
           <w:p>
             <w:pPr>
@@ -12813,8 +12813,8 @@
         <w:tc>
           <w:tcPr>
             <w:tcW w:type="dxa" w:w="2307"/>
-            <w:vAlign w:val="center"/>
-            <w:shd w:val="clear" w:color="auto" w:fill="F2F5FA"/>
+            <w:shd w:val="clear" w:color="auto" w:fill="F2F5FA"/>
+            <w:vAlign w:val="center"/>
           </w:tcPr>
           <w:p>
             <w:pPr>
@@ -12833,8 +12833,8 @@
         <w:tc>
           <w:tcPr>
             <w:tcW w:type="dxa" w:w="839"/>
-            <w:vAlign w:val="center"/>
-            <w:shd w:val="clear" w:color="auto" w:fill="F2F5FA"/>
+            <w:shd w:val="clear" w:color="auto" w:fill="F2F5FA"/>
+            <w:vAlign w:val="center"/>
           </w:tcPr>
           <w:p>
             <w:pPr>
@@ -12980,8 +12980,8 @@
         <w:tc>
           <w:tcPr>
             <w:tcW w:type="dxa" w:w="1573"/>
-            <w:vAlign w:val="center"/>
-            <w:shd w:val="clear" w:color="auto" w:fill="F2F5FA"/>
+            <w:shd w:val="clear" w:color="auto" w:fill="F2F5FA"/>
+            <w:vAlign w:val="center"/>
           </w:tcPr>
           <w:p>
             <w:pPr>
@@ -13000,8 +13000,8 @@
         <w:tc>
           <w:tcPr>
             <w:tcW w:type="dxa" w:w="734"/>
-            <w:vAlign w:val="center"/>
-            <w:shd w:val="clear" w:color="auto" w:fill="F2F5FA"/>
+            <w:shd w:val="clear" w:color="auto" w:fill="F2F5FA"/>
+            <w:vAlign w:val="center"/>
           </w:tcPr>
           <w:p>
             <w:pPr>
@@ -13021,8 +13021,8 @@
         <w:tc>
           <w:tcPr>
             <w:tcW w:type="dxa" w:w="2412"/>
-            <w:vAlign w:val="center"/>
-            <w:shd w:val="clear" w:color="auto" w:fill="F2F5FA"/>
+            <w:shd w:val="clear" w:color="auto" w:fill="F2F5FA"/>
+            <w:vAlign w:val="center"/>
           </w:tcPr>
           <w:p>
             <w:pPr>
@@ -13041,8 +13041,8 @@
         <w:tc>
           <w:tcPr>
             <w:tcW w:type="dxa" w:w="1887"/>
-            <w:vAlign w:val="center"/>
-            <w:shd w:val="clear" w:color="auto" w:fill="F2F5FA"/>
+            <w:shd w:val="clear" w:color="auto" w:fill="F2F5FA"/>
+            <w:vAlign w:val="center"/>
           </w:tcPr>
           <w:p>
             <w:pPr>
@@ -13061,8 +13061,8 @@
         <w:tc>
           <w:tcPr>
             <w:tcW w:type="dxa" w:w="2307"/>
-            <w:vAlign w:val="center"/>
-            <w:shd w:val="clear" w:color="auto" w:fill="F2F5FA"/>
+            <w:shd w:val="clear" w:color="auto" w:fill="F2F5FA"/>
+            <w:vAlign w:val="center"/>
           </w:tcPr>
           <w:p>
             <w:pPr>
@@ -13081,8 +13081,8 @@
         <w:tc>
           <w:tcPr>
             <w:tcW w:type="dxa" w:w="839"/>
-            <w:vAlign w:val="center"/>
-            <w:shd w:val="clear" w:color="auto" w:fill="F2F5FA"/>
+            <w:shd w:val="clear" w:color="auto" w:fill="F2F5FA"/>
+            <w:vAlign w:val="center"/>
           </w:tcPr>
           <w:p>
             <w:pPr>
@@ -13228,8 +13228,8 @@
         <w:tc>
           <w:tcPr>
             <w:tcW w:type="dxa" w:w="1573"/>
-            <w:vAlign w:val="center"/>
-            <w:shd w:val="clear" w:color="auto" w:fill="F2F5FA"/>
+            <w:shd w:val="clear" w:color="auto" w:fill="F2F5FA"/>
+            <w:vAlign w:val="center"/>
           </w:tcPr>
           <w:p>
             <w:pPr>
@@ -13248,8 +13248,8 @@
         <w:tc>
           <w:tcPr>
             <w:tcW w:type="dxa" w:w="734"/>
-            <w:vAlign w:val="center"/>
-            <w:shd w:val="clear" w:color="auto" w:fill="F2F5FA"/>
+            <w:shd w:val="clear" w:color="auto" w:fill="F2F5FA"/>
+            <w:vAlign w:val="center"/>
           </w:tcPr>
           <w:p>
             <w:pPr>
@@ -13269,8 +13269,8 @@
         <w:tc>
           <w:tcPr>
             <w:tcW w:type="dxa" w:w="2412"/>
-            <w:vAlign w:val="center"/>
-            <w:shd w:val="clear" w:color="auto" w:fill="F2F5FA"/>
+            <w:shd w:val="clear" w:color="auto" w:fill="F2F5FA"/>
+            <w:vAlign w:val="center"/>
           </w:tcPr>
           <w:p>
             <w:pPr>
@@ -13289,8 +13289,8 @@
         <w:tc>
           <w:tcPr>
             <w:tcW w:type="dxa" w:w="1887"/>
-            <w:vAlign w:val="center"/>
-            <w:shd w:val="clear" w:color="auto" w:fill="F2F5FA"/>
+            <w:shd w:val="clear" w:color="auto" w:fill="F2F5FA"/>
+            <w:vAlign w:val="center"/>
           </w:tcPr>
           <w:p>
             <w:pPr>
@@ -13309,8 +13309,8 @@
         <w:tc>
           <w:tcPr>
             <w:tcW w:type="dxa" w:w="2307"/>
-            <w:vAlign w:val="center"/>
-            <w:shd w:val="clear" w:color="auto" w:fill="F2F5FA"/>
+            <w:shd w:val="clear" w:color="auto" w:fill="F2F5FA"/>
+            <w:vAlign w:val="center"/>
           </w:tcPr>
           <w:p>
             <w:pPr>
@@ -13329,8 +13329,8 @@
         <w:tc>
           <w:tcPr>
             <w:tcW w:type="dxa" w:w="839"/>
-            <w:vAlign w:val="center"/>
-            <w:shd w:val="clear" w:color="auto" w:fill="F2F5FA"/>
+            <w:shd w:val="clear" w:color="auto" w:fill="F2F5FA"/>
+            <w:vAlign w:val="center"/>
           </w:tcPr>
           <w:p>
             <w:pPr>
@@ -13490,13 +13490,13 @@
         <w:tblStyle w:val="TableGrid"/>
         <w:tblW w:type="auto" w:w="0"/>
         <w:tblLayout w:type="fixed"/>
-        <w:tblLook w:firstColumn="1" w:firstRow="1" w:lastColumn="0" w:lastRow="0" w:noHBand="0" w:noVBand="1" w:val="04A0"/>
         <w:tblCellMar>
           <w:top w:w="34" w:type="dxa"/>
           <w:left w:w="68" w:type="dxa"/>
           <w:bottom w:w="34" w:type="dxa"/>
           <w:right w:w="68" w:type="dxa"/>
         </w:tblCellMar>
+        <w:tblLook w:firstColumn="1" w:firstRow="1" w:lastColumn="0" w:lastRow="0" w:noHBand="0" w:noVBand="1" w:val="04A0"/>
       </w:tblPr>
       <w:tblGrid>
         <w:gridCol w:w="4876"/>
@@ -13509,8 +13509,8 @@
         <w:tc>
           <w:tcPr>
             <w:tcW w:type="dxa" w:w="3061"/>
-            <w:vAlign w:val="center"/>
             <w:shd w:val="clear" w:color="auto" w:fill="1F3864"/>
+            <w:vAlign w:val="center"/>
           </w:tcPr>
           <w:p>
             <w:pPr>
@@ -13531,8 +13531,8 @@
         <w:tc>
           <w:tcPr>
             <w:tcW w:type="dxa" w:w="6690"/>
-            <w:vAlign w:val="center"/>
             <w:shd w:val="clear" w:color="auto" w:fill="1F3864"/>
+            <w:vAlign w:val="center"/>
           </w:tcPr>
           <w:p>
             <w:pPr>
@@ -13601,8 +13601,8 @@
         <w:tc>
           <w:tcPr>
             <w:tcW w:type="dxa" w:w="3061"/>
-            <w:vAlign w:val="center"/>
-            <w:shd w:val="clear" w:color="auto" w:fill="F2F5FA"/>
+            <w:shd w:val="clear" w:color="auto" w:fill="F2F5FA"/>
+            <w:vAlign w:val="center"/>
           </w:tcPr>
           <w:p>
             <w:pPr>
@@ -13621,8 +13621,8 @@
         <w:tc>
           <w:tcPr>
             <w:tcW w:type="dxa" w:w="6690"/>
-            <w:vAlign w:val="center"/>
-            <w:shd w:val="clear" w:color="auto" w:fill="F2F5FA"/>
+            <w:shd w:val="clear" w:color="auto" w:fill="F2F5FA"/>
+            <w:vAlign w:val="center"/>
           </w:tcPr>
           <w:p>
             <w:pPr>
@@ -13659,13 +13659,13 @@
         <w:tblStyle w:val="TableGrid"/>
         <w:tblW w:type="auto" w:w="0"/>
         <w:tblLayout w:type="fixed"/>
-        <w:tblLook w:firstColumn="1" w:firstRow="1" w:lastColumn="0" w:lastRow="0" w:noHBand="0" w:noVBand="1" w:val="04A0"/>
         <w:tblCellMar>
           <w:top w:w="34" w:type="dxa"/>
           <w:left w:w="68" w:type="dxa"/>
           <w:bottom w:w="34" w:type="dxa"/>
           <w:right w:w="68" w:type="dxa"/>
         </w:tblCellMar>
+        <w:tblLook w:firstColumn="1" w:firstRow="1" w:lastColumn="0" w:lastRow="0" w:noHBand="0" w:noVBand="1" w:val="04A0"/>
       </w:tblPr>
       <w:tblGrid>
         <w:gridCol w:w="1625"/>
@@ -13682,8 +13682,8 @@
         <w:tc>
           <w:tcPr>
             <w:tcW w:type="dxa" w:w="1573"/>
-            <w:vAlign w:val="center"/>
             <w:shd w:val="clear" w:color="auto" w:fill="1F3864"/>
+            <w:vAlign w:val="center"/>
           </w:tcPr>
           <w:p>
             <w:pPr>
@@ -13704,8 +13704,8 @@
         <w:tc>
           <w:tcPr>
             <w:tcW w:type="dxa" w:w="734"/>
-            <w:vAlign w:val="center"/>
             <w:shd w:val="clear" w:color="auto" w:fill="1F3864"/>
+            <w:vAlign w:val="center"/>
           </w:tcPr>
           <w:p>
             <w:pPr>
@@ -13726,8 +13726,8 @@
         <w:tc>
           <w:tcPr>
             <w:tcW w:type="dxa" w:w="2412"/>
-            <w:vAlign w:val="center"/>
             <w:shd w:val="clear" w:color="auto" w:fill="1F3864"/>
+            <w:vAlign w:val="center"/>
           </w:tcPr>
           <w:p>
             <w:pPr>
@@ -13748,8 +13748,8 @@
         <w:tc>
           <w:tcPr>
             <w:tcW w:type="dxa" w:w="1887"/>
-            <w:vAlign w:val="center"/>
             <w:shd w:val="clear" w:color="auto" w:fill="1F3864"/>
+            <w:vAlign w:val="center"/>
           </w:tcPr>
           <w:p>
             <w:pPr>
@@ -13770,8 +13770,8 @@
         <w:tc>
           <w:tcPr>
             <w:tcW w:type="dxa" w:w="2307"/>
-            <w:vAlign w:val="center"/>
             <w:shd w:val="clear" w:color="auto" w:fill="1F3864"/>
+            <w:vAlign w:val="center"/>
           </w:tcPr>
           <w:p>
             <w:pPr>
@@ -13792,8 +13792,8 @@
         <w:tc>
           <w:tcPr>
             <w:tcW w:type="dxa" w:w="839"/>
-            <w:vAlign w:val="center"/>
             <w:shd w:val="clear" w:color="auto" w:fill="1F3864"/>
+            <w:vAlign w:val="center"/>
           </w:tcPr>
           <w:p>
             <w:pPr>
@@ -13940,8 +13940,8 @@
         <w:tc>
           <w:tcPr>
             <w:tcW w:type="dxa" w:w="1573"/>
-            <w:vAlign w:val="center"/>
-            <w:shd w:val="clear" w:color="auto" w:fill="F2F5FA"/>
+            <w:shd w:val="clear" w:color="auto" w:fill="F2F5FA"/>
+            <w:vAlign w:val="center"/>
           </w:tcPr>
           <w:p>
             <w:pPr>
@@ -13960,8 +13960,8 @@
         <w:tc>
           <w:tcPr>
             <w:tcW w:type="dxa" w:w="734"/>
-            <w:vAlign w:val="center"/>
-            <w:shd w:val="clear" w:color="auto" w:fill="F2F5FA"/>
+            <w:shd w:val="clear" w:color="auto" w:fill="F2F5FA"/>
+            <w:vAlign w:val="center"/>
           </w:tcPr>
           <w:p>
             <w:pPr>
@@ -13981,8 +13981,8 @@
         <w:tc>
           <w:tcPr>
             <w:tcW w:type="dxa" w:w="2412"/>
-            <w:vAlign w:val="center"/>
-            <w:shd w:val="clear" w:color="auto" w:fill="F2F5FA"/>
+            <w:shd w:val="clear" w:color="auto" w:fill="F2F5FA"/>
+            <w:vAlign w:val="center"/>
           </w:tcPr>
           <w:p>
             <w:pPr>
@@ -14001,8 +14001,8 @@
         <w:tc>
           <w:tcPr>
             <w:tcW w:type="dxa" w:w="1887"/>
-            <w:vAlign w:val="center"/>
-            <w:shd w:val="clear" w:color="auto" w:fill="F2F5FA"/>
+            <w:shd w:val="clear" w:color="auto" w:fill="F2F5FA"/>
+            <w:vAlign w:val="center"/>
           </w:tcPr>
           <w:p>
             <w:pPr>
@@ -14021,8 +14021,8 @@
         <w:tc>
           <w:tcPr>
             <w:tcW w:type="dxa" w:w="2307"/>
-            <w:vAlign w:val="center"/>
-            <w:shd w:val="clear" w:color="auto" w:fill="F2F5FA"/>
+            <w:shd w:val="clear" w:color="auto" w:fill="F2F5FA"/>
+            <w:vAlign w:val="center"/>
           </w:tcPr>
           <w:p>
             <w:pPr>
@@ -14041,8 +14041,8 @@
         <w:tc>
           <w:tcPr>
             <w:tcW w:type="dxa" w:w="839"/>
-            <w:vAlign w:val="center"/>
-            <w:shd w:val="clear" w:color="auto" w:fill="F2F5FA"/>
+            <w:shd w:val="clear" w:color="auto" w:fill="F2F5FA"/>
+            <w:vAlign w:val="center"/>
           </w:tcPr>
           <w:p>
             <w:pPr>
@@ -14188,8 +14188,8 @@
         <w:tc>
           <w:tcPr>
             <w:tcW w:type="dxa" w:w="1573"/>
-            <w:vAlign w:val="center"/>
-            <w:shd w:val="clear" w:color="auto" w:fill="F2F5FA"/>
+            <w:shd w:val="clear" w:color="auto" w:fill="F2F5FA"/>
+            <w:vAlign w:val="center"/>
           </w:tcPr>
           <w:p>
             <w:pPr>
@@ -14208,8 +14208,8 @@
         <w:tc>
           <w:tcPr>
             <w:tcW w:type="dxa" w:w="734"/>
-            <w:vAlign w:val="center"/>
-            <w:shd w:val="clear" w:color="auto" w:fill="F2F5FA"/>
+            <w:shd w:val="clear" w:color="auto" w:fill="F2F5FA"/>
+            <w:vAlign w:val="center"/>
           </w:tcPr>
           <w:p>
             <w:pPr>
@@ -14229,8 +14229,8 @@
         <w:tc>
           <w:tcPr>
             <w:tcW w:type="dxa" w:w="2412"/>
-            <w:vAlign w:val="center"/>
-            <w:shd w:val="clear" w:color="auto" w:fill="F2F5FA"/>
+            <w:shd w:val="clear" w:color="auto" w:fill="F2F5FA"/>
+            <w:vAlign w:val="center"/>
           </w:tcPr>
           <w:p>
             <w:pPr>
@@ -14249,8 +14249,8 @@
         <w:tc>
           <w:tcPr>
             <w:tcW w:type="dxa" w:w="1887"/>
-            <w:vAlign w:val="center"/>
-            <w:shd w:val="clear" w:color="auto" w:fill="F2F5FA"/>
+            <w:shd w:val="clear" w:color="auto" w:fill="F2F5FA"/>
+            <w:vAlign w:val="center"/>
           </w:tcPr>
           <w:p>
             <w:pPr>
@@ -14269,8 +14269,8 @@
         <w:tc>
           <w:tcPr>
             <w:tcW w:type="dxa" w:w="2307"/>
-            <w:vAlign w:val="center"/>
-            <w:shd w:val="clear" w:color="auto" w:fill="F2F5FA"/>
+            <w:shd w:val="clear" w:color="auto" w:fill="F2F5FA"/>
+            <w:vAlign w:val="center"/>
           </w:tcPr>
           <w:p>
             <w:pPr>
@@ -14289,8 +14289,8 @@
         <w:tc>
           <w:tcPr>
             <w:tcW w:type="dxa" w:w="839"/>
-            <w:vAlign w:val="center"/>
-            <w:shd w:val="clear" w:color="auto" w:fill="F2F5FA"/>
+            <w:shd w:val="clear" w:color="auto" w:fill="F2F5FA"/>
+            <w:vAlign w:val="center"/>
           </w:tcPr>
           <w:p>
             <w:pPr>
@@ -14436,8 +14436,8 @@
         <w:tc>
           <w:tcPr>
             <w:tcW w:type="dxa" w:w="1573"/>
-            <w:vAlign w:val="center"/>
-            <w:shd w:val="clear" w:color="auto" w:fill="F2F5FA"/>
+            <w:shd w:val="clear" w:color="auto" w:fill="F2F5FA"/>
+            <w:vAlign w:val="center"/>
           </w:tcPr>
           <w:p>
             <w:pPr>
@@ -14456,8 +14456,8 @@
         <w:tc>
           <w:tcPr>
             <w:tcW w:type="dxa" w:w="734"/>
-            <w:vAlign w:val="center"/>
-            <w:shd w:val="clear" w:color="auto" w:fill="F2F5FA"/>
+            <w:shd w:val="clear" w:color="auto" w:fill="F2F5FA"/>
+            <w:vAlign w:val="center"/>
           </w:tcPr>
           <w:p>
             <w:pPr>
@@ -14477,8 +14477,8 @@
         <w:tc>
           <w:tcPr>
             <w:tcW w:type="dxa" w:w="2412"/>
-            <w:vAlign w:val="center"/>
-            <w:shd w:val="clear" w:color="auto" w:fill="F2F5FA"/>
+            <w:shd w:val="clear" w:color="auto" w:fill="F2F5FA"/>
+            <w:vAlign w:val="center"/>
           </w:tcPr>
           <w:p>
             <w:pPr>
@@ -14497,8 +14497,8 @@
         <w:tc>
           <w:tcPr>
             <w:tcW w:type="dxa" w:w="1887"/>
-            <w:vAlign w:val="center"/>
-            <w:shd w:val="clear" w:color="auto" w:fill="F2F5FA"/>
+            <w:shd w:val="clear" w:color="auto" w:fill="F2F5FA"/>
+            <w:vAlign w:val="center"/>
           </w:tcPr>
           <w:p>
             <w:pPr>
@@ -14517,8 +14517,8 @@
         <w:tc>
           <w:tcPr>
             <w:tcW w:type="dxa" w:w="2307"/>
-            <w:vAlign w:val="center"/>
-            <w:shd w:val="clear" w:color="auto" w:fill="F2F5FA"/>
+            <w:shd w:val="clear" w:color="auto" w:fill="F2F5FA"/>
+            <w:vAlign w:val="center"/>
           </w:tcPr>
           <w:p>
             <w:pPr>
@@ -14537,8 +14537,8 @@
         <w:tc>
           <w:tcPr>
             <w:tcW w:type="dxa" w:w="839"/>
-            <w:vAlign w:val="center"/>
-            <w:shd w:val="clear" w:color="auto" w:fill="F2F5FA"/>
+            <w:shd w:val="clear" w:color="auto" w:fill="F2F5FA"/>
+            <w:vAlign w:val="center"/>
           </w:tcPr>
           <w:p>
             <w:pPr>
@@ -14684,8 +14684,8 @@
         <w:tc>
           <w:tcPr>
             <w:tcW w:type="dxa" w:w="1573"/>
-            <w:vAlign w:val="center"/>
-            <w:shd w:val="clear" w:color="auto" w:fill="F2F5FA"/>
+            <w:shd w:val="clear" w:color="auto" w:fill="F2F5FA"/>
+            <w:vAlign w:val="center"/>
           </w:tcPr>
           <w:p>
             <w:pPr>
@@ -14704,8 +14704,8 @@
         <w:tc>
           <w:tcPr>
             <w:tcW w:type="dxa" w:w="734"/>
-            <w:vAlign w:val="center"/>
-            <w:shd w:val="clear" w:color="auto" w:fill="F2F5FA"/>
+            <w:shd w:val="clear" w:color="auto" w:fill="F2F5FA"/>
+            <w:vAlign w:val="center"/>
           </w:tcPr>
           <w:p>
             <w:pPr>
@@ -14725,8 +14725,8 @@
         <w:tc>
           <w:tcPr>
             <w:tcW w:type="dxa" w:w="2412"/>
-            <w:vAlign w:val="center"/>
-            <w:shd w:val="clear" w:color="auto" w:fill="F2F5FA"/>
+            <w:shd w:val="clear" w:color="auto" w:fill="F2F5FA"/>
+            <w:vAlign w:val="center"/>
           </w:tcPr>
           <w:p>
             <w:pPr>
@@ -14745,8 +14745,8 @@
         <w:tc>
           <w:tcPr>
             <w:tcW w:type="dxa" w:w="1887"/>
-            <w:vAlign w:val="center"/>
-            <w:shd w:val="clear" w:color="auto" w:fill="F2F5FA"/>
+            <w:shd w:val="clear" w:color="auto" w:fill="F2F5FA"/>
+            <w:vAlign w:val="center"/>
           </w:tcPr>
           <w:p>
             <w:pPr>
@@ -14765,8 +14765,8 @@
         <w:tc>
           <w:tcPr>
             <w:tcW w:type="dxa" w:w="2307"/>
-            <w:vAlign w:val="center"/>
-            <w:shd w:val="clear" w:color="auto" w:fill="F2F5FA"/>
+            <w:shd w:val="clear" w:color="auto" w:fill="F2F5FA"/>
+            <w:vAlign w:val="center"/>
           </w:tcPr>
           <w:p>
             <w:pPr>
@@ -14785,8 +14785,8 @@
         <w:tc>
           <w:tcPr>
             <w:tcW w:type="dxa" w:w="839"/>
-            <w:vAlign w:val="center"/>
-            <w:shd w:val="clear" w:color="auto" w:fill="F2F5FA"/>
+            <w:shd w:val="clear" w:color="auto" w:fill="F2F5FA"/>
+            <w:vAlign w:val="center"/>
           </w:tcPr>
           <w:p>
             <w:pPr>
@@ -14946,13 +14946,13 @@
         <w:tblStyle w:val="TableGrid"/>
         <w:tblW w:type="auto" w:w="0"/>
         <w:tblLayout w:type="fixed"/>
-        <w:tblLook w:firstColumn="1" w:firstRow="1" w:lastColumn="0" w:lastRow="0" w:noHBand="0" w:noVBand="1" w:val="04A0"/>
         <w:tblCellMar>
           <w:top w:w="34" w:type="dxa"/>
           <w:left w:w="68" w:type="dxa"/>
           <w:bottom w:w="34" w:type="dxa"/>
           <w:right w:w="68" w:type="dxa"/>
         </w:tblCellMar>
+        <w:tblLook w:firstColumn="1" w:firstRow="1" w:lastColumn="0" w:lastRow="0" w:noHBand="0" w:noVBand="1" w:val="04A0"/>
       </w:tblPr>
       <w:tblGrid>
         <w:gridCol w:w="4876"/>
@@ -14965,8 +14965,8 @@
         <w:tc>
           <w:tcPr>
             <w:tcW w:type="dxa" w:w="2381"/>
-            <w:vAlign w:val="center"/>
             <w:shd w:val="clear" w:color="auto" w:fill="1F3864"/>
+            <w:vAlign w:val="center"/>
           </w:tcPr>
           <w:p>
             <w:pPr>
@@ -14987,8 +14987,8 @@
         <w:tc>
           <w:tcPr>
             <w:tcW w:type="dxa" w:w="7370"/>
-            <w:vAlign w:val="center"/>
             <w:shd w:val="clear" w:color="auto" w:fill="1F3864"/>
+            <w:vAlign w:val="center"/>
           </w:tcPr>
           <w:p>
             <w:pPr>
@@ -15057,8 +15057,8 @@
         <w:tc>
           <w:tcPr>
             <w:tcW w:type="dxa" w:w="2381"/>
-            <w:vAlign w:val="center"/>
-            <w:shd w:val="clear" w:color="auto" w:fill="F2F5FA"/>
+            <w:shd w:val="clear" w:color="auto" w:fill="F2F5FA"/>
+            <w:vAlign w:val="center"/>
           </w:tcPr>
           <w:p>
             <w:pPr>
@@ -15077,8 +15077,8 @@
         <w:tc>
           <w:tcPr>
             <w:tcW w:type="dxa" w:w="7370"/>
-            <w:vAlign w:val="center"/>
-            <w:shd w:val="clear" w:color="auto" w:fill="F2F5FA"/>
+            <w:shd w:val="clear" w:color="auto" w:fill="F2F5FA"/>
+            <w:vAlign w:val="center"/>
           </w:tcPr>
           <w:p>
             <w:pPr>
@@ -15187,13 +15187,13 @@
         <w:tblStyle w:val="TableGrid"/>
         <w:tblW w:type="auto" w:w="0"/>
         <w:tblLayout w:type="fixed"/>
-        <w:tblLook w:firstColumn="1" w:firstRow="1" w:lastColumn="0" w:lastRow="0" w:noHBand="0" w:noVBand="1" w:val="04A0"/>
         <w:tblCellMar>
           <w:top w:w="34" w:type="dxa"/>
           <w:left w:w="68" w:type="dxa"/>
           <w:bottom w:w="34" w:type="dxa"/>
           <w:right w:w="68" w:type="dxa"/>
         </w:tblCellMar>
+        <w:tblLook w:firstColumn="1" w:firstRow="1" w:lastColumn="0" w:lastRow="0" w:noHBand="0" w:noVBand="1" w:val="04A0"/>
       </w:tblPr>
       <w:tblGrid>
         <w:gridCol w:w="1950"/>
@@ -15209,8 +15209,8 @@
         <w:tc>
           <w:tcPr>
             <w:tcW w:type="dxa" w:w="2494"/>
-            <w:vAlign w:val="center"/>
             <w:shd w:val="clear" w:color="auto" w:fill="1F3864"/>
+            <w:vAlign w:val="center"/>
           </w:tcPr>
           <w:p>
             <w:pPr>
@@ -15231,8 +15231,8 @@
         <w:tc>
           <w:tcPr>
             <w:tcW w:type="dxa" w:w="4195"/>
-            <w:vAlign w:val="center"/>
             <w:shd w:val="clear" w:color="auto" w:fill="1F3864"/>
+            <w:vAlign w:val="center"/>
           </w:tcPr>
           <w:p>
             <w:pPr>
@@ -15253,8 +15253,8 @@
         <w:tc>
           <w:tcPr>
             <w:tcW w:type="dxa" w:w="1020"/>
-            <w:vAlign w:val="center"/>
             <w:shd w:val="clear" w:color="auto" w:fill="1F3864"/>
+            <w:vAlign w:val="center"/>
           </w:tcPr>
           <w:p>
             <w:pPr>
@@ -15275,8 +15275,8 @@
         <w:tc>
           <w:tcPr>
             <w:tcW w:type="dxa" w:w="1020"/>
-            <w:vAlign w:val="center"/>
             <w:shd w:val="clear" w:color="auto" w:fill="1F3864"/>
+            <w:vAlign w:val="center"/>
           </w:tcPr>
           <w:p>
             <w:pPr>
@@ -15297,8 +15297,8 @@
         <w:tc>
           <w:tcPr>
             <w:tcW w:type="dxa" w:w="1020"/>
-            <w:vAlign w:val="center"/>
             <w:shd w:val="clear" w:color="auto" w:fill="1F3864"/>
+            <w:vAlign w:val="center"/>
           </w:tcPr>
           <w:p>
             <w:pPr>
@@ -15427,8 +15427,8 @@
         <w:tc>
           <w:tcPr>
             <w:tcW w:type="dxa" w:w="2494"/>
-            <w:vAlign w:val="center"/>
-            <w:shd w:val="clear" w:color="auto" w:fill="F2F5FA"/>
+            <w:shd w:val="clear" w:color="auto" w:fill="F2F5FA"/>
+            <w:vAlign w:val="center"/>
           </w:tcPr>
           <w:p>
             <w:pPr>
@@ -15447,8 +15447,8 @@
         <w:tc>
           <w:tcPr>
             <w:tcW w:type="dxa" w:w="4195"/>
-            <w:vAlign w:val="center"/>
-            <w:shd w:val="clear" w:color="auto" w:fill="F2F5FA"/>
+            <w:shd w:val="clear" w:color="auto" w:fill="F2F5FA"/>
+            <w:vAlign w:val="center"/>
           </w:tcPr>
           <w:p>
             <w:pPr>
@@ -15467,8 +15467,8 @@
         <w:tc>
           <w:tcPr>
             <w:tcW w:type="dxa" w:w="1020"/>
-            <w:vAlign w:val="center"/>
-            <w:shd w:val="clear" w:color="auto" w:fill="F2F5FA"/>
+            <w:shd w:val="clear" w:color="auto" w:fill="F2F5FA"/>
+            <w:vAlign w:val="center"/>
           </w:tcPr>
           <w:p>
             <w:pPr>
@@ -15488,8 +15488,8 @@
         <w:tc>
           <w:tcPr>
             <w:tcW w:type="dxa" w:w="1020"/>
-            <w:vAlign w:val="center"/>
-            <w:shd w:val="clear" w:color="auto" w:fill="F2F5FA"/>
+            <w:shd w:val="clear" w:color="auto" w:fill="F2F5FA"/>
+            <w:vAlign w:val="center"/>
           </w:tcPr>
           <w:p>
             <w:pPr>
@@ -15509,8 +15509,8 @@
         <w:tc>
           <w:tcPr>
             <w:tcW w:type="dxa" w:w="1020"/>
-            <w:vAlign w:val="center"/>
-            <w:shd w:val="clear" w:color="auto" w:fill="F2F5FA"/>
+            <w:shd w:val="clear" w:color="auto" w:fill="F2F5FA"/>
+            <w:vAlign w:val="center"/>
           </w:tcPr>
           <w:p>
             <w:pPr>
@@ -15638,8 +15638,8 @@
         <w:tc>
           <w:tcPr>
             <w:tcW w:type="dxa" w:w="2494"/>
-            <w:vAlign w:val="center"/>
-            <w:shd w:val="clear" w:color="auto" w:fill="F2F5FA"/>
+            <w:shd w:val="clear" w:color="auto" w:fill="F2F5FA"/>
+            <w:vAlign w:val="center"/>
           </w:tcPr>
           <w:p>
             <w:pPr>
@@ -15658,8 +15658,8 @@
         <w:tc>
           <w:tcPr>
             <w:tcW w:type="dxa" w:w="4195"/>
-            <w:vAlign w:val="center"/>
-            <w:shd w:val="clear" w:color="auto" w:fill="F2F5FA"/>
+            <w:shd w:val="clear" w:color="auto" w:fill="F2F5FA"/>
+            <w:vAlign w:val="center"/>
           </w:tcPr>
           <w:p>
             <w:pPr>
@@ -15678,8 +15678,8 @@
         <w:tc>
           <w:tcPr>
             <w:tcW w:type="dxa" w:w="1020"/>
-            <w:vAlign w:val="center"/>
-            <w:shd w:val="clear" w:color="auto" w:fill="F2F5FA"/>
+            <w:shd w:val="clear" w:color="auto" w:fill="F2F5FA"/>
+            <w:vAlign w:val="center"/>
           </w:tcPr>
           <w:p>
             <w:pPr>
@@ -15699,8 +15699,8 @@
         <w:tc>
           <w:tcPr>
             <w:tcW w:type="dxa" w:w="1020"/>
-            <w:vAlign w:val="center"/>
-            <w:shd w:val="clear" w:color="auto" w:fill="F2F5FA"/>
+            <w:shd w:val="clear" w:color="auto" w:fill="F2F5FA"/>
+            <w:vAlign w:val="center"/>
           </w:tcPr>
           <w:p>
             <w:pPr>
@@ -15720,8 +15720,8 @@
         <w:tc>
           <w:tcPr>
             <w:tcW w:type="dxa" w:w="1020"/>
-            <w:vAlign w:val="center"/>
-            <w:shd w:val="clear" w:color="auto" w:fill="F2F5FA"/>
+            <w:shd w:val="clear" w:color="auto" w:fill="F2F5FA"/>
+            <w:vAlign w:val="center"/>
           </w:tcPr>
           <w:p>
             <w:pPr>
@@ -15849,8 +15849,8 @@
         <w:tc>
           <w:tcPr>
             <w:tcW w:type="dxa" w:w="2494"/>
-            <w:vAlign w:val="center"/>
-            <w:shd w:val="clear" w:color="auto" w:fill="F2F5FA"/>
+            <w:shd w:val="clear" w:color="auto" w:fill="F2F5FA"/>
+            <w:vAlign w:val="center"/>
           </w:tcPr>
           <w:p>
             <w:pPr>
@@ -15869,8 +15869,8 @@
         <w:tc>
           <w:tcPr>
             <w:tcW w:type="dxa" w:w="4195"/>
-            <w:vAlign w:val="center"/>
-            <w:shd w:val="clear" w:color="auto" w:fill="F2F5FA"/>
+            <w:shd w:val="clear" w:color="auto" w:fill="F2F5FA"/>
+            <w:vAlign w:val="center"/>
           </w:tcPr>
           <w:p>
             <w:pPr>
@@ -15889,8 +15889,8 @@
         <w:tc>
           <w:tcPr>
             <w:tcW w:type="dxa" w:w="1020"/>
-            <w:vAlign w:val="center"/>
-            <w:shd w:val="clear" w:color="auto" w:fill="F2F5FA"/>
+            <w:shd w:val="clear" w:color="auto" w:fill="F2F5FA"/>
+            <w:vAlign w:val="center"/>
           </w:tcPr>
           <w:p>
             <w:pPr>
@@ -15910,8 +15910,8 @@
         <w:tc>
           <w:tcPr>
             <w:tcW w:type="dxa" w:w="1020"/>
-            <w:vAlign w:val="center"/>
-            <w:shd w:val="clear" w:color="auto" w:fill="F2F5FA"/>
+            <w:shd w:val="clear" w:color="auto" w:fill="F2F5FA"/>
+            <w:vAlign w:val="center"/>
           </w:tcPr>
           <w:p>
             <w:pPr>
@@ -15931,8 +15931,8 @@
         <w:tc>
           <w:tcPr>
             <w:tcW w:type="dxa" w:w="1020"/>
-            <w:vAlign w:val="center"/>
-            <w:shd w:val="clear" w:color="auto" w:fill="F2F5FA"/>
+            <w:shd w:val="clear" w:color="auto" w:fill="F2F5FA"/>
+            <w:vAlign w:val="center"/>
           </w:tcPr>
           <w:p>
             <w:pPr>
@@ -16098,13 +16098,13 @@
         <w:tblStyle w:val="TableGrid"/>
         <w:tblW w:type="auto" w:w="0"/>
         <w:tblLayout w:type="fixed"/>
-        <w:tblLook w:firstColumn="1" w:firstRow="1" w:lastColumn="0" w:lastRow="0" w:noHBand="0" w:noVBand="1" w:val="04A0"/>
         <w:tblCellMar>
           <w:top w:w="34" w:type="dxa"/>
           <w:left w:w="68" w:type="dxa"/>
           <w:bottom w:w="34" w:type="dxa"/>
           <w:right w:w="68" w:type="dxa"/>
         </w:tblCellMar>
+        <w:tblLook w:firstColumn="1" w:firstRow="1" w:lastColumn="0" w:lastRow="0" w:noHBand="0" w:noVBand="1" w:val="04A0"/>
       </w:tblPr>
       <w:tblGrid>
         <w:gridCol w:w="1950"/>
@@ -16120,8 +16120,8 @@
         <w:tc>
           <w:tcPr>
             <w:tcW w:type="dxa" w:w="2835"/>
-            <w:vAlign w:val="center"/>
             <w:shd w:val="clear" w:color="auto" w:fill="1F3864"/>
+            <w:vAlign w:val="center"/>
           </w:tcPr>
           <w:p>
             <w:pPr>
@@ -16142,8 +16142,8 @@
         <w:tc>
           <w:tcPr>
             <w:tcW w:type="dxa" w:w="1701"/>
-            <w:vAlign w:val="center"/>
             <w:shd w:val="clear" w:color="auto" w:fill="1F3864"/>
+            <w:vAlign w:val="center"/>
           </w:tcPr>
           <w:p>
             <w:pPr>
@@ -16164,8 +16164,8 @@
         <w:tc>
           <w:tcPr>
             <w:tcW w:type="dxa" w:w="1701"/>
-            <w:vAlign w:val="center"/>
             <w:shd w:val="clear" w:color="auto" w:fill="1F3864"/>
+            <w:vAlign w:val="center"/>
           </w:tcPr>
           <w:p>
             <w:pPr>
@@ -16186,8 +16186,8 @@
         <w:tc>
           <w:tcPr>
             <w:tcW w:type="dxa" w:w="1701"/>
-            <w:vAlign w:val="center"/>
             <w:shd w:val="clear" w:color="auto" w:fill="1F3864"/>
+            <w:vAlign w:val="center"/>
           </w:tcPr>
           <w:p>
             <w:pPr>
@@ -16208,8 +16208,8 @@
         <w:tc>
           <w:tcPr>
             <w:tcW w:type="dxa" w:w="1701"/>
-            <w:vAlign w:val="center"/>
             <w:shd w:val="clear" w:color="auto" w:fill="1F3864"/>
+            <w:vAlign w:val="center"/>
           </w:tcPr>
           <w:p>
             <w:pPr>
@@ -16339,8 +16339,8 @@
         <w:tc>
           <w:tcPr>
             <w:tcW w:type="dxa" w:w="2835"/>
-            <w:vAlign w:val="center"/>
-            <w:shd w:val="clear" w:color="auto" w:fill="F2F5FA"/>
+            <w:shd w:val="clear" w:color="auto" w:fill="F2F5FA"/>
+            <w:vAlign w:val="center"/>
           </w:tcPr>
           <w:p>
             <w:pPr>
@@ -16359,8 +16359,8 @@
         <w:tc>
           <w:tcPr>
             <w:tcW w:type="dxa" w:w="1701"/>
-            <w:vAlign w:val="center"/>
-            <w:shd w:val="clear" w:color="auto" w:fill="F2F5FA"/>
+            <w:shd w:val="clear" w:color="auto" w:fill="F2F5FA"/>
+            <w:vAlign w:val="center"/>
           </w:tcPr>
           <w:p>
             <w:pPr>
@@ -16380,8 +16380,8 @@
         <w:tc>
           <w:tcPr>
             <w:tcW w:type="dxa" w:w="1701"/>
-            <w:vAlign w:val="center"/>
-            <w:shd w:val="clear" w:color="auto" w:fill="F2F5FA"/>
+            <w:shd w:val="clear" w:color="auto" w:fill="F2F5FA"/>
+            <w:vAlign w:val="center"/>
           </w:tcPr>
           <w:p>
             <w:pPr>
@@ -16401,8 +16401,8 @@
         <w:tc>
           <w:tcPr>
             <w:tcW w:type="dxa" w:w="1701"/>
-            <w:vAlign w:val="center"/>
-            <w:shd w:val="clear" w:color="auto" w:fill="F2F5FA"/>
+            <w:shd w:val="clear" w:color="auto" w:fill="F2F5FA"/>
+            <w:vAlign w:val="center"/>
           </w:tcPr>
           <w:p>
             <w:pPr>
@@ -16422,8 +16422,8 @@
         <w:tc>
           <w:tcPr>
             <w:tcW w:type="dxa" w:w="1701"/>
-            <w:vAlign w:val="center"/>
-            <w:shd w:val="clear" w:color="auto" w:fill="F2F5FA"/>
+            <w:shd w:val="clear" w:color="auto" w:fill="F2F5FA"/>
+            <w:vAlign w:val="center"/>
           </w:tcPr>
           <w:p>
             <w:pPr>
@@ -16620,13 +16620,13 @@
         <w:tblStyle w:val="TableGrid"/>
         <w:tblW w:type="auto" w:w="0"/>
         <w:tblLayout w:type="fixed"/>
-        <w:tblLook w:firstColumn="1" w:firstRow="1" w:lastColumn="0" w:lastRow="0" w:noHBand="0" w:noVBand="1" w:val="04A0"/>
         <w:tblCellMar>
           <w:top w:w="34" w:type="dxa"/>
           <w:left w:w="68" w:type="dxa"/>
           <w:bottom w:w="34" w:type="dxa"/>
           <w:right w:w="68" w:type="dxa"/>
         </w:tblCellMar>
+        <w:tblLook w:firstColumn="1" w:firstRow="1" w:lastColumn="0" w:lastRow="0" w:noHBand="0" w:noVBand="1" w:val="04A0"/>
       </w:tblPr>
       <w:tblGrid>
         <w:gridCol w:w="1393"/>
@@ -16644,8 +16644,8 @@
         <w:tc>
           <w:tcPr>
             <w:tcW w:type="dxa" w:w="2494"/>
-            <w:vAlign w:val="center"/>
             <w:shd w:val="clear" w:color="auto" w:fill="1F3864"/>
+            <w:vAlign w:val="center"/>
           </w:tcPr>
           <w:p>
             <w:pPr>
@@ -16666,8 +16666,8 @@
         <w:tc>
           <w:tcPr>
             <w:tcW w:type="dxa" w:w="2268"/>
-            <w:vAlign w:val="center"/>
             <w:shd w:val="clear" w:color="auto" w:fill="1F3864"/>
+            <w:vAlign w:val="center"/>
           </w:tcPr>
           <w:p>
             <w:pPr>
@@ -16688,8 +16688,8 @@
         <w:tc>
           <w:tcPr>
             <w:tcW w:type="dxa" w:w="1474"/>
-            <w:vAlign w:val="center"/>
             <w:shd w:val="clear" w:color="auto" w:fill="1F3864"/>
+            <w:vAlign w:val="center"/>
           </w:tcPr>
           <w:p>
             <w:pPr>
@@ -16710,8 +16710,8 @@
         <w:tc>
           <w:tcPr>
             <w:tcW w:type="dxa" w:w="1134"/>
-            <w:vAlign w:val="center"/>
             <w:shd w:val="clear" w:color="auto" w:fill="1F3864"/>
+            <w:vAlign w:val="center"/>
           </w:tcPr>
           <w:p>
             <w:pPr>
@@ -16732,8 +16732,8 @@
         <w:tc>
           <w:tcPr>
             <w:tcW w:type="dxa" w:w="794"/>
-            <w:vAlign w:val="center"/>
             <w:shd w:val="clear" w:color="auto" w:fill="1F3864"/>
+            <w:vAlign w:val="center"/>
           </w:tcPr>
           <w:p>
             <w:pPr>
@@ -16754,8 +16754,8 @@
         <w:tc>
           <w:tcPr>
             <w:tcW w:type="dxa" w:w="794"/>
-            <w:vAlign w:val="center"/>
             <w:shd w:val="clear" w:color="auto" w:fill="1F3864"/>
+            <w:vAlign w:val="center"/>
           </w:tcPr>
           <w:p>
             <w:pPr>
@@ -16776,8 +16776,8 @@
         <w:tc>
           <w:tcPr>
             <w:tcW w:type="dxa" w:w="794"/>
-            <w:vAlign w:val="center"/>
             <w:shd w:val="clear" w:color="auto" w:fill="1F3864"/>
+            <w:vAlign w:val="center"/>
           </w:tcPr>
           <w:p>
             <w:pPr>
@@ -16944,8 +16944,8 @@
         <w:tc>
           <w:tcPr>
             <w:tcW w:type="dxa" w:w="2494"/>
-            <w:vAlign w:val="center"/>
-            <w:shd w:val="clear" w:color="auto" w:fill="F2F5FA"/>
+            <w:shd w:val="clear" w:color="auto" w:fill="F2F5FA"/>
+            <w:vAlign w:val="center"/>
           </w:tcPr>
           <w:p>
             <w:pPr>
@@ -16964,8 +16964,8 @@
         <w:tc>
           <w:tcPr>
             <w:tcW w:type="dxa" w:w="2268"/>
-            <w:vAlign w:val="center"/>
-            <w:shd w:val="clear" w:color="auto" w:fill="F2F5FA"/>
+            <w:shd w:val="clear" w:color="auto" w:fill="F2F5FA"/>
+            <w:vAlign w:val="center"/>
           </w:tcPr>
           <w:p>
             <w:pPr>
@@ -16984,8 +16984,8 @@
         <w:tc>
           <w:tcPr>
             <w:tcW w:type="dxa" w:w="1474"/>
-            <w:vAlign w:val="center"/>
-            <w:shd w:val="clear" w:color="auto" w:fill="F2F5FA"/>
+            <w:shd w:val="clear" w:color="auto" w:fill="F2F5FA"/>
+            <w:vAlign w:val="center"/>
           </w:tcPr>
           <w:p>
             <w:pPr>
@@ -17004,8 +17004,8 @@
         <w:tc>
           <w:tcPr>
             <w:tcW w:type="dxa" w:w="1134"/>
-            <w:vAlign w:val="center"/>
-            <w:shd w:val="clear" w:color="auto" w:fill="F2F5FA"/>
+            <w:shd w:val="clear" w:color="auto" w:fill="F2F5FA"/>
+            <w:vAlign w:val="center"/>
           </w:tcPr>
           <w:p>
             <w:pPr>
@@ -17024,8 +17024,8 @@
         <w:tc>
           <w:tcPr>
             <w:tcW w:type="dxa" w:w="794"/>
-            <w:vAlign w:val="center"/>
-            <w:shd w:val="clear" w:color="auto" w:fill="F2F5FA"/>
+            <w:shd w:val="clear" w:color="auto" w:fill="F2F5FA"/>
+            <w:vAlign w:val="center"/>
           </w:tcPr>
           <w:p>
             <w:pPr>
@@ -17045,8 +17045,8 @@
         <w:tc>
           <w:tcPr>
             <w:tcW w:type="dxa" w:w="794"/>
-            <w:vAlign w:val="center"/>
-            <w:shd w:val="clear" w:color="auto" w:fill="F2F5FA"/>
+            <w:shd w:val="clear" w:color="auto" w:fill="F2F5FA"/>
+            <w:vAlign w:val="center"/>
           </w:tcPr>
           <w:p>
             <w:pPr>
@@ -17066,8 +17066,8 @@
         <w:tc>
           <w:tcPr>
             <w:tcW w:type="dxa" w:w="794"/>
-            <w:vAlign w:val="center"/>
-            <w:shd w:val="clear" w:color="auto" w:fill="F2F5FA"/>
+            <w:shd w:val="clear" w:color="auto" w:fill="F2F5FA"/>
+            <w:vAlign w:val="center"/>
           </w:tcPr>
           <w:p>
             <w:pPr>
@@ -17233,8 +17233,8 @@
         <w:tc>
           <w:tcPr>
             <w:tcW w:type="dxa" w:w="2494"/>
-            <w:vAlign w:val="center"/>
-            <w:shd w:val="clear" w:color="auto" w:fill="F2F5FA"/>
+            <w:shd w:val="clear" w:color="auto" w:fill="F2F5FA"/>
+            <w:vAlign w:val="center"/>
           </w:tcPr>
           <w:p>
             <w:pPr>
@@ -17253,8 +17253,8 @@
         <w:tc>
           <w:tcPr>
             <w:tcW w:type="dxa" w:w="2268"/>
-            <w:vAlign w:val="center"/>
-            <w:shd w:val="clear" w:color="auto" w:fill="F2F5FA"/>
+            <w:shd w:val="clear" w:color="auto" w:fill="F2F5FA"/>
+            <w:vAlign w:val="center"/>
           </w:tcPr>
           <w:p>
             <w:pPr>
@@ -17273,8 +17273,8 @@
         <w:tc>
           <w:tcPr>
             <w:tcW w:type="dxa" w:w="1474"/>
-            <w:vAlign w:val="center"/>
-            <w:shd w:val="clear" w:color="auto" w:fill="F2F5FA"/>
+            <w:shd w:val="clear" w:color="auto" w:fill="F2F5FA"/>
+            <w:vAlign w:val="center"/>
           </w:tcPr>
           <w:p>
             <w:pPr>
@@ -17293,8 +17293,8 @@
         <w:tc>
           <w:tcPr>
             <w:tcW w:type="dxa" w:w="1134"/>
-            <w:vAlign w:val="center"/>
-            <w:shd w:val="clear" w:color="auto" w:fill="F2F5FA"/>
+            <w:shd w:val="clear" w:color="auto" w:fill="F2F5FA"/>
+            <w:vAlign w:val="center"/>
           </w:tcPr>
           <w:p>
             <w:pPr>
@@ -17313,8 +17313,8 @@
         <w:tc>
           <w:tcPr>
             <w:tcW w:type="dxa" w:w="794"/>
-            <w:vAlign w:val="center"/>
-            <w:shd w:val="clear" w:color="auto" w:fill="F2F5FA"/>
+            <w:shd w:val="clear" w:color="auto" w:fill="F2F5FA"/>
+            <w:vAlign w:val="center"/>
           </w:tcPr>
           <w:p>
             <w:pPr>
@@ -17334,8 +17334,8 @@
         <w:tc>
           <w:tcPr>
             <w:tcW w:type="dxa" w:w="794"/>
-            <w:vAlign w:val="center"/>
-            <w:shd w:val="clear" w:color="auto" w:fill="F2F5FA"/>
+            <w:shd w:val="clear" w:color="auto" w:fill="F2F5FA"/>
+            <w:vAlign w:val="center"/>
           </w:tcPr>
           <w:p>
             <w:pPr>
@@ -17355,8 +17355,8 @@
         <w:tc>
           <w:tcPr>
             <w:tcW w:type="dxa" w:w="794"/>
-            <w:vAlign w:val="center"/>
-            <w:shd w:val="clear" w:color="auto" w:fill="F2F5FA"/>
+            <w:shd w:val="clear" w:color="auto" w:fill="F2F5FA"/>
+            <w:vAlign w:val="center"/>
           </w:tcPr>
           <w:p>
             <w:pPr>
@@ -17522,8 +17522,8 @@
         <w:tc>
           <w:tcPr>
             <w:tcW w:type="dxa" w:w="2494"/>
-            <w:vAlign w:val="center"/>
-            <w:shd w:val="clear" w:color="auto" w:fill="F2F5FA"/>
+            <w:shd w:val="clear" w:color="auto" w:fill="F2F5FA"/>
+            <w:vAlign w:val="center"/>
           </w:tcPr>
           <w:p>
             <w:pPr>
@@ -17542,8 +17542,8 @@
         <w:tc>
           <w:tcPr>
             <w:tcW w:type="dxa" w:w="2268"/>
-            <w:vAlign w:val="center"/>
-            <w:shd w:val="clear" w:color="auto" w:fill="F2F5FA"/>
+            <w:shd w:val="clear" w:color="auto" w:fill="F2F5FA"/>
+            <w:vAlign w:val="center"/>
           </w:tcPr>
           <w:p>
             <w:pPr>
@@ -17562,8 +17562,8 @@
         <w:tc>
           <w:tcPr>
             <w:tcW w:type="dxa" w:w="1474"/>
-            <w:vAlign w:val="center"/>
-            <w:shd w:val="clear" w:color="auto" w:fill="F2F5FA"/>
+            <w:shd w:val="clear" w:color="auto" w:fill="F2F5FA"/>
+            <w:vAlign w:val="center"/>
           </w:tcPr>
           <w:p>
             <w:pPr>
@@ -17582,8 +17582,8 @@
         <w:tc>
           <w:tcPr>
             <w:tcW w:type="dxa" w:w="1134"/>
-            <w:vAlign w:val="center"/>
-            <w:shd w:val="clear" w:color="auto" w:fill="F2F5FA"/>
+            <w:shd w:val="clear" w:color="auto" w:fill="F2F5FA"/>
+            <w:vAlign w:val="center"/>
           </w:tcPr>
           <w:p>
             <w:pPr>
@@ -17602,8 +17602,8 @@
         <w:tc>
           <w:tcPr>
             <w:tcW w:type="dxa" w:w="794"/>
-            <w:vAlign w:val="center"/>
-            <w:shd w:val="clear" w:color="auto" w:fill="F2F5FA"/>
+            <w:shd w:val="clear" w:color="auto" w:fill="F2F5FA"/>
+            <w:vAlign w:val="center"/>
           </w:tcPr>
           <w:p>
             <w:pPr>
@@ -17623,8 +17623,8 @@
         <w:tc>
           <w:tcPr>
             <w:tcW w:type="dxa" w:w="794"/>
-            <w:vAlign w:val="center"/>
-            <w:shd w:val="clear" w:color="auto" w:fill="F2F5FA"/>
+            <w:shd w:val="clear" w:color="auto" w:fill="F2F5FA"/>
+            <w:vAlign w:val="center"/>
           </w:tcPr>
           <w:p>
             <w:pPr>
@@ -17644,8 +17644,8 @@
         <w:tc>
           <w:tcPr>
             <w:tcW w:type="dxa" w:w="794"/>
-            <w:vAlign w:val="center"/>
-            <w:shd w:val="clear" w:color="auto" w:fill="F2F5FA"/>
+            <w:shd w:val="clear" w:color="auto" w:fill="F2F5FA"/>
+            <w:vAlign w:val="center"/>
           </w:tcPr>
           <w:p>
             <w:pPr>
@@ -17811,8 +17811,8 @@
         <w:tc>
           <w:tcPr>
             <w:tcW w:type="dxa" w:w="2494"/>
-            <w:vAlign w:val="center"/>
-            <w:shd w:val="clear" w:color="auto" w:fill="F2F5FA"/>
+            <w:shd w:val="clear" w:color="auto" w:fill="F2F5FA"/>
+            <w:vAlign w:val="center"/>
           </w:tcPr>
           <w:p>
             <w:pPr>
@@ -17831,8 +17831,8 @@
         <w:tc>
           <w:tcPr>
             <w:tcW w:type="dxa" w:w="2268"/>
-            <w:vAlign w:val="center"/>
-            <w:shd w:val="clear" w:color="auto" w:fill="F2F5FA"/>
+            <w:shd w:val="clear" w:color="auto" w:fill="F2F5FA"/>
+            <w:vAlign w:val="center"/>
           </w:tcPr>
           <w:p>
             <w:pPr>
@@ -17851,8 +17851,8 @@
         <w:tc>
           <w:tcPr>
             <w:tcW w:type="dxa" w:w="1474"/>
-            <w:vAlign w:val="center"/>
-            <w:shd w:val="clear" w:color="auto" w:fill="F2F5FA"/>
+            <w:shd w:val="clear" w:color="auto" w:fill="F2F5FA"/>
+            <w:vAlign w:val="center"/>
           </w:tcPr>
           <w:p>
             <w:pPr>
@@ -17871,8 +17871,8 @@
         <w:tc>
           <w:tcPr>
             <w:tcW w:type="dxa" w:w="1134"/>
-            <w:vAlign w:val="center"/>
-            <w:shd w:val="clear" w:color="auto" w:fill="F2F5FA"/>
+            <w:shd w:val="clear" w:color="auto" w:fill="F2F5FA"/>
+            <w:vAlign w:val="center"/>
           </w:tcPr>
           <w:p>
             <w:pPr>
@@ -17891,8 +17891,8 @@
         <w:tc>
           <w:tcPr>
             <w:tcW w:type="dxa" w:w="794"/>
-            <w:vAlign w:val="center"/>
-            <w:shd w:val="clear" w:color="auto" w:fill="F2F5FA"/>
+            <w:shd w:val="clear" w:color="auto" w:fill="F2F5FA"/>
+            <w:vAlign w:val="center"/>
           </w:tcPr>
           <w:p>
             <w:pPr>
@@ -17912,8 +17912,8 @@
         <w:tc>
           <w:tcPr>
             <w:tcW w:type="dxa" w:w="794"/>
-            <w:vAlign w:val="center"/>
-            <w:shd w:val="clear" w:color="auto" w:fill="F2F5FA"/>
+            <w:shd w:val="clear" w:color="auto" w:fill="F2F5FA"/>
+            <w:vAlign w:val="center"/>
           </w:tcPr>
           <w:p>
             <w:pPr>
@@ -17933,8 +17933,8 @@
         <w:tc>
           <w:tcPr>
             <w:tcW w:type="dxa" w:w="794"/>
-            <w:vAlign w:val="center"/>
-            <w:shd w:val="clear" w:color="auto" w:fill="F2F5FA"/>
+            <w:shd w:val="clear" w:color="auto" w:fill="F2F5FA"/>
+            <w:vAlign w:val="center"/>
           </w:tcPr>
           <w:p>
             <w:pPr>
@@ -18100,8 +18100,8 @@
         <w:tc>
           <w:tcPr>
             <w:tcW w:type="dxa" w:w="2494"/>
-            <w:vAlign w:val="center"/>
-            <w:shd w:val="clear" w:color="auto" w:fill="F2F5FA"/>
+            <w:shd w:val="clear" w:color="auto" w:fill="F2F5FA"/>
+            <w:vAlign w:val="center"/>
           </w:tcPr>
           <w:p>
             <w:pPr>
@@ -18120,8 +18120,8 @@
         <w:tc>
           <w:tcPr>
             <w:tcW w:type="dxa" w:w="2268"/>
-            <w:vAlign w:val="center"/>
-            <w:shd w:val="clear" w:color="auto" w:fill="F2F5FA"/>
+            <w:shd w:val="clear" w:color="auto" w:fill="F2F5FA"/>
+            <w:vAlign w:val="center"/>
           </w:tcPr>
           <w:p>
             <w:pPr>
@@ -18140,8 +18140,8 @@
         <w:tc>
           <w:tcPr>
             <w:tcW w:type="dxa" w:w="1474"/>
-            <w:vAlign w:val="center"/>
-            <w:shd w:val="clear" w:color="auto" w:fill="F2F5FA"/>
+            <w:shd w:val="clear" w:color="auto" w:fill="F2F5FA"/>
+            <w:vAlign w:val="center"/>
           </w:tcPr>
           <w:p>
             <w:pPr>
@@ -18160,8 +18160,8 @@
         <w:tc>
           <w:tcPr>
             <w:tcW w:type="dxa" w:w="1134"/>
-            <w:vAlign w:val="center"/>
-            <w:shd w:val="clear" w:color="auto" w:fill="F2F5FA"/>
+            <w:shd w:val="clear" w:color="auto" w:fill="F2F5FA"/>
+            <w:vAlign w:val="center"/>
           </w:tcPr>
           <w:p>
             <w:pPr>
@@ -18180,8 +18180,8 @@
         <w:tc>
           <w:tcPr>
             <w:tcW w:type="dxa" w:w="794"/>
-            <w:vAlign w:val="center"/>
-            <w:shd w:val="clear" w:color="auto" w:fill="F2F5FA"/>
+            <w:shd w:val="clear" w:color="auto" w:fill="F2F5FA"/>
+            <w:vAlign w:val="center"/>
           </w:tcPr>
           <w:p>
             <w:pPr>
@@ -18201,8 +18201,8 @@
         <w:tc>
           <w:tcPr>
             <w:tcW w:type="dxa" w:w="794"/>
-            <w:vAlign w:val="center"/>
-            <w:shd w:val="clear" w:color="auto" w:fill="F2F5FA"/>
+            <w:shd w:val="clear" w:color="auto" w:fill="F2F5FA"/>
+            <w:vAlign w:val="center"/>
           </w:tcPr>
           <w:p>
             <w:pPr>
@@ -18222,8 +18222,8 @@
         <w:tc>
           <w:tcPr>
             <w:tcW w:type="dxa" w:w="794"/>
-            <w:vAlign w:val="center"/>
-            <w:shd w:val="clear" w:color="auto" w:fill="F2F5FA"/>
+            <w:shd w:val="clear" w:color="auto" w:fill="F2F5FA"/>
+            <w:vAlign w:val="center"/>
           </w:tcPr>
           <w:p>
             <w:pPr>
@@ -18389,8 +18389,8 @@
         <w:tc>
           <w:tcPr>
             <w:tcW w:type="dxa" w:w="2494"/>
-            <w:vAlign w:val="center"/>
-            <w:shd w:val="clear" w:color="auto" w:fill="F2F5FA"/>
+            <w:shd w:val="clear" w:color="auto" w:fill="F2F5FA"/>
+            <w:vAlign w:val="center"/>
           </w:tcPr>
           <w:p>
             <w:pPr>
@@ -18409,8 +18409,8 @@
         <w:tc>
           <w:tcPr>
             <w:tcW w:type="dxa" w:w="2268"/>
-            <w:vAlign w:val="center"/>
-            <w:shd w:val="clear" w:color="auto" w:fill="F2F5FA"/>
+            <w:shd w:val="clear" w:color="auto" w:fill="F2F5FA"/>
+            <w:vAlign w:val="center"/>
           </w:tcPr>
           <w:p>
             <w:pPr>
@@ -18429,8 +18429,8 @@
         <w:tc>
           <w:tcPr>
             <w:tcW w:type="dxa" w:w="1474"/>
-            <w:vAlign w:val="center"/>
-            <w:shd w:val="clear" w:color="auto" w:fill="F2F5FA"/>
+            <w:shd w:val="clear" w:color="auto" w:fill="F2F5FA"/>
+            <w:vAlign w:val="center"/>
           </w:tcPr>
           <w:p>
             <w:pPr>
@@ -18449,8 +18449,8 @@
         <w:tc>
           <w:tcPr>
             <w:tcW w:type="dxa" w:w="1134"/>
-            <w:vAlign w:val="center"/>
-            <w:shd w:val="clear" w:color="auto" w:fill="F2F5FA"/>
+            <w:shd w:val="clear" w:color="auto" w:fill="F2F5FA"/>
+            <w:vAlign w:val="center"/>
           </w:tcPr>
           <w:p>
             <w:pPr>
@@ -18469,8 +18469,8 @@
         <w:tc>
           <w:tcPr>
             <w:tcW w:type="dxa" w:w="794"/>
-            <w:vAlign w:val="center"/>
-            <w:shd w:val="clear" w:color="auto" w:fill="F2F5FA"/>
+            <w:shd w:val="clear" w:color="auto" w:fill="F2F5FA"/>
+            <w:vAlign w:val="center"/>
           </w:tcPr>
           <w:p>
             <w:pPr>
@@ -18490,8 +18490,8 @@
         <w:tc>
           <w:tcPr>
             <w:tcW w:type="dxa" w:w="794"/>
-            <w:vAlign w:val="center"/>
-            <w:shd w:val="clear" w:color="auto" w:fill="F2F5FA"/>
+            <w:shd w:val="clear" w:color="auto" w:fill="F2F5FA"/>
+            <w:vAlign w:val="center"/>
           </w:tcPr>
           <w:p>
             <w:pPr>
@@ -18511,8 +18511,8 @@
         <w:tc>
           <w:tcPr>
             <w:tcW w:type="dxa" w:w="794"/>
-            <w:vAlign w:val="center"/>
-            <w:shd w:val="clear" w:color="auto" w:fill="F2F5FA"/>
+            <w:shd w:val="clear" w:color="auto" w:fill="F2F5FA"/>
+            <w:vAlign w:val="center"/>
           </w:tcPr>
           <w:p>
             <w:pPr>
@@ -18678,8 +18678,8 @@
         <w:tc>
           <w:tcPr>
             <w:tcW w:type="dxa" w:w="2494"/>
-            <w:vAlign w:val="center"/>
-            <w:shd w:val="clear" w:color="auto" w:fill="F2F5FA"/>
+            <w:shd w:val="clear" w:color="auto" w:fill="F2F5FA"/>
+            <w:vAlign w:val="center"/>
           </w:tcPr>
           <w:p>
             <w:pPr>
@@ -18698,8 +18698,8 @@
         <w:tc>
           <w:tcPr>
             <w:tcW w:type="dxa" w:w="2268"/>
-            <w:vAlign w:val="center"/>
-            <w:shd w:val="clear" w:color="auto" w:fill="F2F5FA"/>
+            <w:shd w:val="clear" w:color="auto" w:fill="F2F5FA"/>
+            <w:vAlign w:val="center"/>
           </w:tcPr>
           <w:p>
             <w:pPr>
@@ -18718,8 +18718,8 @@
         <w:tc>
           <w:tcPr>
             <w:tcW w:type="dxa" w:w="1474"/>
-            <w:vAlign w:val="center"/>
-            <w:shd w:val="clear" w:color="auto" w:fill="F2F5FA"/>
+            <w:shd w:val="clear" w:color="auto" w:fill="F2F5FA"/>
+            <w:vAlign w:val="center"/>
           </w:tcPr>
           <w:p>
             <w:pPr>
@@ -18738,8 +18738,8 @@
         <w:tc>
           <w:tcPr>
             <w:tcW w:type="dxa" w:w="1134"/>
-            <w:vAlign w:val="center"/>
-            <w:shd w:val="clear" w:color="auto" w:fill="F2F5FA"/>
+            <w:shd w:val="clear" w:color="auto" w:fill="F2F5FA"/>
+            <w:vAlign w:val="center"/>
           </w:tcPr>
           <w:p>
             <w:pPr>
@@ -18758,8 +18758,8 @@
         <w:tc>
           <w:tcPr>
             <w:tcW w:type="dxa" w:w="794"/>
-            <w:vAlign w:val="center"/>
-            <w:shd w:val="clear" w:color="auto" w:fill="F2F5FA"/>
+            <w:shd w:val="clear" w:color="auto" w:fill="F2F5FA"/>
+            <w:vAlign w:val="center"/>
           </w:tcPr>
           <w:p>
             <w:pPr>
@@ -18779,8 +18779,8 @@
         <w:tc>
           <w:tcPr>
             <w:tcW w:type="dxa" w:w="794"/>
-            <w:vAlign w:val="center"/>
-            <w:shd w:val="clear" w:color="auto" w:fill="F2F5FA"/>
+            <w:shd w:val="clear" w:color="auto" w:fill="F2F5FA"/>
+            <w:vAlign w:val="center"/>
           </w:tcPr>
           <w:p>
             <w:pPr>
@@ -18800,8 +18800,8 @@
         <w:tc>
           <w:tcPr>
             <w:tcW w:type="dxa" w:w="794"/>
-            <w:vAlign w:val="center"/>
-            <w:shd w:val="clear" w:color="auto" w:fill="F2F5FA"/>
+            <w:shd w:val="clear" w:color="auto" w:fill="F2F5FA"/>
+            <w:vAlign w:val="center"/>
           </w:tcPr>
           <w:p>
             <w:pPr>
@@ -18867,13 +18867,13 @@
         <w:tblStyle w:val="TableGrid"/>
         <w:tblW w:type="auto" w:w="0"/>
         <w:tblLayout w:type="fixed"/>
-        <w:tblLook w:firstColumn="1" w:firstRow="1" w:lastColumn="0" w:lastRow="0" w:noHBand="0" w:noVBand="1" w:val="04A0"/>
         <w:tblCellMar>
           <w:top w:w="34" w:type="dxa"/>
           <w:left w:w="68" w:type="dxa"/>
           <w:bottom w:w="34" w:type="dxa"/>
           <w:right w:w="68" w:type="dxa"/>
         </w:tblCellMar>
+        <w:tblLook w:firstColumn="1" w:firstRow="1" w:lastColumn="0" w:lastRow="0" w:noHBand="0" w:noVBand="1" w:val="04A0"/>
       </w:tblPr>
       <w:tblGrid>
         <w:gridCol w:w="1625"/>
@@ -18890,8 +18890,8 @@
         <w:tc>
           <w:tcPr>
             <w:tcW w:type="dxa" w:w="2608"/>
-            <w:vAlign w:val="center"/>
             <w:shd w:val="clear" w:color="auto" w:fill="1F3864"/>
+            <w:vAlign w:val="center"/>
           </w:tcPr>
           <w:p>
             <w:pPr>
@@ -18912,8 +18912,8 @@
         <w:tc>
           <w:tcPr>
             <w:tcW w:type="dxa" w:w="3061"/>
-            <w:vAlign w:val="center"/>
             <w:shd w:val="clear" w:color="auto" w:fill="1F3864"/>
+            <w:vAlign w:val="center"/>
           </w:tcPr>
           <w:p>
             <w:pPr>
@@ -18934,8 +18934,8 @@
         <w:tc>
           <w:tcPr>
             <w:tcW w:type="dxa" w:w="1361"/>
-            <w:vAlign w:val="center"/>
             <w:shd w:val="clear" w:color="auto" w:fill="1F3864"/>
+            <w:vAlign w:val="center"/>
           </w:tcPr>
           <w:p>
             <w:pPr>
@@ -18956,8 +18956,8 @@
         <w:tc>
           <w:tcPr>
             <w:tcW w:type="dxa" w:w="907"/>
-            <w:vAlign w:val="center"/>
             <w:shd w:val="clear" w:color="auto" w:fill="1F3864"/>
+            <w:vAlign w:val="center"/>
           </w:tcPr>
           <w:p>
             <w:pPr>
@@ -18978,8 +18978,8 @@
         <w:tc>
           <w:tcPr>
             <w:tcW w:type="dxa" w:w="907"/>
-            <w:vAlign w:val="center"/>
             <w:shd w:val="clear" w:color="auto" w:fill="1F3864"/>
+            <w:vAlign w:val="center"/>
           </w:tcPr>
           <w:p>
             <w:pPr>
@@ -19000,8 +19000,8 @@
         <w:tc>
           <w:tcPr>
             <w:tcW w:type="dxa" w:w="907"/>
-            <w:vAlign w:val="center"/>
             <w:shd w:val="clear" w:color="auto" w:fill="1F3864"/>
+            <w:vAlign w:val="center"/>
           </w:tcPr>
           <w:p>
             <w:pPr>
@@ -19149,8 +19149,8 @@
         <w:tc>
           <w:tcPr>
             <w:tcW w:type="dxa" w:w="2608"/>
-            <w:vAlign w:val="center"/>
-            <w:shd w:val="clear" w:color="auto" w:fill="F2F5FA"/>
+            <w:shd w:val="clear" w:color="auto" w:fill="F2F5FA"/>
+            <w:vAlign w:val="center"/>
           </w:tcPr>
           <w:p>
             <w:pPr>
@@ -19169,8 +19169,8 @@
         <w:tc>
           <w:tcPr>
             <w:tcW w:type="dxa" w:w="3061"/>
-            <w:vAlign w:val="center"/>
-            <w:shd w:val="clear" w:color="auto" w:fill="F2F5FA"/>
+            <w:shd w:val="clear" w:color="auto" w:fill="F2F5FA"/>
+            <w:vAlign w:val="center"/>
           </w:tcPr>
           <w:p>
             <w:pPr>
@@ -19189,8 +19189,8 @@
         <w:tc>
           <w:tcPr>
             <w:tcW w:type="dxa" w:w="1361"/>
-            <w:vAlign w:val="center"/>
-            <w:shd w:val="clear" w:color="auto" w:fill="F2F5FA"/>
+            <w:shd w:val="clear" w:color="auto" w:fill="F2F5FA"/>
+            <w:vAlign w:val="center"/>
           </w:tcPr>
           <w:p>
             <w:pPr>
@@ -19209,8 +19209,8 @@
         <w:tc>
           <w:tcPr>
             <w:tcW w:type="dxa" w:w="907"/>
-            <w:vAlign w:val="center"/>
-            <w:shd w:val="clear" w:color="auto" w:fill="F2F5FA"/>
+            <w:shd w:val="clear" w:color="auto" w:fill="F2F5FA"/>
+            <w:vAlign w:val="center"/>
           </w:tcPr>
           <w:p>
             <w:pPr>
@@ -19230,8 +19230,8 @@
         <w:tc>
           <w:tcPr>
             <w:tcW w:type="dxa" w:w="907"/>
-            <w:vAlign w:val="center"/>
-            <w:shd w:val="clear" w:color="auto" w:fill="F2F5FA"/>
+            <w:shd w:val="clear" w:color="auto" w:fill="F2F5FA"/>
+            <w:vAlign w:val="center"/>
           </w:tcPr>
           <w:p>
             <w:pPr>
@@ -19251,8 +19251,8 @@
         <w:tc>
           <w:tcPr>
             <w:tcW w:type="dxa" w:w="907"/>
-            <w:vAlign w:val="center"/>
-            <w:shd w:val="clear" w:color="auto" w:fill="F2F5FA"/>
+            <w:shd w:val="clear" w:color="auto" w:fill="F2F5FA"/>
+            <w:vAlign w:val="center"/>
           </w:tcPr>
           <w:p>
             <w:pPr>
@@ -19399,8 +19399,8 @@
         <w:tc>
           <w:tcPr>
             <w:tcW w:type="dxa" w:w="2608"/>
-            <w:vAlign w:val="center"/>
-            <w:shd w:val="clear" w:color="auto" w:fill="F2F5FA"/>
+            <w:shd w:val="clear" w:color="auto" w:fill="F2F5FA"/>
+            <w:vAlign w:val="center"/>
           </w:tcPr>
           <w:p>
             <w:pPr>
@@ -19419,8 +19419,8 @@
         <w:tc>
           <w:tcPr>
             <w:tcW w:type="dxa" w:w="3061"/>
-            <w:vAlign w:val="center"/>
-            <w:shd w:val="clear" w:color="auto" w:fill="F2F5FA"/>
+            <w:shd w:val="clear" w:color="auto" w:fill="F2F5FA"/>
+            <w:vAlign w:val="center"/>
           </w:tcPr>
           <w:p>
             <w:pPr>
@@ -19439,8 +19439,8 @@
         <w:tc>
           <w:tcPr>
             <w:tcW w:type="dxa" w:w="1361"/>
-            <w:vAlign w:val="center"/>
-            <w:shd w:val="clear" w:color="auto" w:fill="F2F5FA"/>
+            <w:shd w:val="clear" w:color="auto" w:fill="F2F5FA"/>
+            <w:vAlign w:val="center"/>
           </w:tcPr>
           <w:p>
             <w:pPr>
@@ -19459,8 +19459,8 @@
         <w:tc>
           <w:tcPr>
             <w:tcW w:type="dxa" w:w="907"/>
-            <w:vAlign w:val="center"/>
-            <w:shd w:val="clear" w:color="auto" w:fill="F2F5FA"/>
+            <w:shd w:val="clear" w:color="auto" w:fill="F2F5FA"/>
+            <w:vAlign w:val="center"/>
           </w:tcPr>
           <w:p>
             <w:pPr>
@@ -19480,8 +19480,8 @@
         <w:tc>
           <w:tcPr>
             <w:tcW w:type="dxa" w:w="907"/>
-            <w:vAlign w:val="center"/>
-            <w:shd w:val="clear" w:color="auto" w:fill="F2F5FA"/>
+            <w:shd w:val="clear" w:color="auto" w:fill="F2F5FA"/>
+            <w:vAlign w:val="center"/>
           </w:tcPr>
           <w:p>
             <w:pPr>
@@ -19501,8 +19501,8 @@
         <w:tc>
           <w:tcPr>
             <w:tcW w:type="dxa" w:w="907"/>
-            <w:vAlign w:val="center"/>
-            <w:shd w:val="clear" w:color="auto" w:fill="F2F5FA"/>
+            <w:shd w:val="clear" w:color="auto" w:fill="F2F5FA"/>
+            <w:vAlign w:val="center"/>
           </w:tcPr>
           <w:p>
             <w:pPr>
@@ -19649,8 +19649,8 @@
         <w:tc>
           <w:tcPr>
             <w:tcW w:type="dxa" w:w="2608"/>
-            <w:vAlign w:val="center"/>
-            <w:shd w:val="clear" w:color="auto" w:fill="F2F5FA"/>
+            <w:shd w:val="clear" w:color="auto" w:fill="F2F5FA"/>
+            <w:vAlign w:val="center"/>
           </w:tcPr>
           <w:p>
             <w:pPr>
@@ -19669,8 +19669,8 @@
         <w:tc>
           <w:tcPr>
             <w:tcW w:type="dxa" w:w="3061"/>
-            <w:vAlign w:val="center"/>
-            <w:shd w:val="clear" w:color="auto" w:fill="F2F5FA"/>
+            <w:shd w:val="clear" w:color="auto" w:fill="F2F5FA"/>
+            <w:vAlign w:val="center"/>
           </w:tcPr>
           <w:p>
             <w:pPr>
@@ -19689,8 +19689,8 @@
         <w:tc>
           <w:tcPr>
             <w:tcW w:type="dxa" w:w="1361"/>
-            <w:vAlign w:val="center"/>
-            <w:shd w:val="clear" w:color="auto" w:fill="F2F5FA"/>
+            <w:shd w:val="clear" w:color="auto" w:fill="F2F5FA"/>
+            <w:vAlign w:val="center"/>
           </w:tcPr>
           <w:p>
             <w:pPr>
@@ -19709,8 +19709,8 @@
         <w:tc>
           <w:tcPr>
             <w:tcW w:type="dxa" w:w="907"/>
-            <w:vAlign w:val="center"/>
-            <w:shd w:val="clear" w:color="auto" w:fill="F2F5FA"/>
+            <w:shd w:val="clear" w:color="auto" w:fill="F2F5FA"/>
+            <w:vAlign w:val="center"/>
           </w:tcPr>
           <w:p>
             <w:pPr>
@@ -19730,8 +19730,8 @@
         <w:tc>
           <w:tcPr>
             <w:tcW w:type="dxa" w:w="907"/>
-            <w:vAlign w:val="center"/>
-            <w:shd w:val="clear" w:color="auto" w:fill="F2F5FA"/>
+            <w:shd w:val="clear" w:color="auto" w:fill="F2F5FA"/>
+            <w:vAlign w:val="center"/>
           </w:tcPr>
           <w:p>
             <w:pPr>
@@ -19751,8 +19751,8 @@
         <w:tc>
           <w:tcPr>
             <w:tcW w:type="dxa" w:w="907"/>
-            <w:vAlign w:val="center"/>
-            <w:shd w:val="clear" w:color="auto" w:fill="F2F5FA"/>
+            <w:shd w:val="clear" w:color="auto" w:fill="F2F5FA"/>
+            <w:vAlign w:val="center"/>
           </w:tcPr>
           <w:p>
             <w:pPr>
@@ -19899,8 +19899,8 @@
         <w:tc>
           <w:tcPr>
             <w:tcW w:type="dxa" w:w="2608"/>
-            <w:vAlign w:val="center"/>
-            <w:shd w:val="clear" w:color="auto" w:fill="F2F5FA"/>
+            <w:shd w:val="clear" w:color="auto" w:fill="F2F5FA"/>
+            <w:vAlign w:val="center"/>
           </w:tcPr>
           <w:p>
             <w:pPr>
@@ -19919,8 +19919,8 @@
         <w:tc>
           <w:tcPr>
             <w:tcW w:type="dxa" w:w="3061"/>
-            <w:vAlign w:val="center"/>
-            <w:shd w:val="clear" w:color="auto" w:fill="F2F5FA"/>
+            <w:shd w:val="clear" w:color="auto" w:fill="F2F5FA"/>
+            <w:vAlign w:val="center"/>
           </w:tcPr>
           <w:p>
             <w:pPr>
@@ -19939,8 +19939,8 @@
         <w:tc>
           <w:tcPr>
             <w:tcW w:type="dxa" w:w="1361"/>
-            <w:vAlign w:val="center"/>
-            <w:shd w:val="clear" w:color="auto" w:fill="F2F5FA"/>
+            <w:shd w:val="clear" w:color="auto" w:fill="F2F5FA"/>
+            <w:vAlign w:val="center"/>
           </w:tcPr>
           <w:p>
             <w:pPr>
@@ -19959,8 +19959,8 @@
         <w:tc>
           <w:tcPr>
             <w:tcW w:type="dxa" w:w="907"/>
-            <w:vAlign w:val="center"/>
-            <w:shd w:val="clear" w:color="auto" w:fill="F2F5FA"/>
+            <w:shd w:val="clear" w:color="auto" w:fill="F2F5FA"/>
+            <w:vAlign w:val="center"/>
           </w:tcPr>
           <w:p>
             <w:pPr>
@@ -19980,8 +19980,8 @@
         <w:tc>
           <w:tcPr>
             <w:tcW w:type="dxa" w:w="907"/>
-            <w:vAlign w:val="center"/>
-            <w:shd w:val="clear" w:color="auto" w:fill="F2F5FA"/>
+            <w:shd w:val="clear" w:color="auto" w:fill="F2F5FA"/>
+            <w:vAlign w:val="center"/>
           </w:tcPr>
           <w:p>
             <w:pPr>
@@ -20001,8 +20001,8 @@
         <w:tc>
           <w:tcPr>
             <w:tcW w:type="dxa" w:w="907"/>
-            <w:vAlign w:val="center"/>
-            <w:shd w:val="clear" w:color="auto" w:fill="F2F5FA"/>
+            <w:shd w:val="clear" w:color="auto" w:fill="F2F5FA"/>
+            <w:vAlign w:val="center"/>
           </w:tcPr>
           <w:p>
             <w:pPr>
@@ -20053,13 +20053,13 @@
         <w:tblStyle w:val="TableGrid"/>
         <w:tblW w:type="auto" w:w="0"/>
         <w:tblLayout w:type="fixed"/>
-        <w:tblLook w:firstColumn="1" w:firstRow="1" w:lastColumn="0" w:lastRow="0" w:noHBand="0" w:noVBand="1" w:val="04A0"/>
         <w:tblCellMar>
           <w:top w:w="34" w:type="dxa"/>
           <w:left w:w="68" w:type="dxa"/>
           <w:bottom w:w="34" w:type="dxa"/>
           <w:right w:w="68" w:type="dxa"/>
         </w:tblCellMar>
+        <w:tblLook w:firstColumn="1" w:firstRow="1" w:lastColumn="0" w:lastRow="0" w:noHBand="0" w:noVBand="1" w:val="04A0"/>
       </w:tblPr>
       <w:tblGrid>
         <w:gridCol w:w="2438"/>
@@ -20074,8 +20074,8 @@
         <w:tc>
           <w:tcPr>
             <w:tcW w:type="dxa" w:w="1928"/>
-            <w:vAlign w:val="center"/>
             <w:shd w:val="clear" w:color="auto" w:fill="1F3864"/>
+            <w:vAlign w:val="center"/>
           </w:tcPr>
           <w:p>
             <w:pPr>
@@ -20096,8 +20096,8 @@
         <w:tc>
           <w:tcPr>
             <w:tcW w:type="dxa" w:w="3061"/>
-            <w:vAlign w:val="center"/>
             <w:shd w:val="clear" w:color="auto" w:fill="1F3864"/>
+            <w:vAlign w:val="center"/>
           </w:tcPr>
           <w:p>
             <w:pPr>
@@ -20118,8 +20118,8 @@
         <w:tc>
           <w:tcPr>
             <w:tcW w:type="dxa" w:w="2268"/>
-            <w:vAlign w:val="center"/>
             <w:shd w:val="clear" w:color="auto" w:fill="1F3864"/>
+            <w:vAlign w:val="center"/>
           </w:tcPr>
           <w:p>
             <w:pPr>
@@ -20140,8 +20140,8 @@
         <w:tc>
           <w:tcPr>
             <w:tcW w:type="dxa" w:w="2494"/>
-            <w:vAlign w:val="center"/>
             <w:shd w:val="clear" w:color="auto" w:fill="1F3864"/>
+            <w:vAlign w:val="center"/>
           </w:tcPr>
           <w:p>
             <w:pPr>
@@ -20248,8 +20248,8 @@
         <w:tc>
           <w:tcPr>
             <w:tcW w:type="dxa" w:w="1928"/>
-            <w:vAlign w:val="center"/>
-            <w:shd w:val="clear" w:color="auto" w:fill="F2F5FA"/>
+            <w:shd w:val="clear" w:color="auto" w:fill="F2F5FA"/>
+            <w:vAlign w:val="center"/>
           </w:tcPr>
           <w:p>
             <w:pPr>
@@ -20268,8 +20268,8 @@
         <w:tc>
           <w:tcPr>
             <w:tcW w:type="dxa" w:w="3061"/>
-            <w:vAlign w:val="center"/>
-            <w:shd w:val="clear" w:color="auto" w:fill="F2F5FA"/>
+            <w:shd w:val="clear" w:color="auto" w:fill="F2F5FA"/>
+            <w:vAlign w:val="center"/>
           </w:tcPr>
           <w:p>
             <w:pPr>
@@ -20288,8 +20288,8 @@
         <w:tc>
           <w:tcPr>
             <w:tcW w:type="dxa" w:w="2268"/>
-            <w:vAlign w:val="center"/>
-            <w:shd w:val="clear" w:color="auto" w:fill="F2F5FA"/>
+            <w:shd w:val="clear" w:color="auto" w:fill="F2F5FA"/>
+            <w:vAlign w:val="center"/>
           </w:tcPr>
           <w:p>
             <w:pPr>
@@ -20308,8 +20308,8 @@
         <w:tc>
           <w:tcPr>
             <w:tcW w:type="dxa" w:w="2494"/>
-            <w:vAlign w:val="center"/>
-            <w:shd w:val="clear" w:color="auto" w:fill="F2F5FA"/>
+            <w:shd w:val="clear" w:color="auto" w:fill="F2F5FA"/>
+            <w:vAlign w:val="center"/>
           </w:tcPr>
           <w:p>
             <w:pPr>
@@ -20457,13 +20457,13 @@
         <w:tblStyle w:val="TableGrid"/>
         <w:tblW w:type="auto" w:w="0"/>
         <w:tblLayout w:type="fixed"/>
-        <w:tblLook w:firstColumn="1" w:firstRow="1" w:lastColumn="0" w:lastRow="0" w:noHBand="0" w:noVBand="1" w:val="04A0"/>
         <w:tblCellMar>
           <w:top w:w="34" w:type="dxa"/>
           <w:left w:w="68" w:type="dxa"/>
           <w:bottom w:w="34" w:type="dxa"/>
           <w:right w:w="68" w:type="dxa"/>
         </w:tblCellMar>
+        <w:tblLook w:firstColumn="1" w:firstRow="1" w:lastColumn="0" w:lastRow="0" w:noHBand="0" w:noVBand="1" w:val="04A0"/>
       </w:tblPr>
       <w:tblGrid>
         <w:gridCol w:w="1950"/>
@@ -20479,8 +20479,8 @@
         <w:tc>
           <w:tcPr>
             <w:tcW w:type="dxa" w:w="2451"/>
-            <w:vAlign w:val="center"/>
             <w:shd w:val="clear" w:color="auto" w:fill="1F3864"/>
+            <w:vAlign w:val="center"/>
           </w:tcPr>
           <w:p>
             <w:pPr>
@@ -20501,8 +20501,8 @@
         <w:tc>
           <w:tcPr>
             <w:tcW w:type="dxa" w:w="2025"/>
-            <w:vAlign w:val="center"/>
             <w:shd w:val="clear" w:color="auto" w:fill="1F3864"/>
+            <w:vAlign w:val="center"/>
           </w:tcPr>
           <w:p>
             <w:pPr>
@@ -20523,8 +20523,8 @@
         <w:tc>
           <w:tcPr>
             <w:tcW w:type="dxa" w:w="2131"/>
-            <w:vAlign w:val="center"/>
             <w:shd w:val="clear" w:color="auto" w:fill="1F3864"/>
+            <w:vAlign w:val="center"/>
           </w:tcPr>
           <w:p>
             <w:pPr>
@@ -20545,8 +20545,8 @@
         <w:tc>
           <w:tcPr>
             <w:tcW w:type="dxa" w:w="2345"/>
-            <w:vAlign w:val="center"/>
             <w:shd w:val="clear" w:color="auto" w:fill="1F3864"/>
+            <w:vAlign w:val="center"/>
           </w:tcPr>
           <w:p>
             <w:pPr>
@@ -20567,8 +20567,8 @@
         <w:tc>
           <w:tcPr>
             <w:tcW w:type="dxa" w:w="799"/>
-            <w:vAlign w:val="center"/>
             <w:shd w:val="clear" w:color="auto" w:fill="1F3864"/>
+            <w:vAlign w:val="center"/>
           </w:tcPr>
           <w:p>
             <w:pPr>
@@ -20695,8 +20695,8 @@
         <w:tc>
           <w:tcPr>
             <w:tcW w:type="dxa" w:w="2451"/>
-            <w:vAlign w:val="center"/>
-            <w:shd w:val="clear" w:color="auto" w:fill="F2F5FA"/>
+            <w:shd w:val="clear" w:color="auto" w:fill="F2F5FA"/>
+            <w:vAlign w:val="center"/>
           </w:tcPr>
           <w:p>
             <w:pPr>
@@ -20715,8 +20715,8 @@
         <w:tc>
           <w:tcPr>
             <w:tcW w:type="dxa" w:w="2025"/>
-            <w:vAlign w:val="center"/>
-            <w:shd w:val="clear" w:color="auto" w:fill="F2F5FA"/>
+            <w:shd w:val="clear" w:color="auto" w:fill="F2F5FA"/>
+            <w:vAlign w:val="center"/>
           </w:tcPr>
           <w:p>
             <w:pPr>
@@ -20735,8 +20735,8 @@
         <w:tc>
           <w:tcPr>
             <w:tcW w:type="dxa" w:w="2131"/>
-            <w:vAlign w:val="center"/>
-            <w:shd w:val="clear" w:color="auto" w:fill="F2F5FA"/>
+            <w:shd w:val="clear" w:color="auto" w:fill="F2F5FA"/>
+            <w:vAlign w:val="center"/>
           </w:tcPr>
           <w:p>
             <w:pPr>
@@ -20755,8 +20755,8 @@
         <w:tc>
           <w:tcPr>
             <w:tcW w:type="dxa" w:w="2345"/>
-            <w:vAlign w:val="center"/>
-            <w:shd w:val="clear" w:color="auto" w:fill="F2F5FA"/>
+            <w:shd w:val="clear" w:color="auto" w:fill="F2F5FA"/>
+            <w:vAlign w:val="center"/>
           </w:tcPr>
           <w:p>
             <w:pPr>
@@ -20775,8 +20775,8 @@
         <w:tc>
           <w:tcPr>
             <w:tcW w:type="dxa" w:w="799"/>
-            <w:vAlign w:val="center"/>
-            <w:shd w:val="clear" w:color="auto" w:fill="F2F5FA"/>
+            <w:shd w:val="clear" w:color="auto" w:fill="F2F5FA"/>
+            <w:vAlign w:val="center"/>
           </w:tcPr>
           <w:p>
             <w:pPr>
@@ -20902,8 +20902,8 @@
         <w:tc>
           <w:tcPr>
             <w:tcW w:type="dxa" w:w="2451"/>
-            <w:vAlign w:val="center"/>
-            <w:shd w:val="clear" w:color="auto" w:fill="F2F5FA"/>
+            <w:shd w:val="clear" w:color="auto" w:fill="F2F5FA"/>
+            <w:vAlign w:val="center"/>
           </w:tcPr>
           <w:p>
             <w:pPr>
@@ -20922,8 +20922,8 @@
         <w:tc>
           <w:tcPr>
             <w:tcW w:type="dxa" w:w="2025"/>
-            <w:vAlign w:val="center"/>
-            <w:shd w:val="clear" w:color="auto" w:fill="F2F5FA"/>
+            <w:shd w:val="clear" w:color="auto" w:fill="F2F5FA"/>
+            <w:vAlign w:val="center"/>
           </w:tcPr>
           <w:p>
             <w:pPr>
@@ -20942,8 +20942,8 @@
         <w:tc>
           <w:tcPr>
             <w:tcW w:type="dxa" w:w="2131"/>
-            <w:vAlign w:val="center"/>
-            <w:shd w:val="clear" w:color="auto" w:fill="F2F5FA"/>
+            <w:shd w:val="clear" w:color="auto" w:fill="F2F5FA"/>
+            <w:vAlign w:val="center"/>
           </w:tcPr>
           <w:p>
             <w:pPr>
@@ -20962,8 +20962,8 @@
         <w:tc>
           <w:tcPr>
             <w:tcW w:type="dxa" w:w="2345"/>
-            <w:vAlign w:val="center"/>
-            <w:shd w:val="clear" w:color="auto" w:fill="F2F5FA"/>
+            <w:shd w:val="clear" w:color="auto" w:fill="F2F5FA"/>
+            <w:vAlign w:val="center"/>
           </w:tcPr>
           <w:p>
             <w:pPr>
@@ -20982,8 +20982,8 @@
         <w:tc>
           <w:tcPr>
             <w:tcW w:type="dxa" w:w="799"/>
-            <w:vAlign w:val="center"/>
-            <w:shd w:val="clear" w:color="auto" w:fill="F2F5FA"/>
+            <w:shd w:val="clear" w:color="auto" w:fill="F2F5FA"/>
+            <w:vAlign w:val="center"/>
           </w:tcPr>
           <w:p>
             <w:pPr>
@@ -21109,8 +21109,8 @@
         <w:tc>
           <w:tcPr>
             <w:tcW w:type="dxa" w:w="2451"/>
-            <w:vAlign w:val="center"/>
-            <w:shd w:val="clear" w:color="auto" w:fill="F2F5FA"/>
+            <w:shd w:val="clear" w:color="auto" w:fill="F2F5FA"/>
+            <w:vAlign w:val="center"/>
           </w:tcPr>
           <w:p>
             <w:pPr>
@@ -21129,8 +21129,8 @@
         <w:tc>
           <w:tcPr>
             <w:tcW w:type="dxa" w:w="2025"/>
-            <w:vAlign w:val="center"/>
-            <w:shd w:val="clear" w:color="auto" w:fill="F2F5FA"/>
+            <w:shd w:val="clear" w:color="auto" w:fill="F2F5FA"/>
+            <w:vAlign w:val="center"/>
           </w:tcPr>
           <w:p>
             <w:pPr>
@@ -21149,8 +21149,8 @@
         <w:tc>
           <w:tcPr>
             <w:tcW w:type="dxa" w:w="2131"/>
-            <w:vAlign w:val="center"/>
-            <w:shd w:val="clear" w:color="auto" w:fill="F2F5FA"/>
+            <w:shd w:val="clear" w:color="auto" w:fill="F2F5FA"/>
+            <w:vAlign w:val="center"/>
           </w:tcPr>
           <w:p>
             <w:pPr>
@@ -21169,8 +21169,8 @@
         <w:tc>
           <w:tcPr>
             <w:tcW w:type="dxa" w:w="2345"/>
-            <w:vAlign w:val="center"/>
-            <w:shd w:val="clear" w:color="auto" w:fill="F2F5FA"/>
+            <w:shd w:val="clear" w:color="auto" w:fill="F2F5FA"/>
+            <w:vAlign w:val="center"/>
           </w:tcPr>
           <w:p>
             <w:pPr>
@@ -21189,8 +21189,8 @@
         <w:tc>
           <w:tcPr>
             <w:tcW w:type="dxa" w:w="799"/>
-            <w:vAlign w:val="center"/>
-            <w:shd w:val="clear" w:color="auto" w:fill="F2F5FA"/>
+            <w:shd w:val="clear" w:color="auto" w:fill="F2F5FA"/>
+            <w:vAlign w:val="center"/>
           </w:tcPr>
           <w:p>
             <w:pPr>
@@ -21316,8 +21316,8 @@
         <w:tc>
           <w:tcPr>
             <w:tcW w:type="dxa" w:w="2451"/>
-            <w:vAlign w:val="center"/>
-            <w:shd w:val="clear" w:color="auto" w:fill="F2F5FA"/>
+            <w:shd w:val="clear" w:color="auto" w:fill="F2F5FA"/>
+            <w:vAlign w:val="center"/>
           </w:tcPr>
           <w:p>
             <w:pPr>
@@ -21336,8 +21336,8 @@
         <w:tc>
           <w:tcPr>
             <w:tcW w:type="dxa" w:w="2025"/>
-            <w:vAlign w:val="center"/>
-            <w:shd w:val="clear" w:color="auto" w:fill="F2F5FA"/>
+            <w:shd w:val="clear" w:color="auto" w:fill="F2F5FA"/>
+            <w:vAlign w:val="center"/>
           </w:tcPr>
           <w:p>
             <w:pPr>
@@ -21356,8 +21356,8 @@
         <w:tc>
           <w:tcPr>
             <w:tcW w:type="dxa" w:w="2131"/>
-            <w:vAlign w:val="center"/>
-            <w:shd w:val="clear" w:color="auto" w:fill="F2F5FA"/>
+            <w:shd w:val="clear" w:color="auto" w:fill="F2F5FA"/>
+            <w:vAlign w:val="center"/>
           </w:tcPr>
           <w:p>
             <w:pPr>
@@ -21376,8 +21376,8 @@
         <w:tc>
           <w:tcPr>
             <w:tcW w:type="dxa" w:w="2345"/>
-            <w:vAlign w:val="center"/>
-            <w:shd w:val="clear" w:color="auto" w:fill="F2F5FA"/>
+            <w:shd w:val="clear" w:color="auto" w:fill="F2F5FA"/>
+            <w:vAlign w:val="center"/>
           </w:tcPr>
           <w:p>
             <w:pPr>
@@ -21396,8 +21396,8 @@
         <w:tc>
           <w:tcPr>
             <w:tcW w:type="dxa" w:w="799"/>
-            <w:vAlign w:val="center"/>
-            <w:shd w:val="clear" w:color="auto" w:fill="F2F5FA"/>
+            <w:shd w:val="clear" w:color="auto" w:fill="F2F5FA"/>
+            <w:vAlign w:val="center"/>
           </w:tcPr>
           <w:p>
             <w:pPr>
@@ -21523,8 +21523,8 @@
         <w:tc>
           <w:tcPr>
             <w:tcW w:type="dxa" w:w="2451"/>
-            <w:vAlign w:val="center"/>
-            <w:shd w:val="clear" w:color="auto" w:fill="F2F5FA"/>
+            <w:shd w:val="clear" w:color="auto" w:fill="F2F5FA"/>
+            <w:vAlign w:val="center"/>
           </w:tcPr>
           <w:p>
             <w:pPr>
@@ -21543,8 +21543,8 @@
         <w:tc>
           <w:tcPr>
             <w:tcW w:type="dxa" w:w="2025"/>
-            <w:vAlign w:val="center"/>
-            <w:shd w:val="clear" w:color="auto" w:fill="F2F5FA"/>
+            <w:shd w:val="clear" w:color="auto" w:fill="F2F5FA"/>
+            <w:vAlign w:val="center"/>
           </w:tcPr>
           <w:p>
             <w:pPr>
@@ -21563,8 +21563,8 @@
         <w:tc>
           <w:tcPr>
             <w:tcW w:type="dxa" w:w="2131"/>
-            <w:vAlign w:val="center"/>
-            <w:shd w:val="clear" w:color="auto" w:fill="F2F5FA"/>
+            <w:shd w:val="clear" w:color="auto" w:fill="F2F5FA"/>
+            <w:vAlign w:val="center"/>
           </w:tcPr>
           <w:p>
             <w:pPr>
@@ -21583,8 +21583,8 @@
         <w:tc>
           <w:tcPr>
             <w:tcW w:type="dxa" w:w="2345"/>
-            <w:vAlign w:val="center"/>
-            <w:shd w:val="clear" w:color="auto" w:fill="F2F5FA"/>
+            <w:shd w:val="clear" w:color="auto" w:fill="F2F5FA"/>
+            <w:vAlign w:val="center"/>
           </w:tcPr>
           <w:p>
             <w:pPr>
@@ -21603,8 +21603,8 @@
         <w:tc>
           <w:tcPr>
             <w:tcW w:type="dxa" w:w="799"/>
-            <w:vAlign w:val="center"/>
-            <w:shd w:val="clear" w:color="auto" w:fill="F2F5FA"/>
+            <w:shd w:val="clear" w:color="auto" w:fill="F2F5FA"/>
+            <w:vAlign w:val="center"/>
           </w:tcPr>
           <w:p>
             <w:pPr>
@@ -21730,8 +21730,8 @@
         <w:tc>
           <w:tcPr>
             <w:tcW w:type="dxa" w:w="2451"/>
-            <w:vAlign w:val="center"/>
-            <w:shd w:val="clear" w:color="auto" w:fill="F2F5FA"/>
+            <w:shd w:val="clear" w:color="auto" w:fill="F2F5FA"/>
+            <w:vAlign w:val="center"/>
           </w:tcPr>
           <w:p>
             <w:pPr>
@@ -21750,8 +21750,8 @@
         <w:tc>
           <w:tcPr>
             <w:tcW w:type="dxa" w:w="2025"/>
-            <w:vAlign w:val="center"/>
-            <w:shd w:val="clear" w:color="auto" w:fill="F2F5FA"/>
+            <w:shd w:val="clear" w:color="auto" w:fill="F2F5FA"/>
+            <w:vAlign w:val="center"/>
           </w:tcPr>
           <w:p>
             <w:pPr>
@@ -21770,8 +21770,8 @@
         <w:tc>
           <w:tcPr>
             <w:tcW w:type="dxa" w:w="2131"/>
-            <w:vAlign w:val="center"/>
-            <w:shd w:val="clear" w:color="auto" w:fill="F2F5FA"/>
+            <w:shd w:val="clear" w:color="auto" w:fill="F2F5FA"/>
+            <w:vAlign w:val="center"/>
           </w:tcPr>
           <w:p>
             <w:pPr>
@@ -21790,8 +21790,8 @@
         <w:tc>
           <w:tcPr>
             <w:tcW w:type="dxa" w:w="2345"/>
-            <w:vAlign w:val="center"/>
-            <w:shd w:val="clear" w:color="auto" w:fill="F2F5FA"/>
+            <w:shd w:val="clear" w:color="auto" w:fill="F2F5FA"/>
+            <w:vAlign w:val="center"/>
           </w:tcPr>
           <w:p>
             <w:pPr>
@@ -21810,8 +21810,8 @@
         <w:tc>
           <w:tcPr>
             <w:tcW w:type="dxa" w:w="799"/>
-            <w:vAlign w:val="center"/>
-            <w:shd w:val="clear" w:color="auto" w:fill="F2F5FA"/>
+            <w:shd w:val="clear" w:color="auto" w:fill="F2F5FA"/>
+            <w:vAlign w:val="center"/>
           </w:tcPr>
           <w:p>
             <w:pPr>
@@ -21937,8 +21937,8 @@
         <w:tc>
           <w:tcPr>
             <w:tcW w:type="dxa" w:w="2451"/>
-            <w:vAlign w:val="center"/>
-            <w:shd w:val="clear" w:color="auto" w:fill="F2F5FA"/>
+            <w:shd w:val="clear" w:color="auto" w:fill="F2F5FA"/>
+            <w:vAlign w:val="center"/>
           </w:tcPr>
           <w:p>
             <w:pPr>
@@ -21957,8 +21957,8 @@
         <w:tc>
           <w:tcPr>
             <w:tcW w:type="dxa" w:w="2025"/>
-            <w:vAlign w:val="center"/>
-            <w:shd w:val="clear" w:color="auto" w:fill="F2F5FA"/>
+            <w:shd w:val="clear" w:color="auto" w:fill="F2F5FA"/>
+            <w:vAlign w:val="center"/>
           </w:tcPr>
           <w:p>
             <w:pPr>
@@ -21977,8 +21977,8 @@
         <w:tc>
           <w:tcPr>
             <w:tcW w:type="dxa" w:w="2131"/>
-            <w:vAlign w:val="center"/>
-            <w:shd w:val="clear" w:color="auto" w:fill="F2F5FA"/>
+            <w:shd w:val="clear" w:color="auto" w:fill="F2F5FA"/>
+            <w:vAlign w:val="center"/>
           </w:tcPr>
           <w:p>
             <w:pPr>
@@ -21997,8 +21997,8 @@
         <w:tc>
           <w:tcPr>
             <w:tcW w:type="dxa" w:w="2345"/>
-            <w:vAlign w:val="center"/>
-            <w:shd w:val="clear" w:color="auto" w:fill="F2F5FA"/>
+            <w:shd w:val="clear" w:color="auto" w:fill="F2F5FA"/>
+            <w:vAlign w:val="center"/>
           </w:tcPr>
           <w:p>
             <w:pPr>
@@ -22017,8 +22017,8 @@
         <w:tc>
           <w:tcPr>
             <w:tcW w:type="dxa" w:w="799"/>
-            <w:vAlign w:val="center"/>
-            <w:shd w:val="clear" w:color="auto" w:fill="F2F5FA"/>
+            <w:shd w:val="clear" w:color="auto" w:fill="F2F5FA"/>
+            <w:vAlign w:val="center"/>
           </w:tcPr>
           <w:p>
             <w:pPr>
@@ -22144,8 +22144,8 @@
         <w:tc>
           <w:tcPr>
             <w:tcW w:type="dxa" w:w="2451"/>
-            <w:vAlign w:val="center"/>
-            <w:shd w:val="clear" w:color="auto" w:fill="F2F5FA"/>
+            <w:shd w:val="clear" w:color="auto" w:fill="F2F5FA"/>
+            <w:vAlign w:val="center"/>
           </w:tcPr>
           <w:p>
             <w:pPr>
@@ -22164,8 +22164,8 @@
         <w:tc>
           <w:tcPr>
             <w:tcW w:type="dxa" w:w="2025"/>
-            <w:vAlign w:val="center"/>
-            <w:shd w:val="clear" w:color="auto" w:fill="F2F5FA"/>
+            <w:shd w:val="clear" w:color="auto" w:fill="F2F5FA"/>
+            <w:vAlign w:val="center"/>
           </w:tcPr>
           <w:p>
             <w:pPr>
@@ -22184,8 +22184,8 @@
         <w:tc>
           <w:tcPr>
             <w:tcW w:type="dxa" w:w="2131"/>
-            <w:vAlign w:val="center"/>
-            <w:shd w:val="clear" w:color="auto" w:fill="F2F5FA"/>
+            <w:shd w:val="clear" w:color="auto" w:fill="F2F5FA"/>
+            <w:vAlign w:val="center"/>
           </w:tcPr>
           <w:p>
             <w:pPr>
@@ -22204,8 +22204,8 @@
         <w:tc>
           <w:tcPr>
             <w:tcW w:type="dxa" w:w="2345"/>
-            <w:vAlign w:val="center"/>
-            <w:shd w:val="clear" w:color="auto" w:fill="F2F5FA"/>
+            <w:shd w:val="clear" w:color="auto" w:fill="F2F5FA"/>
+            <w:vAlign w:val="center"/>
           </w:tcPr>
           <w:p>
             <w:pPr>
@@ -22224,8 +22224,8 @@
         <w:tc>
           <w:tcPr>
             <w:tcW w:type="dxa" w:w="799"/>
-            <w:vAlign w:val="center"/>
-            <w:shd w:val="clear" w:color="auto" w:fill="F2F5FA"/>
+            <w:shd w:val="clear" w:color="auto" w:fill="F2F5FA"/>
+            <w:vAlign w:val="center"/>
           </w:tcPr>
           <w:p>
             <w:pPr>
@@ -22351,8 +22351,8 @@
         <w:tc>
           <w:tcPr>
             <w:tcW w:type="dxa" w:w="2451"/>
-            <w:vAlign w:val="center"/>
-            <w:shd w:val="clear" w:color="auto" w:fill="F2F5FA"/>
+            <w:shd w:val="clear" w:color="auto" w:fill="F2F5FA"/>
+            <w:vAlign w:val="center"/>
           </w:tcPr>
           <w:p>
             <w:pPr>
@@ -22371,8 +22371,8 @@
         <w:tc>
           <w:tcPr>
             <w:tcW w:type="dxa" w:w="2025"/>
-            <w:vAlign w:val="center"/>
-            <w:shd w:val="clear" w:color="auto" w:fill="F2F5FA"/>
+            <w:shd w:val="clear" w:color="auto" w:fill="F2F5FA"/>
+            <w:vAlign w:val="center"/>
           </w:tcPr>
           <w:p>
             <w:pPr>
@@ -22391,8 +22391,8 @@
         <w:tc>
           <w:tcPr>
             <w:tcW w:type="dxa" w:w="2131"/>
-            <w:vAlign w:val="center"/>
-            <w:shd w:val="clear" w:color="auto" w:fill="F2F5FA"/>
+            <w:shd w:val="clear" w:color="auto" w:fill="F2F5FA"/>
+            <w:vAlign w:val="center"/>
           </w:tcPr>
           <w:p>
             <w:pPr>
@@ -22411,8 +22411,8 @@
         <w:tc>
           <w:tcPr>
             <w:tcW w:type="dxa" w:w="2345"/>
-            <w:vAlign w:val="center"/>
-            <w:shd w:val="clear" w:color="auto" w:fill="F2F5FA"/>
+            <w:shd w:val="clear" w:color="auto" w:fill="F2F5FA"/>
+            <w:vAlign w:val="center"/>
           </w:tcPr>
           <w:p>
             <w:pPr>
@@ -22431,8 +22431,8 @@
         <w:tc>
           <w:tcPr>
             <w:tcW w:type="dxa" w:w="799"/>
-            <w:vAlign w:val="center"/>
-            <w:shd w:val="clear" w:color="auto" w:fill="F2F5FA"/>
+            <w:shd w:val="clear" w:color="auto" w:fill="F2F5FA"/>
+            <w:vAlign w:val="center"/>
           </w:tcPr>
           <w:p>
             <w:pPr>
@@ -22558,8 +22558,8 @@
         <w:tc>
           <w:tcPr>
             <w:tcW w:type="dxa" w:w="2451"/>
-            <w:vAlign w:val="center"/>
-            <w:shd w:val="clear" w:color="auto" w:fill="F2F5FA"/>
+            <w:shd w:val="clear" w:color="auto" w:fill="F2F5FA"/>
+            <w:vAlign w:val="center"/>
           </w:tcPr>
           <w:p>
             <w:pPr>
@@ -22578,8 +22578,8 @@
         <w:tc>
           <w:tcPr>
             <w:tcW w:type="dxa" w:w="2025"/>
-            <w:vAlign w:val="center"/>
-            <w:shd w:val="clear" w:color="auto" w:fill="F2F5FA"/>
+            <w:shd w:val="clear" w:color="auto" w:fill="F2F5FA"/>
+            <w:vAlign w:val="center"/>
           </w:tcPr>
           <w:p>
             <w:pPr>
@@ -22598,8 +22598,8 @@
         <w:tc>
           <w:tcPr>
             <w:tcW w:type="dxa" w:w="2131"/>
-            <w:vAlign w:val="center"/>
-            <w:shd w:val="clear" w:color="auto" w:fill="F2F5FA"/>
+            <w:shd w:val="clear" w:color="auto" w:fill="F2F5FA"/>
+            <w:vAlign w:val="center"/>
           </w:tcPr>
           <w:p>
             <w:pPr>
@@ -22618,8 +22618,8 @@
         <w:tc>
           <w:tcPr>
             <w:tcW w:type="dxa" w:w="2345"/>
-            <w:vAlign w:val="center"/>
-            <w:shd w:val="clear" w:color="auto" w:fill="F2F5FA"/>
+            <w:shd w:val="clear" w:color="auto" w:fill="F2F5FA"/>
+            <w:vAlign w:val="center"/>
           </w:tcPr>
           <w:p>
             <w:pPr>
@@ -22638,8 +22638,8 @@
         <w:tc>
           <w:tcPr>
             <w:tcW w:type="dxa" w:w="799"/>
-            <w:vAlign w:val="center"/>
-            <w:shd w:val="clear" w:color="auto" w:fill="F2F5FA"/>
+            <w:shd w:val="clear" w:color="auto" w:fill="F2F5FA"/>
+            <w:vAlign w:val="center"/>
           </w:tcPr>
           <w:p>
             <w:pPr>
@@ -22765,8 +22765,8 @@
         <w:tc>
           <w:tcPr>
             <w:tcW w:type="dxa" w:w="2451"/>
-            <w:vAlign w:val="center"/>
-            <w:shd w:val="clear" w:color="auto" w:fill="F2F5FA"/>
+            <w:shd w:val="clear" w:color="auto" w:fill="F2F5FA"/>
+            <w:vAlign w:val="center"/>
           </w:tcPr>
           <w:p>
             <w:pPr>
@@ -22785,8 +22785,8 @@
         <w:tc>
           <w:tcPr>
             <w:tcW w:type="dxa" w:w="2025"/>
-            <w:vAlign w:val="center"/>
-            <w:shd w:val="clear" w:color="auto" w:fill="F2F5FA"/>
+            <w:shd w:val="clear" w:color="auto" w:fill="F2F5FA"/>
+            <w:vAlign w:val="center"/>
           </w:tcPr>
           <w:p>
             <w:pPr>
@@ -22805,8 +22805,8 @@
         <w:tc>
           <w:tcPr>
             <w:tcW w:type="dxa" w:w="2131"/>
-            <w:vAlign w:val="center"/>
-            <w:shd w:val="clear" w:color="auto" w:fill="F2F5FA"/>
+            <w:shd w:val="clear" w:color="auto" w:fill="F2F5FA"/>
+            <w:vAlign w:val="center"/>
           </w:tcPr>
           <w:p>
             <w:pPr>
@@ -22825,8 +22825,8 @@
         <w:tc>
           <w:tcPr>
             <w:tcW w:type="dxa" w:w="2345"/>
-            <w:vAlign w:val="center"/>
-            <w:shd w:val="clear" w:color="auto" w:fill="F2F5FA"/>
+            <w:shd w:val="clear" w:color="auto" w:fill="F2F5FA"/>
+            <w:vAlign w:val="center"/>
           </w:tcPr>
           <w:p>
             <w:pPr>
@@ -22845,8 +22845,8 @@
         <w:tc>
           <w:tcPr>
             <w:tcW w:type="dxa" w:w="799"/>
-            <w:vAlign w:val="center"/>
-            <w:shd w:val="clear" w:color="auto" w:fill="F2F5FA"/>
+            <w:shd w:val="clear" w:color="auto" w:fill="F2F5FA"/>
+            <w:vAlign w:val="center"/>
           </w:tcPr>
           <w:p>
             <w:pPr>
@@ -22972,8 +22972,8 @@
         <w:tc>
           <w:tcPr>
             <w:tcW w:type="dxa" w:w="2451"/>
-            <w:vAlign w:val="center"/>
-            <w:shd w:val="clear" w:color="auto" w:fill="F2F5FA"/>
+            <w:shd w:val="clear" w:color="auto" w:fill="F2F5FA"/>
+            <w:vAlign w:val="center"/>
           </w:tcPr>
           <w:p>
             <w:pPr>
@@ -22992,8 +22992,8 @@
         <w:tc>
           <w:tcPr>
             <w:tcW w:type="dxa" w:w="2025"/>
-            <w:vAlign w:val="center"/>
-            <w:shd w:val="clear" w:color="auto" w:fill="F2F5FA"/>
+            <w:shd w:val="clear" w:color="auto" w:fill="F2F5FA"/>
+            <w:vAlign w:val="center"/>
           </w:tcPr>
           <w:p>
             <w:pPr>
@@ -23012,8 +23012,8 @@
         <w:tc>
           <w:tcPr>
             <w:tcW w:type="dxa" w:w="2131"/>
-            <w:vAlign w:val="center"/>
-            <w:shd w:val="clear" w:color="auto" w:fill="F2F5FA"/>
+            <w:shd w:val="clear" w:color="auto" w:fill="F2F5FA"/>
+            <w:vAlign w:val="center"/>
           </w:tcPr>
           <w:p>
             <w:pPr>
@@ -23032,8 +23032,8 @@
         <w:tc>
           <w:tcPr>
             <w:tcW w:type="dxa" w:w="2345"/>
-            <w:vAlign w:val="center"/>
-            <w:shd w:val="clear" w:color="auto" w:fill="F2F5FA"/>
+            <w:shd w:val="clear" w:color="auto" w:fill="F2F5FA"/>
+            <w:vAlign w:val="center"/>
           </w:tcPr>
           <w:p>
             <w:pPr>
@@ -23052,8 +23052,8 @@
         <w:tc>
           <w:tcPr>
             <w:tcW w:type="dxa" w:w="799"/>
-            <w:vAlign w:val="center"/>
-            <w:shd w:val="clear" w:color="auto" w:fill="F2F5FA"/>
+            <w:shd w:val="clear" w:color="auto" w:fill="F2F5FA"/>
+            <w:vAlign w:val="center"/>
           </w:tcPr>
           <w:p>
             <w:pPr>
@@ -23179,8 +23179,8 @@
         <w:tc>
           <w:tcPr>
             <w:tcW w:type="dxa" w:w="2451"/>
-            <w:vAlign w:val="center"/>
-            <w:shd w:val="clear" w:color="auto" w:fill="F2F5FA"/>
+            <w:shd w:val="clear" w:color="auto" w:fill="F2F5FA"/>
+            <w:vAlign w:val="center"/>
           </w:tcPr>
           <w:p>
             <w:pPr>
@@ -23199,8 +23199,8 @@
         <w:tc>
           <w:tcPr>
             <w:tcW w:type="dxa" w:w="2025"/>
-            <w:vAlign w:val="center"/>
-            <w:shd w:val="clear" w:color="auto" w:fill="F2F5FA"/>
+            <w:shd w:val="clear" w:color="auto" w:fill="F2F5FA"/>
+            <w:vAlign w:val="center"/>
           </w:tcPr>
           <w:p>
             <w:pPr>
@@ -23219,8 +23219,8 @@
         <w:tc>
           <w:tcPr>
             <w:tcW w:type="dxa" w:w="2131"/>
-            <w:vAlign w:val="center"/>
-            <w:shd w:val="clear" w:color="auto" w:fill="F2F5FA"/>
+            <w:shd w:val="clear" w:color="auto" w:fill="F2F5FA"/>
+            <w:vAlign w:val="center"/>
           </w:tcPr>
           <w:p>
             <w:pPr>
@@ -23239,8 +23239,8 @@
         <w:tc>
           <w:tcPr>
             <w:tcW w:type="dxa" w:w="2345"/>
-            <w:vAlign w:val="center"/>
-            <w:shd w:val="clear" w:color="auto" w:fill="F2F5FA"/>
+            <w:shd w:val="clear" w:color="auto" w:fill="F2F5FA"/>
+            <w:vAlign w:val="center"/>
           </w:tcPr>
           <w:p>
             <w:pPr>
@@ -23259,8 +23259,8 @@
         <w:tc>
           <w:tcPr>
             <w:tcW w:type="dxa" w:w="799"/>
-            <w:vAlign w:val="center"/>
-            <w:shd w:val="clear" w:color="auto" w:fill="F2F5FA"/>
+            <w:shd w:val="clear" w:color="auto" w:fill="F2F5FA"/>
+            <w:vAlign w:val="center"/>
           </w:tcPr>
           <w:p>
             <w:pPr>
@@ -23298,13 +23298,13 @@
         <w:tblStyle w:val="TableGrid"/>
         <w:tblW w:type="auto" w:w="0"/>
         <w:tblLayout w:type="fixed"/>
-        <w:tblLook w:firstColumn="1" w:firstRow="1" w:lastColumn="0" w:lastRow="0" w:noHBand="0" w:noVBand="1" w:val="04A0"/>
         <w:tblCellMar>
           <w:top w:w="34" w:type="dxa"/>
           <w:left w:w="68" w:type="dxa"/>
           <w:bottom w:w="34" w:type="dxa"/>
           <w:right w:w="68" w:type="dxa"/>
         </w:tblCellMar>
+        <w:tblLook w:firstColumn="1" w:firstRow="1" w:lastColumn="0" w:lastRow="0" w:noHBand="0" w:noVBand="1" w:val="04A0"/>
       </w:tblPr>
       <w:tblGrid>
         <w:gridCol w:w="1950"/>
@@ -23320,8 +23320,8 @@
         <w:tc>
           <w:tcPr>
             <w:tcW w:type="dxa" w:w="2451"/>
-            <w:vAlign w:val="center"/>
             <w:shd w:val="clear" w:color="auto" w:fill="1F3864"/>
+            <w:vAlign w:val="center"/>
           </w:tcPr>
           <w:p>
             <w:pPr>
@@ -23342,8 +23342,8 @@
         <w:tc>
           <w:tcPr>
             <w:tcW w:type="dxa" w:w="2025"/>
-            <w:vAlign w:val="center"/>
             <w:shd w:val="clear" w:color="auto" w:fill="1F3864"/>
+            <w:vAlign w:val="center"/>
           </w:tcPr>
           <w:p>
             <w:pPr>
@@ -23364,8 +23364,8 @@
         <w:tc>
           <w:tcPr>
             <w:tcW w:type="dxa" w:w="2131"/>
-            <w:vAlign w:val="center"/>
             <w:shd w:val="clear" w:color="auto" w:fill="1F3864"/>
+            <w:vAlign w:val="center"/>
           </w:tcPr>
           <w:p>
             <w:pPr>
@@ -23386,8 +23386,8 @@
         <w:tc>
           <w:tcPr>
             <w:tcW w:type="dxa" w:w="2345"/>
-            <w:vAlign w:val="center"/>
             <w:shd w:val="clear" w:color="auto" w:fill="1F3864"/>
+            <w:vAlign w:val="center"/>
           </w:tcPr>
           <w:p>
             <w:pPr>
@@ -23408,8 +23408,8 @@
         <w:tc>
           <w:tcPr>
             <w:tcW w:type="dxa" w:w="799"/>
-            <w:vAlign w:val="center"/>
             <w:shd w:val="clear" w:color="auto" w:fill="1F3864"/>
+            <w:vAlign w:val="center"/>
           </w:tcPr>
           <w:p>
             <w:pPr>
@@ -23536,8 +23536,8 @@
         <w:tc>
           <w:tcPr>
             <w:tcW w:type="dxa" w:w="2451"/>
-            <w:vAlign w:val="center"/>
-            <w:shd w:val="clear" w:color="auto" w:fill="F2F5FA"/>
+            <w:shd w:val="clear" w:color="auto" w:fill="F2F5FA"/>
+            <w:vAlign w:val="center"/>
           </w:tcPr>
           <w:p>
             <w:pPr>
@@ -23556,8 +23556,8 @@
         <w:tc>
           <w:tcPr>
             <w:tcW w:type="dxa" w:w="2025"/>
-            <w:vAlign w:val="center"/>
-            <w:shd w:val="clear" w:color="auto" w:fill="F2F5FA"/>
+            <w:shd w:val="clear" w:color="auto" w:fill="F2F5FA"/>
+            <w:vAlign w:val="center"/>
           </w:tcPr>
           <w:p>
             <w:pPr>
@@ -23576,8 +23576,8 @@
         <w:tc>
           <w:tcPr>
             <w:tcW w:type="dxa" w:w="2131"/>
-            <w:vAlign w:val="center"/>
-            <w:shd w:val="clear" w:color="auto" w:fill="F2F5FA"/>
+            <w:shd w:val="clear" w:color="auto" w:fill="F2F5FA"/>
+            <w:vAlign w:val="center"/>
           </w:tcPr>
           <w:p>
             <w:pPr>
@@ -23596,8 +23596,8 @@
         <w:tc>
           <w:tcPr>
             <w:tcW w:type="dxa" w:w="2345"/>
-            <w:vAlign w:val="center"/>
-            <w:shd w:val="clear" w:color="auto" w:fill="F2F5FA"/>
+            <w:shd w:val="clear" w:color="auto" w:fill="F2F5FA"/>
+            <w:vAlign w:val="center"/>
           </w:tcPr>
           <w:p>
             <w:pPr>
@@ -23616,8 +23616,8 @@
         <w:tc>
           <w:tcPr>
             <w:tcW w:type="dxa" w:w="799"/>
-            <w:vAlign w:val="center"/>
-            <w:shd w:val="clear" w:color="auto" w:fill="F2F5FA"/>
+            <w:shd w:val="clear" w:color="auto" w:fill="F2F5FA"/>
+            <w:vAlign w:val="center"/>
           </w:tcPr>
           <w:p>
             <w:pPr>
@@ -23743,8 +23743,8 @@
         <w:tc>
           <w:tcPr>
             <w:tcW w:type="dxa" w:w="2451"/>
-            <w:vAlign w:val="center"/>
-            <w:shd w:val="clear" w:color="auto" w:fill="F2F5FA"/>
+            <w:shd w:val="clear" w:color="auto" w:fill="F2F5FA"/>
+            <w:vAlign w:val="center"/>
           </w:tcPr>
           <w:p>
             <w:pPr>
@@ -23763,8 +23763,8 @@
         <w:tc>
           <w:tcPr>
             <w:tcW w:type="dxa" w:w="2025"/>
-            <w:vAlign w:val="center"/>
-            <w:shd w:val="clear" w:color="auto" w:fill="F2F5FA"/>
+            <w:shd w:val="clear" w:color="auto" w:fill="F2F5FA"/>
+            <w:vAlign w:val="center"/>
           </w:tcPr>
           <w:p>
             <w:pPr>
@@ -23783,8 +23783,8 @@
         <w:tc>
           <w:tcPr>
             <w:tcW w:type="dxa" w:w="2131"/>
-            <w:vAlign w:val="center"/>
-            <w:shd w:val="clear" w:color="auto" w:fill="F2F5FA"/>
+            <w:shd w:val="clear" w:color="auto" w:fill="F2F5FA"/>
+            <w:vAlign w:val="center"/>
           </w:tcPr>
           <w:p>
             <w:pPr>
@@ -23803,8 +23803,8 @@
         <w:tc>
           <w:tcPr>
             <w:tcW w:type="dxa" w:w="2345"/>
-            <w:vAlign w:val="center"/>
-            <w:shd w:val="clear" w:color="auto" w:fill="F2F5FA"/>
+            <w:shd w:val="clear" w:color="auto" w:fill="F2F5FA"/>
+            <w:vAlign w:val="center"/>
           </w:tcPr>
           <w:p>
             <w:pPr>
@@ -23823,8 +23823,8 @@
         <w:tc>
           <w:tcPr>
             <w:tcW w:type="dxa" w:w="799"/>
-            <w:vAlign w:val="center"/>
-            <w:shd w:val="clear" w:color="auto" w:fill="F2F5FA"/>
+            <w:shd w:val="clear" w:color="auto" w:fill="F2F5FA"/>
+            <w:vAlign w:val="center"/>
           </w:tcPr>
           <w:p>
             <w:pPr>
@@ -23950,8 +23950,8 @@
         <w:tc>
           <w:tcPr>
             <w:tcW w:type="dxa" w:w="2451"/>
-            <w:vAlign w:val="center"/>
-            <w:shd w:val="clear" w:color="auto" w:fill="F2F5FA"/>
+            <w:shd w:val="clear" w:color="auto" w:fill="F2F5FA"/>
+            <w:vAlign w:val="center"/>
           </w:tcPr>
           <w:p>
             <w:pPr>
@@ -23970,8 +23970,8 @@
         <w:tc>
           <w:tcPr>
             <w:tcW w:type="dxa" w:w="2025"/>
-            <w:vAlign w:val="center"/>
-            <w:shd w:val="clear" w:color="auto" w:fill="F2F5FA"/>
+            <w:shd w:val="clear" w:color="auto" w:fill="F2F5FA"/>
+            <w:vAlign w:val="center"/>
           </w:tcPr>
           <w:p>
             <w:pPr>
@@ -23990,8 +23990,8 @@
         <w:tc>
           <w:tcPr>
             <w:tcW w:type="dxa" w:w="2131"/>
-            <w:vAlign w:val="center"/>
-            <w:shd w:val="clear" w:color="auto" w:fill="F2F5FA"/>
+            <w:shd w:val="clear" w:color="auto" w:fill="F2F5FA"/>
+            <w:vAlign w:val="center"/>
           </w:tcPr>
           <w:p>
             <w:pPr>
@@ -24010,8 +24010,8 @@
         <w:tc>
           <w:tcPr>
             <w:tcW w:type="dxa" w:w="2345"/>
-            <w:vAlign w:val="center"/>
-            <w:shd w:val="clear" w:color="auto" w:fill="F2F5FA"/>
+            <w:shd w:val="clear" w:color="auto" w:fill="F2F5FA"/>
+            <w:vAlign w:val="center"/>
           </w:tcPr>
           <w:p>
             <w:pPr>
@@ -24030,8 +24030,8 @@
         <w:tc>
           <w:tcPr>
             <w:tcW w:type="dxa" w:w="799"/>
-            <w:vAlign w:val="center"/>
-            <w:shd w:val="clear" w:color="auto" w:fill="F2F5FA"/>
+            <w:shd w:val="clear" w:color="auto" w:fill="F2F5FA"/>
+            <w:vAlign w:val="center"/>
           </w:tcPr>
           <w:p>
             <w:pPr>
@@ -24157,8 +24157,8 @@
         <w:tc>
           <w:tcPr>
             <w:tcW w:type="dxa" w:w="2451"/>
-            <w:vAlign w:val="center"/>
-            <w:shd w:val="clear" w:color="auto" w:fill="F2F5FA"/>
+            <w:shd w:val="clear" w:color="auto" w:fill="F2F5FA"/>
+            <w:vAlign w:val="center"/>
           </w:tcPr>
           <w:p>
             <w:pPr>
@@ -24177,8 +24177,8 @@
         <w:tc>
           <w:tcPr>
             <w:tcW w:type="dxa" w:w="2025"/>
-            <w:vAlign w:val="center"/>
-            <w:shd w:val="clear" w:color="auto" w:fill="F2F5FA"/>
+            <w:shd w:val="clear" w:color="auto" w:fill="F2F5FA"/>
+            <w:vAlign w:val="center"/>
           </w:tcPr>
           <w:p>
             <w:pPr>
@@ -24197,8 +24197,8 @@
         <w:tc>
           <w:tcPr>
             <w:tcW w:type="dxa" w:w="2131"/>
-            <w:vAlign w:val="center"/>
-            <w:shd w:val="clear" w:color="auto" w:fill="F2F5FA"/>
+            <w:shd w:val="clear" w:color="auto" w:fill="F2F5FA"/>
+            <w:vAlign w:val="center"/>
           </w:tcPr>
           <w:p>
             <w:pPr>
@@ -24217,8 +24217,8 @@
         <w:tc>
           <w:tcPr>
             <w:tcW w:type="dxa" w:w="2345"/>
-            <w:vAlign w:val="center"/>
-            <w:shd w:val="clear" w:color="auto" w:fill="F2F5FA"/>
+            <w:shd w:val="clear" w:color="auto" w:fill="F2F5FA"/>
+            <w:vAlign w:val="center"/>
           </w:tcPr>
           <w:p>
             <w:pPr>
@@ -24237,8 +24237,8 @@
         <w:tc>
           <w:tcPr>
             <w:tcW w:type="dxa" w:w="799"/>
-            <w:vAlign w:val="center"/>
-            <w:shd w:val="clear" w:color="auto" w:fill="F2F5FA"/>
+            <w:shd w:val="clear" w:color="auto" w:fill="F2F5FA"/>
+            <w:vAlign w:val="center"/>
           </w:tcPr>
           <w:p>
             <w:pPr>
@@ -24364,8 +24364,8 @@
         <w:tc>
           <w:tcPr>
             <w:tcW w:type="dxa" w:w="2451"/>
-            <w:vAlign w:val="center"/>
-            <w:shd w:val="clear" w:color="auto" w:fill="F2F5FA"/>
+            <w:shd w:val="clear" w:color="auto" w:fill="F2F5FA"/>
+            <w:vAlign w:val="center"/>
           </w:tcPr>
           <w:p>
             <w:pPr>
@@ -24384,8 +24384,8 @@
         <w:tc>
           <w:tcPr>
             <w:tcW w:type="dxa" w:w="2025"/>
-            <w:vAlign w:val="center"/>
-            <w:shd w:val="clear" w:color="auto" w:fill="F2F5FA"/>
+            <w:shd w:val="clear" w:color="auto" w:fill="F2F5FA"/>
+            <w:vAlign w:val="center"/>
           </w:tcPr>
           <w:p>
             <w:pPr>
@@ -24404,8 +24404,8 @@
         <w:tc>
           <w:tcPr>
             <w:tcW w:type="dxa" w:w="2131"/>
-            <w:vAlign w:val="center"/>
-            <w:shd w:val="clear" w:color="auto" w:fill="F2F5FA"/>
+            <w:shd w:val="clear" w:color="auto" w:fill="F2F5FA"/>
+            <w:vAlign w:val="center"/>
           </w:tcPr>
           <w:p>
             <w:pPr>
@@ -24424,8 +24424,8 @@
         <w:tc>
           <w:tcPr>
             <w:tcW w:type="dxa" w:w="2345"/>
-            <w:vAlign w:val="center"/>
-            <w:shd w:val="clear" w:color="auto" w:fill="F2F5FA"/>
+            <w:shd w:val="clear" w:color="auto" w:fill="F2F5FA"/>
+            <w:vAlign w:val="center"/>
           </w:tcPr>
           <w:p>
             <w:pPr>
@@ -24444,8 +24444,8 @@
         <w:tc>
           <w:tcPr>
             <w:tcW w:type="dxa" w:w="799"/>
-            <w:vAlign w:val="center"/>
-            <w:shd w:val="clear" w:color="auto" w:fill="F2F5FA"/>
+            <w:shd w:val="clear" w:color="auto" w:fill="F2F5FA"/>
+            <w:vAlign w:val="center"/>
           </w:tcPr>
           <w:p>
             <w:pPr>
@@ -24571,8 +24571,8 @@
         <w:tc>
           <w:tcPr>
             <w:tcW w:type="dxa" w:w="2451"/>
-            <w:vAlign w:val="center"/>
-            <w:shd w:val="clear" w:color="auto" w:fill="F2F5FA"/>
+            <w:shd w:val="clear" w:color="auto" w:fill="F2F5FA"/>
+            <w:vAlign w:val="center"/>
           </w:tcPr>
           <w:p>
             <w:pPr>
@@ -24591,8 +24591,8 @@
         <w:tc>
           <w:tcPr>
             <w:tcW w:type="dxa" w:w="2025"/>
-            <w:vAlign w:val="center"/>
-            <w:shd w:val="clear" w:color="auto" w:fill="F2F5FA"/>
+            <w:shd w:val="clear" w:color="auto" w:fill="F2F5FA"/>
+            <w:vAlign w:val="center"/>
           </w:tcPr>
           <w:p>
             <w:pPr>
@@ -24611,8 +24611,8 @@
         <w:tc>
           <w:tcPr>
             <w:tcW w:type="dxa" w:w="2131"/>
-            <w:vAlign w:val="center"/>
-            <w:shd w:val="clear" w:color="auto" w:fill="F2F5FA"/>
+            <w:shd w:val="clear" w:color="auto" w:fill="F2F5FA"/>
+            <w:vAlign w:val="center"/>
           </w:tcPr>
           <w:p>
             <w:pPr>
@@ -24631,8 +24631,8 @@
         <w:tc>
           <w:tcPr>
             <w:tcW w:type="dxa" w:w="2345"/>
-            <w:vAlign w:val="center"/>
-            <w:shd w:val="clear" w:color="auto" w:fill="F2F5FA"/>
+            <w:shd w:val="clear" w:color="auto" w:fill="F2F5FA"/>
+            <w:vAlign w:val="center"/>
           </w:tcPr>
           <w:p>
             <w:pPr>
@@ -24651,8 +24651,8 @@
         <w:tc>
           <w:tcPr>
             <w:tcW w:type="dxa" w:w="799"/>
-            <w:vAlign w:val="center"/>
-            <w:shd w:val="clear" w:color="auto" w:fill="F2F5FA"/>
+            <w:shd w:val="clear" w:color="auto" w:fill="F2F5FA"/>
+            <w:vAlign w:val="center"/>
           </w:tcPr>
           <w:p>
             <w:pPr>
@@ -24778,8 +24778,8 @@
         <w:tc>
           <w:tcPr>
             <w:tcW w:type="dxa" w:w="2451"/>
-            <w:vAlign w:val="center"/>
-            <w:shd w:val="clear" w:color="auto" w:fill="F2F5FA"/>
+            <w:shd w:val="clear" w:color="auto" w:fill="F2F5FA"/>
+            <w:vAlign w:val="center"/>
           </w:tcPr>
           <w:p>
             <w:pPr>
@@ -24798,8 +24798,8 @@
         <w:tc>
           <w:tcPr>
             <w:tcW w:type="dxa" w:w="2025"/>
-            <w:vAlign w:val="center"/>
-            <w:shd w:val="clear" w:color="auto" w:fill="F2F5FA"/>
+            <w:shd w:val="clear" w:color="auto" w:fill="F2F5FA"/>
+            <w:vAlign w:val="center"/>
           </w:tcPr>
           <w:p>
             <w:pPr>
@@ -24818,8 +24818,8 @@
         <w:tc>
           <w:tcPr>
             <w:tcW w:type="dxa" w:w="2131"/>
-            <w:vAlign w:val="center"/>
-            <w:shd w:val="clear" w:color="auto" w:fill="F2F5FA"/>
+            <w:shd w:val="clear" w:color="auto" w:fill="F2F5FA"/>
+            <w:vAlign w:val="center"/>
           </w:tcPr>
           <w:p>
             <w:pPr>
@@ -24838,8 +24838,8 @@
         <w:tc>
           <w:tcPr>
             <w:tcW w:type="dxa" w:w="2345"/>
-            <w:vAlign w:val="center"/>
-            <w:shd w:val="clear" w:color="auto" w:fill="F2F5FA"/>
+            <w:shd w:val="clear" w:color="auto" w:fill="F2F5FA"/>
+            <w:vAlign w:val="center"/>
           </w:tcPr>
           <w:p>
             <w:pPr>
@@ -24858,8 +24858,8 @@
         <w:tc>
           <w:tcPr>
             <w:tcW w:type="dxa" w:w="799"/>
-            <w:vAlign w:val="center"/>
-            <w:shd w:val="clear" w:color="auto" w:fill="F2F5FA"/>
+            <w:shd w:val="clear" w:color="auto" w:fill="F2F5FA"/>
+            <w:vAlign w:val="center"/>
           </w:tcPr>
           <w:p>
             <w:pPr>
@@ -24985,8 +24985,8 @@
         <w:tc>
           <w:tcPr>
             <w:tcW w:type="dxa" w:w="2451"/>
-            <w:vAlign w:val="center"/>
-            <w:shd w:val="clear" w:color="auto" w:fill="F2F5FA"/>
+            <w:shd w:val="clear" w:color="auto" w:fill="F2F5FA"/>
+            <w:vAlign w:val="center"/>
           </w:tcPr>
           <w:p>
             <w:pPr>
@@ -25005,8 +25005,8 @@
         <w:tc>
           <w:tcPr>
             <w:tcW w:type="dxa" w:w="2025"/>
-            <w:vAlign w:val="center"/>
-            <w:shd w:val="clear" w:color="auto" w:fill="F2F5FA"/>
+            <w:shd w:val="clear" w:color="auto" w:fill="F2F5FA"/>
+            <w:vAlign w:val="center"/>
           </w:tcPr>
           <w:p>
             <w:pPr>
@@ -25025,8 +25025,8 @@
         <w:tc>
           <w:tcPr>
             <w:tcW w:type="dxa" w:w="2131"/>
-            <w:vAlign w:val="center"/>
-            <w:shd w:val="clear" w:color="auto" w:fill="F2F5FA"/>
+            <w:shd w:val="clear" w:color="auto" w:fill="F2F5FA"/>
+            <w:vAlign w:val="center"/>
           </w:tcPr>
           <w:p>
             <w:pPr>
@@ -25045,8 +25045,8 @@
         <w:tc>
           <w:tcPr>
             <w:tcW w:type="dxa" w:w="2345"/>
-            <w:vAlign w:val="center"/>
-            <w:shd w:val="clear" w:color="auto" w:fill="F2F5FA"/>
+            <w:shd w:val="clear" w:color="auto" w:fill="F2F5FA"/>
+            <w:vAlign w:val="center"/>
           </w:tcPr>
           <w:p>
             <w:pPr>
@@ -25065,8 +25065,8 @@
         <w:tc>
           <w:tcPr>
             <w:tcW w:type="dxa" w:w="799"/>
-            <w:vAlign w:val="center"/>
-            <w:shd w:val="clear" w:color="auto" w:fill="F2F5FA"/>
+            <w:shd w:val="clear" w:color="auto" w:fill="F2F5FA"/>
+            <w:vAlign w:val="center"/>
           </w:tcPr>
           <w:p>
             <w:pPr>
@@ -25192,8 +25192,8 @@
         <w:tc>
           <w:tcPr>
             <w:tcW w:type="dxa" w:w="2451"/>
-            <w:vAlign w:val="center"/>
-            <w:shd w:val="clear" w:color="auto" w:fill="F2F5FA"/>
+            <w:shd w:val="clear" w:color="auto" w:fill="F2F5FA"/>
+            <w:vAlign w:val="center"/>
           </w:tcPr>
           <w:p>
             <w:pPr>
@@ -25212,8 +25212,8 @@
         <w:tc>
           <w:tcPr>
             <w:tcW w:type="dxa" w:w="2025"/>
-            <w:vAlign w:val="center"/>
-            <w:shd w:val="clear" w:color="auto" w:fill="F2F5FA"/>
+            <w:shd w:val="clear" w:color="auto" w:fill="F2F5FA"/>
+            <w:vAlign w:val="center"/>
           </w:tcPr>
           <w:p>
             <w:pPr>
@@ -25232,8 +25232,8 @@
         <w:tc>
           <w:tcPr>
             <w:tcW w:type="dxa" w:w="2131"/>
-            <w:vAlign w:val="center"/>
-            <w:shd w:val="clear" w:color="auto" w:fill="F2F5FA"/>
+            <w:shd w:val="clear" w:color="auto" w:fill="F2F5FA"/>
+            <w:vAlign w:val="center"/>
           </w:tcPr>
           <w:p>
             <w:pPr>
@@ -25252,8 +25252,8 @@
         <w:tc>
           <w:tcPr>
             <w:tcW w:type="dxa" w:w="2345"/>
-            <w:vAlign w:val="center"/>
-            <w:shd w:val="clear" w:color="auto" w:fill="F2F5FA"/>
+            <w:shd w:val="clear" w:color="auto" w:fill="F2F5FA"/>
+            <w:vAlign w:val="center"/>
           </w:tcPr>
           <w:p>
             <w:pPr>
@@ -25272,8 +25272,8 @@
         <w:tc>
           <w:tcPr>
             <w:tcW w:type="dxa" w:w="799"/>
-            <w:vAlign w:val="center"/>
-            <w:shd w:val="clear" w:color="auto" w:fill="F2F5FA"/>
+            <w:shd w:val="clear" w:color="auto" w:fill="F2F5FA"/>
+            <w:vAlign w:val="center"/>
           </w:tcPr>
           <w:p>
             <w:pPr>
@@ -25399,8 +25399,8 @@
         <w:tc>
           <w:tcPr>
             <w:tcW w:type="dxa" w:w="2451"/>
-            <w:vAlign w:val="center"/>
-            <w:shd w:val="clear" w:color="auto" w:fill="F2F5FA"/>
+            <w:shd w:val="clear" w:color="auto" w:fill="F2F5FA"/>
+            <w:vAlign w:val="center"/>
           </w:tcPr>
           <w:p>
             <w:pPr>
@@ -25419,8 +25419,8 @@
         <w:tc>
           <w:tcPr>
             <w:tcW w:type="dxa" w:w="2025"/>
-            <w:vAlign w:val="center"/>
-            <w:shd w:val="clear" w:color="auto" w:fill="F2F5FA"/>
+            <w:shd w:val="clear" w:color="auto" w:fill="F2F5FA"/>
+            <w:vAlign w:val="center"/>
           </w:tcPr>
           <w:p>
             <w:pPr>
@@ -25439,8 +25439,8 @@
         <w:tc>
           <w:tcPr>
             <w:tcW w:type="dxa" w:w="2131"/>
-            <w:vAlign w:val="center"/>
-            <w:shd w:val="clear" w:color="auto" w:fill="F2F5FA"/>
+            <w:shd w:val="clear" w:color="auto" w:fill="F2F5FA"/>
+            <w:vAlign w:val="center"/>
           </w:tcPr>
           <w:p>
             <w:pPr>
@@ -25459,8 +25459,8 @@
         <w:tc>
           <w:tcPr>
             <w:tcW w:type="dxa" w:w="2345"/>
-            <w:vAlign w:val="center"/>
-            <w:shd w:val="clear" w:color="auto" w:fill="F2F5FA"/>
+            <w:shd w:val="clear" w:color="auto" w:fill="F2F5FA"/>
+            <w:vAlign w:val="center"/>
           </w:tcPr>
           <w:p>
             <w:pPr>
@@ -25479,8 +25479,8 @@
         <w:tc>
           <w:tcPr>
             <w:tcW w:type="dxa" w:w="799"/>
-            <w:vAlign w:val="center"/>
-            <w:shd w:val="clear" w:color="auto" w:fill="F2F5FA"/>
+            <w:shd w:val="clear" w:color="auto" w:fill="F2F5FA"/>
+            <w:vAlign w:val="center"/>
           </w:tcPr>
           <w:p>
             <w:pPr>
@@ -25606,8 +25606,8 @@
         <w:tc>
           <w:tcPr>
             <w:tcW w:type="dxa" w:w="2451"/>
-            <w:vAlign w:val="center"/>
-            <w:shd w:val="clear" w:color="auto" w:fill="F2F5FA"/>
+            <w:shd w:val="clear" w:color="auto" w:fill="F2F5FA"/>
+            <w:vAlign w:val="center"/>
           </w:tcPr>
           <w:p>
             <w:pPr>
@@ -25626,8 +25626,8 @@
         <w:tc>
           <w:tcPr>
             <w:tcW w:type="dxa" w:w="2025"/>
-            <w:vAlign w:val="center"/>
-            <w:shd w:val="clear" w:color="auto" w:fill="F2F5FA"/>
+            <w:shd w:val="clear" w:color="auto" w:fill="F2F5FA"/>
+            <w:vAlign w:val="center"/>
           </w:tcPr>
           <w:p>
             <w:pPr>
@@ -25646,8 +25646,8 @@
         <w:tc>
           <w:tcPr>
             <w:tcW w:type="dxa" w:w="2131"/>
-            <w:vAlign w:val="center"/>
-            <w:shd w:val="clear" w:color="auto" w:fill="F2F5FA"/>
+            <w:shd w:val="clear" w:color="auto" w:fill="F2F5FA"/>
+            <w:vAlign w:val="center"/>
           </w:tcPr>
           <w:p>
             <w:pPr>
@@ -25666,8 +25666,8 @@
         <w:tc>
           <w:tcPr>
             <w:tcW w:type="dxa" w:w="2345"/>
-            <w:vAlign w:val="center"/>
-            <w:shd w:val="clear" w:color="auto" w:fill="F2F5FA"/>
+            <w:shd w:val="clear" w:color="auto" w:fill="F2F5FA"/>
+            <w:vAlign w:val="center"/>
           </w:tcPr>
           <w:p>
             <w:pPr>
@@ -25686,8 +25686,8 @@
         <w:tc>
           <w:tcPr>
             <w:tcW w:type="dxa" w:w="799"/>
-            <w:vAlign w:val="center"/>
-            <w:shd w:val="clear" w:color="auto" w:fill="F2F5FA"/>
+            <w:shd w:val="clear" w:color="auto" w:fill="F2F5FA"/>
+            <w:vAlign w:val="center"/>
           </w:tcPr>
           <w:p>
             <w:pPr>
@@ -25813,8 +25813,8 @@
         <w:tc>
           <w:tcPr>
             <w:tcW w:type="dxa" w:w="2451"/>
-            <w:vAlign w:val="center"/>
-            <w:shd w:val="clear" w:color="auto" w:fill="F2F5FA"/>
+            <w:shd w:val="clear" w:color="auto" w:fill="F2F5FA"/>
+            <w:vAlign w:val="center"/>
           </w:tcPr>
           <w:p>
             <w:pPr>
@@ -25833,8 +25833,8 @@
         <w:tc>
           <w:tcPr>
             <w:tcW w:type="dxa" w:w="2025"/>
-            <w:vAlign w:val="center"/>
-            <w:shd w:val="clear" w:color="auto" w:fill="F2F5FA"/>
+            <w:shd w:val="clear" w:color="auto" w:fill="F2F5FA"/>
+            <w:vAlign w:val="center"/>
           </w:tcPr>
           <w:p>
             <w:pPr>
@@ -25853,8 +25853,8 @@
         <w:tc>
           <w:tcPr>
             <w:tcW w:type="dxa" w:w="2131"/>
-            <w:vAlign w:val="center"/>
-            <w:shd w:val="clear" w:color="auto" w:fill="F2F5FA"/>
+            <w:shd w:val="clear" w:color="auto" w:fill="F2F5FA"/>
+            <w:vAlign w:val="center"/>
           </w:tcPr>
           <w:p>
             <w:pPr>
@@ -25873,8 +25873,8 @@
         <w:tc>
           <w:tcPr>
             <w:tcW w:type="dxa" w:w="2345"/>
-            <w:vAlign w:val="center"/>
-            <w:shd w:val="clear" w:color="auto" w:fill="F2F5FA"/>
+            <w:shd w:val="clear" w:color="auto" w:fill="F2F5FA"/>
+            <w:vAlign w:val="center"/>
           </w:tcPr>
           <w:p>
             <w:pPr>
@@ -25893,8 +25893,8 @@
         <w:tc>
           <w:tcPr>
             <w:tcW w:type="dxa" w:w="799"/>
-            <w:vAlign w:val="center"/>
-            <w:shd w:val="clear" w:color="auto" w:fill="F2F5FA"/>
+            <w:shd w:val="clear" w:color="auto" w:fill="F2F5FA"/>
+            <w:vAlign w:val="center"/>
           </w:tcPr>
           <w:p>
             <w:pPr>
@@ -26033,13 +26033,13 @@
         <w:tblStyle w:val="TableGrid"/>
         <w:tblW w:type="auto" w:w="0"/>
         <w:tblLayout w:type="fixed"/>
-        <w:tblLook w:firstColumn="1" w:firstRow="1" w:lastColumn="0" w:lastRow="0" w:noHBand="0" w:noVBand="1" w:val="04A0"/>
         <w:tblCellMar>
           <w:top w:w="34" w:type="dxa"/>
           <w:left w:w="68" w:type="dxa"/>
           <w:bottom w:w="34" w:type="dxa"/>
           <w:right w:w="68" w:type="dxa"/>
         </w:tblCellMar>
+        <w:tblLook w:firstColumn="1" w:firstRow="1" w:lastColumn="0" w:lastRow="0" w:noHBand="0" w:noVBand="1" w:val="04A0"/>
       </w:tblPr>
       <w:tblGrid>
         <w:gridCol w:w="1950"/>
@@ -26055,8 +26055,8 @@
         <w:tc>
           <w:tcPr>
             <w:tcW w:type="dxa" w:w="2451"/>
-            <w:vAlign w:val="center"/>
             <w:shd w:val="clear" w:color="auto" w:fill="1F3864"/>
+            <w:vAlign w:val="center"/>
           </w:tcPr>
           <w:p>
             <w:pPr>
@@ -26077,8 +26077,8 @@
         <w:tc>
           <w:tcPr>
             <w:tcW w:type="dxa" w:w="2025"/>
-            <w:vAlign w:val="center"/>
             <w:shd w:val="clear" w:color="auto" w:fill="1F3864"/>
+            <w:vAlign w:val="center"/>
           </w:tcPr>
           <w:p>
             <w:pPr>
@@ -26099,8 +26099,8 @@
         <w:tc>
           <w:tcPr>
             <w:tcW w:type="dxa" w:w="2131"/>
-            <w:vAlign w:val="center"/>
             <w:shd w:val="clear" w:color="auto" w:fill="1F3864"/>
+            <w:vAlign w:val="center"/>
           </w:tcPr>
           <w:p>
             <w:pPr>
@@ -26121,8 +26121,8 @@
         <w:tc>
           <w:tcPr>
             <w:tcW w:type="dxa" w:w="2345"/>
-            <w:vAlign w:val="center"/>
             <w:shd w:val="clear" w:color="auto" w:fill="1F3864"/>
+            <w:vAlign w:val="center"/>
           </w:tcPr>
           <w:p>
             <w:pPr>
@@ -26143,8 +26143,8 @@
         <w:tc>
           <w:tcPr>
             <w:tcW w:type="dxa" w:w="799"/>
-            <w:vAlign w:val="center"/>
             <w:shd w:val="clear" w:color="auto" w:fill="1F3864"/>
+            <w:vAlign w:val="center"/>
           </w:tcPr>
           <w:p>
             <w:pPr>
@@ -26271,8 +26271,8 @@
         <w:tc>
           <w:tcPr>
             <w:tcW w:type="dxa" w:w="2451"/>
-            <w:vAlign w:val="center"/>
-            <w:shd w:val="clear" w:color="auto" w:fill="F2F5FA"/>
+            <w:shd w:val="clear" w:color="auto" w:fill="F2F5FA"/>
+            <w:vAlign w:val="center"/>
           </w:tcPr>
           <w:p>
             <w:pPr>
@@ -26291,8 +26291,8 @@
         <w:tc>
           <w:tcPr>
             <w:tcW w:type="dxa" w:w="2025"/>
-            <w:vAlign w:val="center"/>
-            <w:shd w:val="clear" w:color="auto" w:fill="F2F5FA"/>
+            <w:shd w:val="clear" w:color="auto" w:fill="F2F5FA"/>
+            <w:vAlign w:val="center"/>
           </w:tcPr>
           <w:p>
             <w:pPr>
@@ -26311,8 +26311,8 @@
         <w:tc>
           <w:tcPr>
             <w:tcW w:type="dxa" w:w="2131"/>
-            <w:vAlign w:val="center"/>
-            <w:shd w:val="clear" w:color="auto" w:fill="F2F5FA"/>
+            <w:shd w:val="clear" w:color="auto" w:fill="F2F5FA"/>
+            <w:vAlign w:val="center"/>
           </w:tcPr>
           <w:p>
             <w:pPr>
@@ -26331,8 +26331,8 @@
         <w:tc>
           <w:tcPr>
             <w:tcW w:type="dxa" w:w="2345"/>
-            <w:vAlign w:val="center"/>
-            <w:shd w:val="clear" w:color="auto" w:fill="F2F5FA"/>
+            <w:shd w:val="clear" w:color="auto" w:fill="F2F5FA"/>
+            <w:vAlign w:val="center"/>
           </w:tcPr>
           <w:p>
             <w:pPr>
@@ -26351,8 +26351,8 @@
         <w:tc>
           <w:tcPr>
             <w:tcW w:type="dxa" w:w="799"/>
-            <w:vAlign w:val="center"/>
-            <w:shd w:val="clear" w:color="auto" w:fill="F2F5FA"/>
+            <w:shd w:val="clear" w:color="auto" w:fill="F2F5FA"/>
+            <w:vAlign w:val="center"/>
           </w:tcPr>
           <w:p>
             <w:pPr>
@@ -26478,8 +26478,8 @@
         <w:tc>
           <w:tcPr>
             <w:tcW w:type="dxa" w:w="2451"/>
-            <w:vAlign w:val="center"/>
-            <w:shd w:val="clear" w:color="auto" w:fill="F2F5FA"/>
+            <w:shd w:val="clear" w:color="auto" w:fill="F2F5FA"/>
+            <w:vAlign w:val="center"/>
           </w:tcPr>
           <w:p>
             <w:pPr>
@@ -26498,8 +26498,8 @@
         <w:tc>
           <w:tcPr>
             <w:tcW w:type="dxa" w:w="2025"/>
-            <w:vAlign w:val="center"/>
-            <w:shd w:val="clear" w:color="auto" w:fill="F2F5FA"/>
+            <w:shd w:val="clear" w:color="auto" w:fill="F2F5FA"/>
+            <w:vAlign w:val="center"/>
           </w:tcPr>
           <w:p>
             <w:pPr>
@@ -26518,8 +26518,8 @@
         <w:tc>
           <w:tcPr>
             <w:tcW w:type="dxa" w:w="2131"/>
-            <w:vAlign w:val="center"/>
-            <w:shd w:val="clear" w:color="auto" w:fill="F2F5FA"/>
+            <w:shd w:val="clear" w:color="auto" w:fill="F2F5FA"/>
+            <w:vAlign w:val="center"/>
           </w:tcPr>
           <w:p>
             <w:pPr>
@@ -26538,8 +26538,8 @@
         <w:tc>
           <w:tcPr>
             <w:tcW w:type="dxa" w:w="2345"/>
-            <w:vAlign w:val="center"/>
-            <w:shd w:val="clear" w:color="auto" w:fill="F2F5FA"/>
+            <w:shd w:val="clear" w:color="auto" w:fill="F2F5FA"/>
+            <w:vAlign w:val="center"/>
           </w:tcPr>
           <w:p>
             <w:pPr>
@@ -26558,8 +26558,8 @@
         <w:tc>
           <w:tcPr>
             <w:tcW w:type="dxa" w:w="799"/>
-            <w:vAlign w:val="center"/>
-            <w:shd w:val="clear" w:color="auto" w:fill="F2F5FA"/>
+            <w:shd w:val="clear" w:color="auto" w:fill="F2F5FA"/>
+            <w:vAlign w:val="center"/>
           </w:tcPr>
           <w:p>
             <w:pPr>
@@ -26685,8 +26685,8 @@
         <w:tc>
           <w:tcPr>
             <w:tcW w:type="dxa" w:w="2451"/>
-            <w:vAlign w:val="center"/>
-            <w:shd w:val="clear" w:color="auto" w:fill="F2F5FA"/>
+            <w:shd w:val="clear" w:color="auto" w:fill="F2F5FA"/>
+            <w:vAlign w:val="center"/>
           </w:tcPr>
           <w:p>
             <w:pPr>
@@ -26705,8 +26705,8 @@
         <w:tc>
           <w:tcPr>
             <w:tcW w:type="dxa" w:w="2025"/>
-            <w:vAlign w:val="center"/>
-            <w:shd w:val="clear" w:color="auto" w:fill="F2F5FA"/>
+            <w:shd w:val="clear" w:color="auto" w:fill="F2F5FA"/>
+            <w:vAlign w:val="center"/>
           </w:tcPr>
           <w:p>
             <w:pPr>
@@ -26725,8 +26725,8 @@
         <w:tc>
           <w:tcPr>
             <w:tcW w:type="dxa" w:w="2131"/>
-            <w:vAlign w:val="center"/>
-            <w:shd w:val="clear" w:color="auto" w:fill="F2F5FA"/>
+            <w:shd w:val="clear" w:color="auto" w:fill="F2F5FA"/>
+            <w:vAlign w:val="center"/>
           </w:tcPr>
           <w:p>
             <w:pPr>
@@ -26745,8 +26745,8 @@
         <w:tc>
           <w:tcPr>
             <w:tcW w:type="dxa" w:w="2345"/>
-            <w:vAlign w:val="center"/>
-            <w:shd w:val="clear" w:color="auto" w:fill="F2F5FA"/>
+            <w:shd w:val="clear" w:color="auto" w:fill="F2F5FA"/>
+            <w:vAlign w:val="center"/>
           </w:tcPr>
           <w:p>
             <w:pPr>
@@ -26765,8 +26765,8 @@
         <w:tc>
           <w:tcPr>
             <w:tcW w:type="dxa" w:w="799"/>
-            <w:vAlign w:val="center"/>
-            <w:shd w:val="clear" w:color="auto" w:fill="F2F5FA"/>
+            <w:shd w:val="clear" w:color="auto" w:fill="F2F5FA"/>
+            <w:vAlign w:val="center"/>
           </w:tcPr>
           <w:p>
             <w:pPr>
@@ -26892,8 +26892,8 @@
         <w:tc>
           <w:tcPr>
             <w:tcW w:type="dxa" w:w="2451"/>
-            <w:vAlign w:val="center"/>
-            <w:shd w:val="clear" w:color="auto" w:fill="F2F5FA"/>
+            <w:shd w:val="clear" w:color="auto" w:fill="F2F5FA"/>
+            <w:vAlign w:val="center"/>
           </w:tcPr>
           <w:p>
             <w:pPr>
@@ -26912,8 +26912,8 @@
         <w:tc>
           <w:tcPr>
             <w:tcW w:type="dxa" w:w="2025"/>
-            <w:vAlign w:val="center"/>
-            <w:shd w:val="clear" w:color="auto" w:fill="F2F5FA"/>
+            <w:shd w:val="clear" w:color="auto" w:fill="F2F5FA"/>
+            <w:vAlign w:val="center"/>
           </w:tcPr>
           <w:p>
             <w:pPr>
@@ -26932,8 +26932,8 @@
         <w:tc>
           <w:tcPr>
             <w:tcW w:type="dxa" w:w="2131"/>
-            <w:vAlign w:val="center"/>
-            <w:shd w:val="clear" w:color="auto" w:fill="F2F5FA"/>
+            <w:shd w:val="clear" w:color="auto" w:fill="F2F5FA"/>
+            <w:vAlign w:val="center"/>
           </w:tcPr>
           <w:p>
             <w:pPr>
@@ -26952,8 +26952,8 @@
         <w:tc>
           <w:tcPr>
             <w:tcW w:type="dxa" w:w="2345"/>
-            <w:vAlign w:val="center"/>
-            <w:shd w:val="clear" w:color="auto" w:fill="F2F5FA"/>
+            <w:shd w:val="clear" w:color="auto" w:fill="F2F5FA"/>
+            <w:vAlign w:val="center"/>
           </w:tcPr>
           <w:p>
             <w:pPr>
@@ -26972,8 +26972,8 @@
         <w:tc>
           <w:tcPr>
             <w:tcW w:type="dxa" w:w="799"/>
-            <w:vAlign w:val="center"/>
-            <w:shd w:val="clear" w:color="auto" w:fill="F2F5FA"/>
+            <w:shd w:val="clear" w:color="auto" w:fill="F2F5FA"/>
+            <w:vAlign w:val="center"/>
           </w:tcPr>
           <w:p>
             <w:pPr>
@@ -27099,8 +27099,8 @@
         <w:tc>
           <w:tcPr>
             <w:tcW w:type="dxa" w:w="2451"/>
-            <w:vAlign w:val="center"/>
-            <w:shd w:val="clear" w:color="auto" w:fill="F2F5FA"/>
+            <w:shd w:val="clear" w:color="auto" w:fill="F2F5FA"/>
+            <w:vAlign w:val="center"/>
           </w:tcPr>
           <w:p>
             <w:pPr>
@@ -27119,8 +27119,8 @@
         <w:tc>
           <w:tcPr>
             <w:tcW w:type="dxa" w:w="2025"/>
-            <w:vAlign w:val="center"/>
-            <w:shd w:val="clear" w:color="auto" w:fill="F2F5FA"/>
+            <w:shd w:val="clear" w:color="auto" w:fill="F2F5FA"/>
+            <w:vAlign w:val="center"/>
           </w:tcPr>
           <w:p>
             <w:pPr>
@@ -27139,8 +27139,8 @@
         <w:tc>
           <w:tcPr>
             <w:tcW w:type="dxa" w:w="2131"/>
-            <w:vAlign w:val="center"/>
-            <w:shd w:val="clear" w:color="auto" w:fill="F2F5FA"/>
+            <w:shd w:val="clear" w:color="auto" w:fill="F2F5FA"/>
+            <w:vAlign w:val="center"/>
           </w:tcPr>
           <w:p>
             <w:pPr>
@@ -27159,8 +27159,8 @@
         <w:tc>
           <w:tcPr>
             <w:tcW w:type="dxa" w:w="2345"/>
-            <w:vAlign w:val="center"/>
-            <w:shd w:val="clear" w:color="auto" w:fill="F2F5FA"/>
+            <w:shd w:val="clear" w:color="auto" w:fill="F2F5FA"/>
+            <w:vAlign w:val="center"/>
           </w:tcPr>
           <w:p>
             <w:pPr>
@@ -27179,8 +27179,8 @@
         <w:tc>
           <w:tcPr>
             <w:tcW w:type="dxa" w:w="799"/>
-            <w:vAlign w:val="center"/>
-            <w:shd w:val="clear" w:color="auto" w:fill="F2F5FA"/>
+            <w:shd w:val="clear" w:color="auto" w:fill="F2F5FA"/>
+            <w:vAlign w:val="center"/>
           </w:tcPr>
           <w:p>
             <w:pPr>
@@ -27306,8 +27306,8 @@
         <w:tc>
           <w:tcPr>
             <w:tcW w:type="dxa" w:w="2451"/>
-            <w:vAlign w:val="center"/>
-            <w:shd w:val="clear" w:color="auto" w:fill="F2F5FA"/>
+            <w:shd w:val="clear" w:color="auto" w:fill="F2F5FA"/>
+            <w:vAlign w:val="center"/>
           </w:tcPr>
           <w:p>
             <w:pPr>
@@ -27326,8 +27326,8 @@
         <w:tc>
           <w:tcPr>
             <w:tcW w:type="dxa" w:w="2025"/>
-            <w:vAlign w:val="center"/>
-            <w:shd w:val="clear" w:color="auto" w:fill="F2F5FA"/>
+            <w:shd w:val="clear" w:color="auto" w:fill="F2F5FA"/>
+            <w:vAlign w:val="center"/>
           </w:tcPr>
           <w:p>
             <w:pPr>
@@ -27346,8 +27346,8 @@
         <w:tc>
           <w:tcPr>
             <w:tcW w:type="dxa" w:w="2131"/>
-            <w:vAlign w:val="center"/>
-            <w:shd w:val="clear" w:color="auto" w:fill="F2F5FA"/>
+            <w:shd w:val="clear" w:color="auto" w:fill="F2F5FA"/>
+            <w:vAlign w:val="center"/>
           </w:tcPr>
           <w:p>
             <w:pPr>
@@ -27366,8 +27366,8 @@
         <w:tc>
           <w:tcPr>
             <w:tcW w:type="dxa" w:w="2345"/>
-            <w:vAlign w:val="center"/>
-            <w:shd w:val="clear" w:color="auto" w:fill="F2F5FA"/>
+            <w:shd w:val="clear" w:color="auto" w:fill="F2F5FA"/>
+            <w:vAlign w:val="center"/>
           </w:tcPr>
           <w:p>
             <w:pPr>
@@ -27386,8 +27386,8 @@
         <w:tc>
           <w:tcPr>
             <w:tcW w:type="dxa" w:w="799"/>
-            <w:vAlign w:val="center"/>
-            <w:shd w:val="clear" w:color="auto" w:fill="F2F5FA"/>
+            <w:shd w:val="clear" w:color="auto" w:fill="F2F5FA"/>
+            <w:vAlign w:val="center"/>
           </w:tcPr>
           <w:p>
             <w:pPr>
@@ -27513,8 +27513,8 @@
         <w:tc>
           <w:tcPr>
             <w:tcW w:type="dxa" w:w="2451"/>
-            <w:vAlign w:val="center"/>
-            <w:shd w:val="clear" w:color="auto" w:fill="F2F5FA"/>
+            <w:shd w:val="clear" w:color="auto" w:fill="F2F5FA"/>
+            <w:vAlign w:val="center"/>
           </w:tcPr>
           <w:p>
             <w:pPr>
@@ -27533,8 +27533,8 @@
         <w:tc>
           <w:tcPr>
             <w:tcW w:type="dxa" w:w="2025"/>
-            <w:vAlign w:val="center"/>
-            <w:shd w:val="clear" w:color="auto" w:fill="F2F5FA"/>
+            <w:shd w:val="clear" w:color="auto" w:fill="F2F5FA"/>
+            <w:vAlign w:val="center"/>
           </w:tcPr>
           <w:p>
             <w:pPr>
@@ -27553,8 +27553,8 @@
         <w:tc>
           <w:tcPr>
             <w:tcW w:type="dxa" w:w="2131"/>
-            <w:vAlign w:val="center"/>
-            <w:shd w:val="clear" w:color="auto" w:fill="F2F5FA"/>
+            <w:shd w:val="clear" w:color="auto" w:fill="F2F5FA"/>
+            <w:vAlign w:val="center"/>
           </w:tcPr>
           <w:p>
             <w:pPr>
@@ -27573,8 +27573,8 @@
         <w:tc>
           <w:tcPr>
             <w:tcW w:type="dxa" w:w="2345"/>
-            <w:vAlign w:val="center"/>
-            <w:shd w:val="clear" w:color="auto" w:fill="F2F5FA"/>
+            <w:shd w:val="clear" w:color="auto" w:fill="F2F5FA"/>
+            <w:vAlign w:val="center"/>
           </w:tcPr>
           <w:p>
             <w:pPr>
@@ -27593,8 +27593,8 @@
         <w:tc>
           <w:tcPr>
             <w:tcW w:type="dxa" w:w="799"/>
-            <w:vAlign w:val="center"/>
-            <w:shd w:val="clear" w:color="auto" w:fill="F2F5FA"/>
+            <w:shd w:val="clear" w:color="auto" w:fill="F2F5FA"/>
+            <w:vAlign w:val="center"/>
           </w:tcPr>
           <w:p>
             <w:pPr>
@@ -27720,8 +27720,8 @@
         <w:tc>
           <w:tcPr>
             <w:tcW w:type="dxa" w:w="2451"/>
-            <w:vAlign w:val="center"/>
-            <w:shd w:val="clear" w:color="auto" w:fill="F2F5FA"/>
+            <w:shd w:val="clear" w:color="auto" w:fill="F2F5FA"/>
+            <w:vAlign w:val="center"/>
           </w:tcPr>
           <w:p>
             <w:pPr>
@@ -27740,8 +27740,8 @@
         <w:tc>
           <w:tcPr>
             <w:tcW w:type="dxa" w:w="2025"/>
-            <w:vAlign w:val="center"/>
-            <w:shd w:val="clear" w:color="auto" w:fill="F2F5FA"/>
+            <w:shd w:val="clear" w:color="auto" w:fill="F2F5FA"/>
+            <w:vAlign w:val="center"/>
           </w:tcPr>
           <w:p>
             <w:pPr>
@@ -27760,8 +27760,8 @@
         <w:tc>
           <w:tcPr>
             <w:tcW w:type="dxa" w:w="2131"/>
-            <w:vAlign w:val="center"/>
-            <w:shd w:val="clear" w:color="auto" w:fill="F2F5FA"/>
+            <w:shd w:val="clear" w:color="auto" w:fill="F2F5FA"/>
+            <w:vAlign w:val="center"/>
           </w:tcPr>
           <w:p>
             <w:pPr>
@@ -27780,8 +27780,8 @@
         <w:tc>
           <w:tcPr>
             <w:tcW w:type="dxa" w:w="2345"/>
-            <w:vAlign w:val="center"/>
-            <w:shd w:val="clear" w:color="auto" w:fill="F2F5FA"/>
+            <w:shd w:val="clear" w:color="auto" w:fill="F2F5FA"/>
+            <w:vAlign w:val="center"/>
           </w:tcPr>
           <w:p>
             <w:pPr>
@@ -27800,8 +27800,8 @@
         <w:tc>
           <w:tcPr>
             <w:tcW w:type="dxa" w:w="799"/>
-            <w:vAlign w:val="center"/>
-            <w:shd w:val="clear" w:color="auto" w:fill="F2F5FA"/>
+            <w:shd w:val="clear" w:color="auto" w:fill="F2F5FA"/>
+            <w:vAlign w:val="center"/>
           </w:tcPr>
           <w:p>
             <w:pPr>
@@ -27927,8 +27927,8 @@
         <w:tc>
           <w:tcPr>
             <w:tcW w:type="dxa" w:w="2451"/>
-            <w:vAlign w:val="center"/>
-            <w:shd w:val="clear" w:color="auto" w:fill="F2F5FA"/>
+            <w:shd w:val="clear" w:color="auto" w:fill="F2F5FA"/>
+            <w:vAlign w:val="center"/>
           </w:tcPr>
           <w:p>
             <w:pPr>
@@ -27947,8 +27947,8 @@
         <w:tc>
           <w:tcPr>
             <w:tcW w:type="dxa" w:w="2025"/>
-            <w:vAlign w:val="center"/>
-            <w:shd w:val="clear" w:color="auto" w:fill="F2F5FA"/>
+            <w:shd w:val="clear" w:color="auto" w:fill="F2F5FA"/>
+            <w:vAlign w:val="center"/>
           </w:tcPr>
           <w:p>
             <w:pPr>
@@ -27967,8 +27967,8 @@
         <w:tc>
           <w:tcPr>
             <w:tcW w:type="dxa" w:w="2131"/>
-            <w:vAlign w:val="center"/>
-            <w:shd w:val="clear" w:color="auto" w:fill="F2F5FA"/>
+            <w:shd w:val="clear" w:color="auto" w:fill="F2F5FA"/>
+            <w:vAlign w:val="center"/>
           </w:tcPr>
           <w:p>
             <w:pPr>
@@ -27987,8 +27987,8 @@
         <w:tc>
           <w:tcPr>
             <w:tcW w:type="dxa" w:w="2345"/>
-            <w:vAlign w:val="center"/>
-            <w:shd w:val="clear" w:color="auto" w:fill="F2F5FA"/>
+            <w:shd w:val="clear" w:color="auto" w:fill="F2F5FA"/>
+            <w:vAlign w:val="center"/>
           </w:tcPr>
           <w:p>
             <w:pPr>
@@ -28007,8 +28007,8 @@
         <w:tc>
           <w:tcPr>
             <w:tcW w:type="dxa" w:w="799"/>
-            <w:vAlign w:val="center"/>
-            <w:shd w:val="clear" w:color="auto" w:fill="F2F5FA"/>
+            <w:shd w:val="clear" w:color="auto" w:fill="F2F5FA"/>
+            <w:vAlign w:val="center"/>
           </w:tcPr>
           <w:p>
             <w:pPr>
@@ -28134,8 +28134,8 @@
         <w:tc>
           <w:tcPr>
             <w:tcW w:type="dxa" w:w="2451"/>
-            <w:vAlign w:val="center"/>
-            <w:shd w:val="clear" w:color="auto" w:fill="F2F5FA"/>
+            <w:shd w:val="clear" w:color="auto" w:fill="F2F5FA"/>
+            <w:vAlign w:val="center"/>
           </w:tcPr>
           <w:p>
             <w:pPr>
@@ -28154,8 +28154,8 @@
         <w:tc>
           <w:tcPr>
             <w:tcW w:type="dxa" w:w="2025"/>
-            <w:vAlign w:val="center"/>
-            <w:shd w:val="clear" w:color="auto" w:fill="F2F5FA"/>
+            <w:shd w:val="clear" w:color="auto" w:fill="F2F5FA"/>
+            <w:vAlign w:val="center"/>
           </w:tcPr>
           <w:p>
             <w:pPr>
@@ -28174,8 +28174,8 @@
         <w:tc>
           <w:tcPr>
             <w:tcW w:type="dxa" w:w="2131"/>
-            <w:vAlign w:val="center"/>
-            <w:shd w:val="clear" w:color="auto" w:fill="F2F5FA"/>
+            <w:shd w:val="clear" w:color="auto" w:fill="F2F5FA"/>
+            <w:vAlign w:val="center"/>
           </w:tcPr>
           <w:p>
             <w:pPr>
@@ -28194,8 +28194,8 @@
         <w:tc>
           <w:tcPr>
             <w:tcW w:type="dxa" w:w="2345"/>
-            <w:vAlign w:val="center"/>
-            <w:shd w:val="clear" w:color="auto" w:fill="F2F5FA"/>
+            <w:shd w:val="clear" w:color="auto" w:fill="F2F5FA"/>
+            <w:vAlign w:val="center"/>
           </w:tcPr>
           <w:p>
             <w:pPr>
@@ -28214,8 +28214,8 @@
         <w:tc>
           <w:tcPr>
             <w:tcW w:type="dxa" w:w="799"/>
-            <w:vAlign w:val="center"/>
-            <w:shd w:val="clear" w:color="auto" w:fill="F2F5FA"/>
+            <w:shd w:val="clear" w:color="auto" w:fill="F2F5FA"/>
+            <w:vAlign w:val="center"/>
           </w:tcPr>
           <w:p>
             <w:pPr>
@@ -28341,8 +28341,8 @@
         <w:tc>
           <w:tcPr>
             <w:tcW w:type="dxa" w:w="2451"/>
-            <w:vAlign w:val="center"/>
-            <w:shd w:val="clear" w:color="auto" w:fill="F2F5FA"/>
+            <w:shd w:val="clear" w:color="auto" w:fill="F2F5FA"/>
+            <w:vAlign w:val="center"/>
           </w:tcPr>
           <w:p>
             <w:pPr>
@@ -28361,8 +28361,8 @@
         <w:tc>
           <w:tcPr>
             <w:tcW w:type="dxa" w:w="2025"/>
-            <w:vAlign w:val="center"/>
-            <w:shd w:val="clear" w:color="auto" w:fill="F2F5FA"/>
+            <w:shd w:val="clear" w:color="auto" w:fill="F2F5FA"/>
+            <w:vAlign w:val="center"/>
           </w:tcPr>
           <w:p>
             <w:pPr>
@@ -28381,8 +28381,8 @@
         <w:tc>
           <w:tcPr>
             <w:tcW w:type="dxa" w:w="2131"/>
-            <w:vAlign w:val="center"/>
-            <w:shd w:val="clear" w:color="auto" w:fill="F2F5FA"/>
+            <w:shd w:val="clear" w:color="auto" w:fill="F2F5FA"/>
+            <w:vAlign w:val="center"/>
           </w:tcPr>
           <w:p>
             <w:pPr>
@@ -28401,8 +28401,8 @@
         <w:tc>
           <w:tcPr>
             <w:tcW w:type="dxa" w:w="2345"/>
-            <w:vAlign w:val="center"/>
-            <w:shd w:val="clear" w:color="auto" w:fill="F2F5FA"/>
+            <w:shd w:val="clear" w:color="auto" w:fill="F2F5FA"/>
+            <w:vAlign w:val="center"/>
           </w:tcPr>
           <w:p>
             <w:pPr>
@@ -28421,8 +28421,8 @@
         <w:tc>
           <w:tcPr>
             <w:tcW w:type="dxa" w:w="799"/>
-            <w:vAlign w:val="center"/>
-            <w:shd w:val="clear" w:color="auto" w:fill="F2F5FA"/>
+            <w:shd w:val="clear" w:color="auto" w:fill="F2F5FA"/>
+            <w:vAlign w:val="center"/>
           </w:tcPr>
           <w:p>
             <w:pPr>
@@ -28588,13 +28588,13 @@
         <w:tblStyle w:val="TableGrid"/>
         <w:tblW w:type="auto" w:w="0"/>
         <w:tblLayout w:type="fixed"/>
-        <w:tblLook w:firstColumn="1" w:firstRow="1" w:lastColumn="0" w:lastRow="0" w:noHBand="0" w:noVBand="1" w:val="04A0"/>
         <w:tblCellMar>
           <w:top w:w="34" w:type="dxa"/>
           <w:left w:w="68" w:type="dxa"/>
           <w:bottom w:w="34" w:type="dxa"/>
           <w:right w:w="68" w:type="dxa"/>
         </w:tblCellMar>
+        <w:tblLook w:firstColumn="1" w:firstRow="1" w:lastColumn="0" w:lastRow="0" w:noHBand="0" w:noVBand="1" w:val="04A0"/>
       </w:tblPr>
       <w:tblGrid>
         <w:gridCol w:w="3251"/>
@@ -28608,8 +28608,8 @@
         <w:tc>
           <w:tcPr>
             <w:tcW w:type="dxa" w:w="2268"/>
-            <w:vAlign w:val="center"/>
             <w:shd w:val="clear" w:color="auto" w:fill="1F3864"/>
+            <w:vAlign w:val="center"/>
           </w:tcPr>
           <w:p>
             <w:pPr>
@@ -28630,8 +28630,8 @@
         <w:tc>
           <w:tcPr>
             <w:tcW w:type="dxa" w:w="5216"/>
-            <w:vAlign w:val="center"/>
             <w:shd w:val="clear" w:color="auto" w:fill="1F3864"/>
+            <w:vAlign w:val="center"/>
           </w:tcPr>
           <w:p>
             <w:pPr>
@@ -28652,8 +28652,8 @@
         <w:tc>
           <w:tcPr>
             <w:tcW w:type="dxa" w:w="2268"/>
-            <w:vAlign w:val="center"/>
             <w:shd w:val="clear" w:color="auto" w:fill="1F3864"/>
+            <w:vAlign w:val="center"/>
           </w:tcPr>
           <w:p>
             <w:pPr>
@@ -28741,8 +28741,8 @@
         <w:tc>
           <w:tcPr>
             <w:tcW w:type="dxa" w:w="2268"/>
-            <w:vAlign w:val="center"/>
-            <w:shd w:val="clear" w:color="auto" w:fill="F2F5FA"/>
+            <w:shd w:val="clear" w:color="auto" w:fill="F2F5FA"/>
+            <w:vAlign w:val="center"/>
           </w:tcPr>
           <w:p>
             <w:pPr>
@@ -28761,8 +28761,8 @@
         <w:tc>
           <w:tcPr>
             <w:tcW w:type="dxa" w:w="5216"/>
-            <w:vAlign w:val="center"/>
-            <w:shd w:val="clear" w:color="auto" w:fill="F2F5FA"/>
+            <w:shd w:val="clear" w:color="auto" w:fill="F2F5FA"/>
+            <w:vAlign w:val="center"/>
           </w:tcPr>
           <w:p>
             <w:pPr>
@@ -28781,8 +28781,8 @@
         <w:tc>
           <w:tcPr>
             <w:tcW w:type="dxa" w:w="2268"/>
-            <w:vAlign w:val="center"/>
-            <w:shd w:val="clear" w:color="auto" w:fill="F2F5FA"/>
+            <w:shd w:val="clear" w:color="auto" w:fill="F2F5FA"/>
+            <w:vAlign w:val="center"/>
           </w:tcPr>
           <w:p>
             <w:pPr>
@@ -28868,8 +28868,8 @@
         <w:tc>
           <w:tcPr>
             <w:tcW w:type="dxa" w:w="2268"/>
-            <w:vAlign w:val="center"/>
-            <w:shd w:val="clear" w:color="auto" w:fill="F2F5FA"/>
+            <w:shd w:val="clear" w:color="auto" w:fill="F2F5FA"/>
+            <w:vAlign w:val="center"/>
           </w:tcPr>
           <w:p>
             <w:pPr>
@@ -28888,8 +28888,8 @@
         <w:tc>
           <w:tcPr>
             <w:tcW w:type="dxa" w:w="5216"/>
-            <w:vAlign w:val="center"/>
-            <w:shd w:val="clear" w:color="auto" w:fill="F2F5FA"/>
+            <w:shd w:val="clear" w:color="auto" w:fill="F2F5FA"/>
+            <w:vAlign w:val="center"/>
           </w:tcPr>
           <w:p>
             <w:pPr>
@@ -28908,8 +28908,8 @@
         <w:tc>
           <w:tcPr>
             <w:tcW w:type="dxa" w:w="2268"/>
-            <w:vAlign w:val="center"/>
-            <w:shd w:val="clear" w:color="auto" w:fill="F2F5FA"/>
+            <w:shd w:val="clear" w:color="auto" w:fill="F2F5FA"/>
+            <w:vAlign w:val="center"/>
           </w:tcPr>
           <w:p>
             <w:pPr>

--- a/output/第10期計画_介護高齢者福祉サービスガイド_構成案.docx
+++ b/output/第10期計画_介護高齢者福祉サービスガイド_構成案.docx
@@ -530,6 +530,19 @@
           <w:sz w:val="17"/>
         </w:rPr>
         <w:t>【編集メモ】3町の高齢者福祉サービスと社会福祉協議会のサービスは、「広域連合において行うべき事業の優先順位」の事業No.14の照会により内容が確定します。照会様式は本書の項目立てに合わせます。</w:t>
+      </w:r>
+    </w:p>
+    <w:p>
+      <w:pPr>
+        <w:ind w:left="227"/>
+      </w:pPr>
+      <w:r>
+        <w:rPr>
+          <w:rFonts w:ascii="游ゴシック" w:hAnsi="游ゴシック" w:eastAsia="游ゴシック"/>
+          <w:color w:val="595959"/>
+          <w:sz w:val="17"/>
+        </w:rPr>
+        <w:t>【編集メモ】掲載する事業所の範囲は、北海道の指定事業所一覧（編集の時点で最新のもの）によります。本書の原案は社会資源一覧（令和8年8月20日受領）によっており、北海道の一覧にのみあるもの（居宅介護支援2事業所・認知症対応型共同生活介護1事業所）と、社会資源一覧にのみあるもの（訪問看護1事業所）があります。いずれかが誤っているのではなく、時点と把握の範囲の違いによるものです（計画素案 第2章第3節2の注）。配布用の冊子を作る際は、編集の時点の指定事業所一覧により全件を洗い直します。居宅療養管理指導は医科・歯科・薬局のみなし指定であり名簿に現れないため、「区域内の各病院・歯科医院・薬局」の形で記載します。</w:t>
       </w:r>
     </w:p>
     <w:p>
